--- a/assets/cv/Curriculum Vitae_Fujiang Ji.docx
+++ b/assets/cv/Curriculum Vitae_Fujiang Ji.docx
@@ -499,7 +499,7 @@
           <w:right w:val="nil"/>
           <w:between w:val="nil"/>
         </w:pBdr>
-        <w:spacing w:before="240" w:after="120" w:line="400" w:lineRule="atLeast"/>
+        <w:spacing w:before="240" w:after="120" w:line="420" w:lineRule="atLeast"/>
         <w:ind w:left="641" w:hanging="641"/>
         <w:jc w:val="left"/>
         <w:rPr>
@@ -525,7 +525,7 @@
     </w:p>
     <w:p>
       <w:pPr>
-        <w:spacing w:line="400" w:lineRule="atLeast"/>
+        <w:spacing w:line="420" w:lineRule="atLeast"/>
         <w:rPr>
           <w:rFonts w:ascii="Times New Roman" w:eastAsia="Calibri" w:hAnsi="Times New Roman" w:cs="Times New Roman"/>
         </w:rPr>
@@ -548,7 +548,7 @@
           <w:right w:val="nil"/>
           <w:between w:val="nil"/>
         </w:pBdr>
-        <w:spacing w:before="120" w:after="120" w:line="400" w:lineRule="atLeast"/>
+        <w:spacing w:before="120" w:after="120" w:line="420" w:lineRule="atLeast"/>
         <w:ind w:left="641" w:hanging="641"/>
         <w:jc w:val="left"/>
         <w:rPr>
@@ -585,7 +585,7 @@
           <w:right w:val="nil"/>
           <w:between w:val="nil"/>
         </w:pBdr>
-        <w:spacing w:before="40" w:after="40" w:line="400" w:lineRule="atLeast"/>
+        <w:spacing w:before="40" w:after="40" w:line="420" w:lineRule="atLeast"/>
         <w:rPr>
           <w:rFonts w:ascii="Times New Roman" w:eastAsia="Calibri" w:hAnsi="Times New Roman" w:cs="Times New Roman"/>
           <w:color w:val="000000"/>
@@ -683,7 +683,7 @@
           <w:right w:val="nil"/>
           <w:between w:val="nil"/>
         </w:pBdr>
-        <w:spacing w:before="40" w:after="40" w:line="400" w:lineRule="atLeast"/>
+        <w:spacing w:before="40" w:after="40" w:line="420" w:lineRule="atLeast"/>
         <w:ind w:left="576"/>
         <w:rPr>
           <w:rFonts w:ascii="Times New Roman" w:eastAsia="Calibri" w:hAnsi="Times New Roman" w:cs="Times New Roman"/>
@@ -743,7 +743,7 @@
           <w:right w:val="nil"/>
           <w:between w:val="nil"/>
         </w:pBdr>
-        <w:spacing w:before="40" w:after="40" w:line="400" w:lineRule="atLeast"/>
+        <w:spacing w:before="40" w:after="40" w:line="420" w:lineRule="atLeast"/>
         <w:rPr>
           <w:rFonts w:ascii="Times New Roman" w:eastAsia="Calibri" w:hAnsi="Times New Roman" w:cs="Times New Roman"/>
           <w:color w:val="000000"/>
@@ -835,7 +835,7 @@
     </w:p>
     <w:p>
       <w:pPr>
-        <w:spacing w:before="40" w:after="40" w:line="400" w:lineRule="atLeast"/>
+        <w:spacing w:before="40" w:after="40" w:line="420" w:lineRule="atLeast"/>
         <w:ind w:left="576"/>
         <w:rPr>
           <w:rFonts w:ascii="Times New Roman" w:eastAsia="Calibri" w:hAnsi="Times New Roman" w:cs="Times New Roman"/>
@@ -876,7 +876,7 @@
           <w:right w:val="nil"/>
           <w:between w:val="nil"/>
         </w:pBdr>
-        <w:spacing w:before="40" w:after="40" w:line="400" w:lineRule="atLeast"/>
+        <w:spacing w:before="40" w:after="40" w:line="420" w:lineRule="atLeast"/>
         <w:rPr>
           <w:rFonts w:ascii="Times New Roman" w:eastAsia="Calibri" w:hAnsi="Times New Roman" w:cs="Times New Roman"/>
           <w:color w:val="000000"/>
@@ -976,6 +976,255 @@
           <w:szCs w:val="24"/>
         </w:rPr>
         <w:t>2018.</w:t>
+      </w:r>
+    </w:p>
+    <w:p>
+      <w:pPr>
+        <w:pBdr>
+          <w:top w:val="nil"/>
+          <w:left w:val="nil"/>
+          <w:bottom w:val="nil"/>
+          <w:right w:val="nil"/>
+          <w:between w:val="nil"/>
+        </w:pBdr>
+        <w:spacing w:before="120" w:after="120" w:line="420" w:lineRule="atLeast"/>
+        <w:ind w:left="641" w:hanging="641"/>
+        <w:jc w:val="left"/>
+        <w:rPr>
+          <w:rFonts w:ascii="Times New Roman" w:eastAsia="Calibri" w:hAnsi="Times New Roman" w:cs="Times New Roman"/>
+          <w:b/>
+          <w:color w:val="000000" w:themeColor="text1"/>
+          <w:sz w:val="28"/>
+          <w:szCs w:val="28"/>
+          <w:u w:val="single"/>
+        </w:rPr>
+      </w:pPr>
+      <w:r>
+        <w:rPr>
+          <w:rFonts w:ascii="Times New Roman" w:eastAsia="Calibri" w:hAnsi="Times New Roman" w:cs="Times New Roman"/>
+          <w:b/>
+          <w:color w:val="000000" w:themeColor="text1"/>
+          <w:sz w:val="28"/>
+          <w:szCs w:val="28"/>
+          <w:u w:val="single"/>
+        </w:rPr>
+        <w:t>Academi</w:t>
+      </w:r>
+      <w:r>
+        <w:rPr>
+          <w:rFonts w:ascii="Times New Roman" w:eastAsia="Calibri" w:hAnsi="Times New Roman" w:cs="Times New Roman"/>
+          <w:b/>
+          <w:color w:val="000000" w:themeColor="text1"/>
+          <w:sz w:val="28"/>
+          <w:szCs w:val="28"/>
+          <w:u w:val="single"/>
+        </w:rPr>
+        <w:t>c A</w:t>
+      </w:r>
+      <w:r>
+        <w:rPr>
+          <w:rFonts w:ascii="Times New Roman" w:eastAsia="Calibri" w:hAnsi="Times New Roman" w:cs="Times New Roman"/>
+          <w:b/>
+          <w:color w:val="000000" w:themeColor="text1"/>
+          <w:sz w:val="28"/>
+          <w:szCs w:val="28"/>
+          <w:u w:val="single"/>
+        </w:rPr>
+        <w:t>ppointments</w:t>
+      </w:r>
+    </w:p>
+    <w:p>
+      <w:pPr>
+        <w:numPr>
+          <w:ilvl w:val="0"/>
+          <w:numId w:val="5"/>
+        </w:numPr>
+        <w:pBdr>
+          <w:top w:val="nil"/>
+          <w:left w:val="nil"/>
+          <w:bottom w:val="nil"/>
+          <w:right w:val="nil"/>
+          <w:between w:val="nil"/>
+        </w:pBdr>
+        <w:spacing w:before="40" w:after="40" w:line="420" w:lineRule="atLeast"/>
+        <w:rPr>
+          <w:rFonts w:ascii="Times New Roman" w:eastAsia="Calibri" w:hAnsi="Times New Roman" w:cs="Times New Roman"/>
+          <w:bCs/>
+          <w:color w:val="000000"/>
+          <w:sz w:val="24"/>
+          <w:szCs w:val="24"/>
+        </w:rPr>
+      </w:pPr>
+      <w:r>
+        <w:rPr>
+          <w:rFonts w:ascii="Times New Roman" w:eastAsia="Calibri" w:hAnsi="Times New Roman" w:cs="Times New Roman"/>
+          <w:b/>
+          <w:color w:val="000000"/>
+          <w:sz w:val="24"/>
+          <w:szCs w:val="24"/>
+        </w:rPr>
+        <w:t>Postdoctoral Research Associate</w:t>
+      </w:r>
+      <w:r>
+        <w:rPr>
+          <w:rFonts w:ascii="Times New Roman" w:eastAsia="Calibri" w:hAnsi="Times New Roman" w:cs="Times New Roman"/>
+          <w:b/>
+          <w:color w:val="000000"/>
+          <w:sz w:val="24"/>
+          <w:szCs w:val="24"/>
+        </w:rPr>
+        <w:t xml:space="preserve">, </w:t>
+      </w:r>
+      <w:r>
+        <w:rPr>
+          <w:rFonts w:ascii="Times New Roman" w:eastAsia="Calibri" w:hAnsi="Times New Roman" w:cs="Times New Roman"/>
+          <w:bCs/>
+          <w:color w:val="000000"/>
+          <w:sz w:val="24"/>
+          <w:szCs w:val="24"/>
+        </w:rPr>
+        <w:t>School of Natural Resources and the Environment, University of Arizona</w:t>
+      </w:r>
+      <w:r>
+        <w:rPr>
+          <w:rFonts w:ascii="Times New Roman" w:eastAsia="Calibri" w:hAnsi="Times New Roman" w:cs="Times New Roman"/>
+          <w:bCs/>
+          <w:color w:val="000000"/>
+          <w:sz w:val="24"/>
+          <w:szCs w:val="24"/>
+        </w:rPr>
+        <w:t>, Tucson, AZ, USA</w:t>
+      </w:r>
+      <w:r>
+        <w:rPr>
+          <w:rFonts w:ascii="Times New Roman" w:eastAsia="Calibri" w:hAnsi="Times New Roman" w:cs="Times New Roman"/>
+          <w:bCs/>
+          <w:color w:val="000000"/>
+          <w:sz w:val="24"/>
+          <w:szCs w:val="24"/>
+        </w:rPr>
+        <w:t xml:space="preserve">, January 2026 </w:t>
+      </w:r>
+      <w:r>
+        <w:rPr>
+          <w:rFonts w:ascii="Times New Roman" w:eastAsia="Calibri" w:hAnsi="Times New Roman" w:cs="Times New Roman"/>
+          <w:color w:val="000000"/>
+          <w:sz w:val="24"/>
+          <w:szCs w:val="24"/>
+        </w:rPr>
+        <w:t>—</w:t>
+      </w:r>
+      <w:r>
+        <w:rPr>
+          <w:rFonts w:ascii="Times New Roman" w:eastAsia="Calibri" w:hAnsi="Times New Roman" w:cs="Times New Roman"/>
+          <w:color w:val="000000"/>
+          <w:sz w:val="24"/>
+          <w:szCs w:val="24"/>
+        </w:rPr>
+        <w:t xml:space="preserve"> Present.</w:t>
+      </w:r>
+    </w:p>
+    <w:p>
+      <w:pPr>
+        <w:numPr>
+          <w:ilvl w:val="0"/>
+          <w:numId w:val="5"/>
+        </w:numPr>
+        <w:pBdr>
+          <w:top w:val="nil"/>
+          <w:left w:val="nil"/>
+          <w:bottom w:val="nil"/>
+          <w:right w:val="nil"/>
+          <w:between w:val="nil"/>
+        </w:pBdr>
+        <w:spacing w:before="40" w:after="40" w:line="420" w:lineRule="atLeast"/>
+        <w:rPr>
+          <w:rFonts w:ascii="Times New Roman" w:eastAsia="Calibri" w:hAnsi="Times New Roman" w:cs="Times New Roman"/>
+          <w:b/>
+          <w:color w:val="000000"/>
+          <w:sz w:val="24"/>
+          <w:szCs w:val="24"/>
+        </w:rPr>
+      </w:pPr>
+      <w:r>
+        <w:rPr>
+          <w:rFonts w:ascii="Times New Roman" w:eastAsia="Calibri" w:hAnsi="Times New Roman" w:cs="Times New Roman"/>
+          <w:b/>
+          <w:bCs/>
+          <w:color w:val="000000"/>
+          <w:sz w:val="24"/>
+          <w:szCs w:val="24"/>
+        </w:rPr>
+        <w:t>Research Assistant,</w:t>
+      </w:r>
+      <w:r>
+        <w:rPr>
+          <w:rFonts w:ascii="Times New Roman" w:eastAsia="Calibri" w:hAnsi="Times New Roman" w:cs="Times New Roman"/>
+          <w:color w:val="000000"/>
+          <w:sz w:val="24"/>
+          <w:szCs w:val="24"/>
+        </w:rPr>
+        <w:t xml:space="preserve"> </w:t>
+      </w:r>
+      <w:r>
+        <w:rPr>
+          <w:rFonts w:ascii="Times New Roman" w:eastAsia="Calibri" w:hAnsi="Times New Roman" w:cs="Times New Roman"/>
+          <w:color w:val="000000"/>
+          <w:sz w:val="24"/>
+          <w:szCs w:val="24"/>
+        </w:rPr>
+        <w:t>Department of Forest and Wildlife Ecology, University of Wisconsin-Madison, WI, USA,</w:t>
+      </w:r>
+      <w:r>
+        <w:rPr>
+          <w:rFonts w:ascii="Times New Roman" w:eastAsia="Calibri" w:hAnsi="Times New Roman" w:cs="Times New Roman"/>
+          <w:color w:val="000000"/>
+          <w:sz w:val="24"/>
+          <w:szCs w:val="24"/>
+        </w:rPr>
+        <w:t xml:space="preserve"> </w:t>
+      </w:r>
+      <w:r>
+        <w:rPr>
+          <w:rFonts w:ascii="Times New Roman" w:eastAsia="Calibri" w:hAnsi="Times New Roman" w:cs="Times New Roman"/>
+          <w:sz w:val="24"/>
+          <w:szCs w:val="24"/>
+        </w:rPr>
+        <w:t>September</w:t>
+      </w:r>
+      <w:r>
+        <w:rPr>
+          <w:rFonts w:ascii="Times New Roman" w:eastAsia="Calibri" w:hAnsi="Times New Roman" w:cs="Times New Roman"/>
+          <w:sz w:val="24"/>
+          <w:szCs w:val="24"/>
+        </w:rPr>
+        <w:t xml:space="preserve"> </w:t>
+      </w:r>
+      <w:r>
+        <w:rPr>
+          <w:rFonts w:ascii="Times New Roman" w:eastAsia="Calibri" w:hAnsi="Times New Roman" w:cs="Times New Roman"/>
+          <w:color w:val="000000"/>
+          <w:sz w:val="24"/>
+          <w:szCs w:val="24"/>
+        </w:rPr>
+        <w:t>2021—</w:t>
+      </w:r>
+      <w:r>
+        <w:rPr>
+          <w:rFonts w:ascii="Times New Roman" w:eastAsia="Calibri" w:hAnsi="Times New Roman" w:cs="Times New Roman"/>
+          <w:sz w:val="24"/>
+          <w:szCs w:val="24"/>
+        </w:rPr>
+        <w:t xml:space="preserve"> December 2025</w:t>
+      </w:r>
+      <w:r>
+        <w:rPr>
+          <w:rFonts w:ascii="Times New Roman" w:eastAsia="Calibri" w:hAnsi="Times New Roman" w:cs="Times New Roman"/>
+          <w:color w:val="000000"/>
+          <w:sz w:val="24"/>
+          <w:szCs w:val="24"/>
+        </w:rPr>
+        <w:t>.</w:t>
       </w:r>
     </w:p>
     <w:p>
@@ -1008,6 +1257,7 @@
           <w:szCs w:val="28"/>
           <w:u w:val="single"/>
         </w:rPr>
+        <w:lastRenderedPageBreak/>
         <w:t>Journal Articles</w:t>
       </w:r>
     </w:p>
@@ -1028,6 +1278,48 @@
           <w:szCs w:val="22"/>
         </w:rPr>
         <w:t>PEER-REVIEWED PAPERS</w:t>
+      </w:r>
+      <w:r>
+        <w:rPr>
+          <w:rFonts w:ascii="Times New Roman" w:eastAsia="Calibri" w:hAnsi="Times New Roman" w:cs="Times New Roman"/>
+          <w:b/>
+          <w:i/>
+          <w:sz w:val="22"/>
+          <w:szCs w:val="22"/>
+        </w:rPr>
+        <w:t xml:space="preserve"> (</w:t>
+      </w:r>
+      <w:r>
+        <w:rPr>
+          <w:rFonts w:ascii="Times New Roman" w:eastAsia="Calibri" w:hAnsi="Times New Roman" w:cs="Times New Roman"/>
+          <w:b/>
+          <w:color w:val="000000"/>
+          <w:sz w:val="24"/>
+          <w:szCs w:val="24"/>
+        </w:rPr>
+        <w:t xml:space="preserve">* </w:t>
+      </w:r>
+      <w:r>
+        <w:rPr>
+          <w:rFonts w:ascii="Times New Roman" w:eastAsia="Calibri" w:hAnsi="Times New Roman" w:cs="Times New Roman"/>
+          <w:b/>
+          <w:i/>
+          <w:iCs/>
+          <w:color w:val="000000"/>
+          <w:sz w:val="24"/>
+          <w:szCs w:val="24"/>
+        </w:rPr>
+        <w:t>indicate corresponding author</w:t>
+      </w:r>
+      <w:r>
+        <w:rPr>
+          <w:rFonts w:ascii="Times New Roman" w:eastAsia="Calibri" w:hAnsi="Times New Roman" w:cs="Times New Roman"/>
+          <w:b/>
+          <w:i/>
+          <w:sz w:val="22"/>
+          <w:szCs w:val="22"/>
+        </w:rPr>
+        <w:t>)</w:t>
       </w:r>
     </w:p>
     <w:p>
@@ -1043,6 +1335,94 @@
       </w:pPr>
       <w:r>
         <w:rPr>
+          <w:rFonts w:ascii="Times New Roman" w:eastAsia="Calibri" w:hAnsi="Times New Roman" w:cs="Times New Roman" w:hint="eastAsia"/>
+        </w:rPr>
+        <w:t xml:space="preserve">Wang, W.; Lu, B.; Li Y.; </w:t>
+      </w:r>
+      <w:r>
+        <w:rPr>
+          <w:rFonts w:ascii="Times New Roman" w:eastAsia="Calibri" w:hAnsi="Times New Roman" w:cs="Times New Roman" w:hint="eastAsia"/>
+          <w:b/>
+          <w:color w:val="000000"/>
+          <w:sz w:val="24"/>
+          <w:szCs w:val="24"/>
+        </w:rPr>
+        <w:t>Ji, F.</w:t>
+      </w:r>
+      <w:r>
+        <w:rPr>
+          <w:rFonts w:ascii="Times New Roman" w:eastAsia="Calibri" w:hAnsi="Times New Roman" w:cs="Times New Roman"/>
+          <w:b/>
+          <w:color w:val="000000"/>
+          <w:sz w:val="24"/>
+          <w:szCs w:val="24"/>
+          <w:vertAlign w:val="superscript"/>
+        </w:rPr>
+        <w:t>*</w:t>
+      </w:r>
+      <w:r>
+        <w:rPr>
+          <w:rFonts w:ascii="Times New Roman" w:eastAsia="Calibri" w:hAnsi="Times New Roman" w:cs="Times New Roman" w:hint="eastAsia"/>
+        </w:rPr>
+        <w:t xml:space="preserve"> </w:t>
+      </w:r>
+      <w:r>
+        <w:rPr>
+          <w:rFonts w:ascii="Times New Roman" w:eastAsia="Calibri" w:hAnsi="Times New Roman" w:cs="Times New Roman"/>
+        </w:rPr>
+        <w:t>A Quantitative Assessment of the Inconsistency Between Waterbody Segmentation and Shoreline Positioning in Deep Learning Models</w:t>
+      </w:r>
+      <w:r>
+        <w:rPr>
+          <w:rFonts w:ascii="Times New Roman" w:eastAsia="Calibri" w:hAnsi="Times New Roman" w:cs="Times New Roman"/>
+        </w:rPr>
+        <w:t xml:space="preserve">, </w:t>
+      </w:r>
+      <w:r>
+        <w:rPr>
+          <w:rFonts w:ascii="Times New Roman" w:eastAsia="Calibri" w:hAnsi="Times New Roman" w:cs="Times New Roman"/>
+          <w:b/>
+          <w:bCs/>
+          <w:i/>
+          <w:iCs/>
+        </w:rPr>
+        <w:t>Geomatics</w:t>
+      </w:r>
+      <w:r>
+        <w:rPr>
+          <w:rFonts w:ascii="Times New Roman" w:eastAsia="Calibri" w:hAnsi="Times New Roman" w:cs="Times New Roman"/>
+        </w:rPr>
+        <w:t xml:space="preserve">, 6(1), 21. </w:t>
+      </w:r>
+      <w:hyperlink r:id="rId15" w:history="1">
+        <w:r>
+          <w:rPr>
+            <w:rStyle w:val="Hyperlink"/>
+            <w:rFonts w:ascii="Times New Roman" w:eastAsia="Calibri" w:hAnsi="Times New Roman" w:cs="Times New Roman"/>
+          </w:rPr>
+          <w:t>https://doi.org/10.3390/geomatics6010021</w:t>
+        </w:r>
+      </w:hyperlink>
+      <w:r>
+        <w:rPr>
+          <w:rFonts w:ascii="Times New Roman" w:eastAsia="Calibri" w:hAnsi="Times New Roman" w:cs="Times New Roman"/>
+        </w:rPr>
+        <w:t xml:space="preserve"> </w:t>
+      </w:r>
+    </w:p>
+    <w:p>
+      <w:pPr>
+        <w:numPr>
+          <w:ilvl w:val="0"/>
+          <w:numId w:val="6"/>
+        </w:numPr>
+        <w:spacing w:line="400" w:lineRule="atLeast"/>
+        <w:rPr>
+          <w:rFonts w:ascii="Times New Roman" w:eastAsia="Calibri" w:hAnsi="Times New Roman" w:cs="Times New Roman"/>
+        </w:rPr>
+      </w:pPr>
+      <w:r>
+        <w:rPr>
           <w:rFonts w:ascii="Times New Roman" w:eastAsia="Calibri" w:hAnsi="Times New Roman" w:cs="Times New Roman"/>
           <w:b/>
           <w:color w:val="000000"/>
@@ -1145,7 +1525,7 @@
         </w:rPr>
         <w:t xml:space="preserve">115149. </w:t>
       </w:r>
-      <w:hyperlink r:id="rId15" w:history="1">
+      <w:hyperlink r:id="rId16" w:history="1">
         <w:r>
           <w:rPr>
             <w:rStyle w:val="Hyperlink"/>
@@ -1180,7 +1560,6 @@
           <w:sz w:val="24"/>
           <w:szCs w:val="24"/>
         </w:rPr>
-        <w:lastRenderedPageBreak/>
         <w:t>Ji, F.;</w:t>
       </w:r>
       <w:r>
@@ -1217,7 +1596,7 @@
         </w:rPr>
         <w:t xml:space="preserve"> </w:t>
       </w:r>
-      <w:hyperlink r:id="rId16" w:history="1">
+      <w:hyperlink r:id="rId17" w:history="1">
         <w:r>
           <w:rPr>
             <w:rStyle w:val="Hyperlink"/>
@@ -1259,6 +1638,17 @@
       <w:r>
         <w:rPr>
           <w:rFonts w:ascii="Times New Roman" w:eastAsia="Calibri" w:hAnsi="Times New Roman" w:cs="Times New Roman"/>
+          <w:b/>
+          <w:color w:val="000000"/>
+          <w:sz w:val="24"/>
+          <w:szCs w:val="24"/>
+          <w:vertAlign w:val="superscript"/>
+        </w:rPr>
+        <w:t>*</w:t>
+      </w:r>
+      <w:r>
+        <w:rPr>
+          <w:rFonts w:ascii="Times New Roman" w:eastAsia="Calibri" w:hAnsi="Times New Roman" w:cs="Times New Roman"/>
           <w:color w:val="000000"/>
           <w:sz w:val="24"/>
           <w:szCs w:val="24"/>
@@ -1378,7 +1768,7 @@
         </w:rPr>
         <w:t xml:space="preserve"> </w:t>
       </w:r>
-      <w:hyperlink r:id="rId17">
+      <w:hyperlink r:id="rId18">
         <w:r>
           <w:rPr>
             <w:rFonts w:ascii="Times New Roman" w:eastAsia="Calibri" w:hAnsi="Times New Roman" w:cs="Times New Roman"/>
@@ -1484,7 +1874,7 @@
         </w:rPr>
         <w:t xml:space="preserve">, 2021, PP (99): 1-14. </w:t>
       </w:r>
-      <w:hyperlink r:id="rId18">
+      <w:hyperlink r:id="rId19">
         <w:r>
           <w:rPr>
             <w:rFonts w:ascii="Times New Roman" w:eastAsia="Calibri" w:hAnsi="Times New Roman" w:cs="Times New Roman"/>
@@ -1563,7 +1953,7 @@
         </w:rPr>
         <w:t xml:space="preserve">, 2020, 35(2): 406-415. (In Chinese with English Abstract). </w:t>
       </w:r>
-      <w:hyperlink r:id="rId19">
+      <w:hyperlink r:id="rId20">
         <w:r>
           <w:rPr>
             <w:rFonts w:ascii="Times New Roman" w:eastAsia="Calibri" w:hAnsi="Times New Roman" w:cs="Times New Roman"/>
@@ -1636,7 +2026,7 @@
         </w:rPr>
         <w:t xml:space="preserve"> 2025, 317, 114492. </w:t>
       </w:r>
-      <w:hyperlink r:id="rId20" w:history="1">
+      <w:hyperlink r:id="rId21" w:history="1">
         <w:r>
           <w:rPr>
             <w:rStyle w:val="Hyperlink"/>
@@ -1722,7 +2112,7 @@
         </w:rPr>
         <w:t xml:space="preserve">, 2024. </w:t>
       </w:r>
-      <w:hyperlink r:id="rId21">
+      <w:hyperlink r:id="rId22">
         <w:r>
           <w:rPr>
             <w:rFonts w:ascii="Times New Roman" w:eastAsia="Calibri" w:hAnsi="Times New Roman" w:cs="Times New Roman"/>
@@ -1845,7 +2235,7 @@
         </w:rPr>
         <w:t xml:space="preserve"> </w:t>
       </w:r>
-      <w:hyperlink r:id="rId22">
+      <w:hyperlink r:id="rId23">
         <w:r>
           <w:rPr>
             <w:rFonts w:ascii="Times New Roman" w:eastAsia="Calibri" w:hAnsi="Times New Roman" w:cs="Times New Roman"/>
@@ -1861,7 +2251,7 @@
         </w:rPr>
         <w:t xml:space="preserve"> [</w:t>
       </w:r>
-      <w:hyperlink r:id="rId23" w:history="1">
+      <w:hyperlink r:id="rId24" w:history="1">
         <w:r>
           <w:rPr>
             <w:rStyle w:val="Hyperlink"/>
@@ -1876,7 +2266,7 @@
         </w:rPr>
         <w:t xml:space="preserve">, </w:t>
       </w:r>
-      <w:hyperlink r:id="rId24" w:history="1">
+      <w:hyperlink r:id="rId25" w:history="1">
         <w:r>
           <w:rPr>
             <w:rStyle w:val="Hyperlink"/>
@@ -1891,7 +2281,7 @@
         </w:rPr>
         <w:t xml:space="preserve">, </w:t>
       </w:r>
-      <w:hyperlink r:id="rId25" w:history="1">
+      <w:hyperlink r:id="rId26" w:history="1">
         <w:r>
           <w:rPr>
             <w:rStyle w:val="Hyperlink"/>
@@ -1906,7 +2296,7 @@
         </w:rPr>
         <w:t xml:space="preserve">, </w:t>
       </w:r>
-      <w:hyperlink r:id="rId26" w:history="1">
+      <w:hyperlink r:id="rId27" w:history="1">
         <w:r>
           <w:rPr>
             <w:rStyle w:val="Hyperlink"/>
@@ -1921,7 +2311,7 @@
         </w:rPr>
         <w:t xml:space="preserve">, </w:t>
       </w:r>
-      <w:hyperlink r:id="rId27" w:history="1">
+      <w:hyperlink r:id="rId28" w:history="1">
         <w:r>
           <w:rPr>
             <w:rStyle w:val="Hyperlink"/>
@@ -1936,7 +2326,7 @@
         </w:rPr>
         <w:t xml:space="preserve">, </w:t>
       </w:r>
-      <w:hyperlink r:id="rId28" w:history="1">
+      <w:hyperlink r:id="rId29" w:history="1">
         <w:r>
           <w:rPr>
             <w:rStyle w:val="Hyperlink"/>
@@ -2013,7 +2403,7 @@
         </w:rPr>
         <w:t xml:space="preserve">. 2019, 9, 1459.2. </w:t>
       </w:r>
-      <w:hyperlink r:id="rId29">
+      <w:hyperlink r:id="rId30">
         <w:r>
           <w:rPr>
             <w:rFonts w:ascii="Times New Roman" w:eastAsia="Calibri" w:hAnsi="Times New Roman" w:cs="Times New Roman"/>
@@ -2112,7 +2502,7 @@
         </w:rPr>
         <w:t xml:space="preserve">1403-1418. (In Chinese with English Abstract). </w:t>
       </w:r>
-      <w:hyperlink r:id="rId30">
+      <w:hyperlink r:id="rId31">
         <w:r>
           <w:rPr>
             <w:rFonts w:ascii="Times New Roman" w:eastAsia="Calibri" w:hAnsi="Times New Roman" w:cs="Times New Roman"/>
@@ -2223,7 +2613,7 @@
         </w:rPr>
         <w:t xml:space="preserve">, 2021(5). </w:t>
       </w:r>
-      <w:hyperlink r:id="rId31">
+      <w:hyperlink r:id="rId32">
         <w:r>
           <w:rPr>
             <w:rFonts w:ascii="Times New Roman" w:eastAsia="Calibri" w:hAnsi="Times New Roman" w:cs="Times New Roman"/>
@@ -2259,7 +2649,6 @@
           <w:rFonts w:ascii="Times New Roman" w:eastAsia="Calibri" w:hAnsi="Times New Roman" w:cs="Times New Roman"/>
           <w:color w:val="000000"/>
         </w:rPr>
-        <w:lastRenderedPageBreak/>
         <w:t xml:space="preserve">Zhang, S.; Dai, X.; Li, J.; Gao, X.; Zhang, F.; Gong, F.; Lu, H.; Wang, M.; </w:t>
       </w:r>
       <w:r>
@@ -2322,7 +2711,7 @@
         </w:rPr>
         <w:t xml:space="preserve">, 2022 1–23. </w:t>
       </w:r>
-      <w:hyperlink r:id="rId32">
+      <w:hyperlink r:id="rId33">
         <w:r>
           <w:rPr>
             <w:rFonts w:ascii="Times New Roman" w:eastAsia="Calibri" w:hAnsi="Times New Roman" w:cs="Times New Roman"/>
@@ -2979,7 +3368,15 @@
           <w:rFonts w:ascii="Times New Roman" w:eastAsia="Calibri" w:hAnsi="Times New Roman" w:cs="Times New Roman"/>
           <w:bCs/>
         </w:rPr>
-        <w:t xml:space="preserve"> Bryson Scholarship Poster Session, University of Wisconsin-Madison (Madison, U.S., </w:t>
+        <w:t xml:space="preserve"> Bryson Scholarship Poster Session, University </w:t>
+      </w:r>
+      <w:r>
+        <w:rPr>
+          <w:rFonts w:ascii="Times New Roman" w:eastAsia="Calibri" w:hAnsi="Times New Roman" w:cs="Times New Roman"/>
+          <w:bCs/>
+        </w:rPr>
+        <w:lastRenderedPageBreak/>
+        <w:t xml:space="preserve">of Wisconsin-Madison (Madison, U.S., </w:t>
       </w:r>
       <w:r>
         <w:rPr>
@@ -3358,7 +3755,6 @@
           <w:rFonts w:ascii="Times New Roman" w:eastAsia="Calibri" w:hAnsi="Times New Roman" w:cs="Times New Roman"/>
           <w:color w:val="000000"/>
         </w:rPr>
-        <w:lastRenderedPageBreak/>
         <w:t>Dashti, H.;</w:t>
       </w:r>
       <w:r>
@@ -4003,6 +4399,7 @@
           <w:sz w:val="22"/>
           <w:szCs w:val="22"/>
         </w:rPr>
+        <w:lastRenderedPageBreak/>
         <w:t>The STS (Science and Technology Service Network Initiative) Program of Chinese Academy of Sciences (KFJ-EW-STS-069)</w:t>
       </w:r>
       <w:r>
@@ -4152,17 +4549,7 @@
           <w:sz w:val="22"/>
           <w:szCs w:val="22"/>
         </w:rPr>
-        <w:t xml:space="preserve">Produced the 2000-2019 farmland productivity dataset in Northeast Eurasia by using the crop growth model through the JavaScript API interface of the Google Earth Engine platform; Wrote </w:t>
-      </w:r>
-      <w:r>
-        <w:rPr>
-          <w:rFonts w:ascii="Times New Roman" w:eastAsia="Calibri" w:hAnsi="Times New Roman" w:cs="Times New Roman"/>
-          <w:i/>
-          <w:sz w:val="22"/>
-          <w:szCs w:val="22"/>
-        </w:rPr>
-        <w:lastRenderedPageBreak/>
-        <w:t>the SDGs 2.4 documents in both Chinese and English.</w:t>
+        <w:t>Produced the 2000-2019 farmland productivity dataset in Northeast Eurasia by using the crop growth model through the JavaScript API interface of the Google Earth Engine platform; Wrote the SDGs 2.4 documents in both Chinese and English.</w:t>
       </w:r>
     </w:p>
     <w:p>
@@ -4750,7 +5137,7 @@
               </w:rPr>
               <w:t xml:space="preserve"> [</w:t>
             </w:r>
-            <w:hyperlink r:id="rId33" w:history="1">
+            <w:hyperlink r:id="rId34" w:history="1">
               <w:r>
                 <w:rPr>
                   <w:rStyle w:val="Hyperlink"/>
@@ -4857,7 +5244,7 @@
               </w:rPr>
               <w:t xml:space="preserve"> [</w:t>
             </w:r>
-            <w:hyperlink r:id="rId34" w:history="1">
+            <w:hyperlink r:id="rId35" w:history="1">
               <w:r>
                 <w:rPr>
                   <w:rStyle w:val="Hyperlink"/>
@@ -5083,7 +5470,7 @@
               </w:rPr>
               <w:t xml:space="preserve"> [</w:t>
             </w:r>
-            <w:hyperlink r:id="rId35" w:history="1">
+            <w:hyperlink r:id="rId36" w:history="1">
               <w:r>
                 <w:rPr>
                   <w:rStyle w:val="Hyperlink"/>
@@ -5323,6 +5710,7 @@
           <w:szCs w:val="28"/>
           <w:u w:val="single"/>
         </w:rPr>
+        <w:lastRenderedPageBreak/>
         <w:t>Technical Skills</w:t>
       </w:r>
     </w:p>
@@ -5839,7 +6227,6 @@
           <w:szCs w:val="28"/>
           <w:u w:val="single"/>
         </w:rPr>
-        <w:lastRenderedPageBreak/>
         <w:t>Service</w:t>
       </w:r>
     </w:p>
@@ -6142,7 +6529,7 @@
           <w:szCs w:val="22"/>
         </w:rPr>
       </w:pPr>
-      <w:hyperlink r:id="rId36" w:history="1">
+      <w:hyperlink r:id="rId37" w:history="1">
         <w:r>
           <w:rPr>
             <w:rStyle w:val="Hyperlink"/>
@@ -6242,7 +6629,7 @@
         </w:rPr>
         <w:t xml:space="preserve">Email: </w:t>
       </w:r>
-      <w:hyperlink r:id="rId37" w:history="1">
+      <w:hyperlink r:id="rId38" w:history="1">
         <w:r>
           <w:rPr>
             <w:rStyle w:val="Hyperlink"/>
@@ -6279,7 +6666,7 @@
           <w:szCs w:val="22"/>
         </w:rPr>
       </w:pPr>
-      <w:hyperlink r:id="rId38" w:history="1">
+      <w:hyperlink r:id="rId39" w:history="1">
         <w:r>
           <w:rPr>
             <w:rStyle w:val="Hyperlink"/>
@@ -6395,7 +6782,7 @@
         </w:rPr>
         <w:t xml:space="preserve">Email: </w:t>
       </w:r>
-      <w:hyperlink r:id="rId39" w:history="1">
+      <w:hyperlink r:id="rId40" w:history="1">
         <w:r>
           <w:rPr>
             <w:rStyle w:val="Hyperlink"/>
@@ -6432,7 +6819,7 @@
           <w:szCs w:val="22"/>
         </w:rPr>
       </w:pPr>
-      <w:hyperlink r:id="rId40" w:history="1">
+      <w:hyperlink r:id="rId41" w:history="1">
         <w:r>
           <w:rPr>
             <w:rStyle w:val="Hyperlink"/>
@@ -6443,22 +6830,8 @@
             <w:szCs w:val="22"/>
             <w:u w:val="none"/>
           </w:rPr>
-          <w:t xml:space="preserve">Alexey N. </w:t>
+          <w:t>Alexey N. Shiklomanov</w:t>
         </w:r>
-        <w:proofErr w:type="spellStart"/>
-        <w:r>
-          <w:rPr>
-            <w:rStyle w:val="Hyperlink"/>
-            <w:rFonts w:ascii="Times New Roman" w:eastAsia="Times New Roman" w:hAnsi="Times New Roman" w:cs="Times New Roman"/>
-            <w:b/>
-            <w:bCs/>
-            <w:sz w:val="22"/>
-            <w:szCs w:val="22"/>
-            <w:u w:val="none"/>
-          </w:rPr>
-          <w:t>Shiklomanov</w:t>
-        </w:r>
-        <w:proofErr w:type="spellEnd"/>
       </w:hyperlink>
       <w:r>
         <w:rPr>
@@ -6546,7 +6919,7 @@
         </w:rPr>
         <w:t xml:space="preserve">Email: </w:t>
       </w:r>
-      <w:hyperlink r:id="rId41" w:history="1">
+      <w:hyperlink r:id="rId42" w:history="1">
         <w:r>
           <w:rPr>
             <w:rStyle w:val="Hyperlink"/>
@@ -6559,12 +6932,12 @@
       </w:hyperlink>
     </w:p>
     <w:sectPr>
-      <w:headerReference w:type="even" r:id="rId42"/>
-      <w:headerReference w:type="default" r:id="rId43"/>
-      <w:footerReference w:type="even" r:id="rId44"/>
-      <w:footerReference w:type="default" r:id="rId45"/>
-      <w:headerReference w:type="first" r:id="rId46"/>
-      <w:footerReference w:type="first" r:id="rId47"/>
+      <w:headerReference w:type="even" r:id="rId43"/>
+      <w:headerReference w:type="default" r:id="rId44"/>
+      <w:footerReference w:type="even" r:id="rId45"/>
+      <w:footerReference w:type="default" r:id="rId46"/>
+      <w:headerReference w:type="first" r:id="rId47"/>
+      <w:footerReference w:type="first" r:id="rId48"/>
       <w:pgSz w:w="12240" w:h="15840"/>
       <w:pgMar w:top="1440" w:right="1440" w:bottom="1440" w:left="1440" w:header="851" w:footer="992" w:gutter="0"/>
       <w:pgNumType w:start="1"/>
@@ -8551,7 +8924,7 @@
   <w:abstractNum w:abstractNumId="15" w15:restartNumberingAfterBreak="0">
     <w:nsid w:val="7EC81D5A"/>
     <w:multiLevelType w:val="multilevel"/>
-    <w:tmpl w:val="429E2F00"/>
+    <w:tmpl w:val="F29E25EC"/>
     <w:lvl w:ilvl="0">
       <w:start w:val="1"/>
       <w:numFmt w:val="decimal"/>
@@ -8561,7 +8934,9 @@
         <w:ind w:left="420" w:hanging="420"/>
       </w:pPr>
       <w:rPr>
-        <w:rFonts w:ascii="Palatino Linotype" w:eastAsia="Calibri" w:hAnsi="Palatino Linotype" w:cs="Times New Roman" w:hint="default"/>
+        <w:rFonts w:ascii="Times New Roman" w:eastAsia="Calibri" w:hAnsi="Times New Roman" w:cs="Times New Roman" w:hint="default"/>
+        <w:i w:val="0"/>
+        <w:iCs w:val="0"/>
       </w:rPr>
     </w:lvl>
     <w:lvl w:ilvl="1">

--- a/assets/cv/Curriculum Vitae_Fujiang Ji.docx
+++ b/assets/cv/Curriculum Vitae_Fujiang Ji.docx
@@ -75,7 +75,7 @@
                 <w:sz w:val="22"/>
                 <w:szCs w:val="22"/>
               </w:rPr>
-              <w:t>Department of Forest &amp; Wildlife Ecology</w:t>
+              <w:t>School of Natural Resources and the Environment</w:t>
             </w:r>
           </w:p>
         </w:tc>
@@ -126,7 +126,7 @@
                 <w:sz w:val="22"/>
                 <w:szCs w:val="22"/>
               </w:rPr>
-              <w:t xml:space="preserve">University of Wisconsin-Madison </w:t>
+              <w:t>University of Arizona</w:t>
             </w:r>
           </w:p>
         </w:tc>
@@ -178,7 +178,7 @@
                 <w:sz w:val="22"/>
                 <w:szCs w:val="22"/>
               </w:rPr>
-              <w:t>1630 Linden Drive, Russell Labs, Madison, WI 53706, USA.</w:t>
+              <w:t>Tucson, AZ, USA.</w:t>
             </w:r>
           </w:p>
         </w:tc>
@@ -1335,6 +1335,62 @@
       </w:pPr>
       <w:r>
         <w:rPr>
+          <w:rFonts w:ascii="Times New Roman" w:hAnsi="Times New Roman" w:cs="Times New Roman"/>
+          <w:b/>
+          <w:sz w:val="24"/>
+          <w:szCs w:val="24"/>
+        </w:rPr>
+        <w:t xml:space="preserve">Ji, F.; </w:t>
+      </w:r>
+      <w:r>
+        <w:rPr>
+          <w:rFonts w:ascii="Times New Roman" w:hAnsi="Times New Roman" w:cs="Times New Roman"/>
+        </w:rPr>
+        <w:t xml:space="preserve">Yang, J.; Townsend, P. A.; Zheng, T.; Kovach, K. R.; Yu, T.; Yang, R.; Liu, M.; Chen, M. Robust hyperspectral reconstruction from satellite and airborne observations via a deep hierarchical fusion network across heterogeneous scenarios, </w:t>
+      </w:r>
+      <w:r>
+        <w:rPr>
+          <w:rFonts w:ascii="Times New Roman" w:hAnsi="Times New Roman" w:cs="Times New Roman"/>
+          <w:b/>
+          <w:i/>
+        </w:rPr>
+        <w:t>Remote Sensing of Environment</w:t>
+      </w:r>
+      <w:r>
+        <w:rPr>
+          <w:rFonts w:ascii="Times New Roman" w:hAnsi="Times New Roman" w:cs="Times New Roman"/>
+        </w:rPr>
+        <w:t xml:space="preserve">, 2026, 338, 115385. </w:t>
+      </w:r>
+      <w:hyperlink r:id="rId15" w:history="1">
+        <w:r>
+          <w:rPr>
+            <w:rStyle w:val="Hyperlink"/>
+            <w:rFonts w:ascii="Times New Roman" w:hAnsi="Times New Roman" w:cs="Times New Roman"/>
+          </w:rPr>
+          <w:t>https://doi.org/10.1016/j.rse.2026.115385</w:t>
+        </w:r>
+      </w:hyperlink>
+      <w:r>
+        <w:rPr>
+          <w:rFonts w:ascii="Times New Roman" w:hAnsi="Times New Roman" w:cs="Times New Roman"/>
+        </w:rPr>
+        <w:t xml:space="preserve"> </w:t>
+      </w:r>
+    </w:p>
+    <w:p>
+      <w:pPr>
+        <w:numPr>
+          <w:ilvl w:val="0"/>
+          <w:numId w:val="6"/>
+        </w:numPr>
+        <w:spacing w:line="400" w:lineRule="atLeast"/>
+        <w:rPr>
+          <w:rFonts w:ascii="Times New Roman" w:eastAsia="Calibri" w:hAnsi="Times New Roman" w:cs="Times New Roman"/>
+        </w:rPr>
+      </w:pPr>
+      <w:r>
+        <w:rPr>
           <w:rFonts w:ascii="Times New Roman" w:eastAsia="Calibri" w:hAnsi="Times New Roman" w:cs="Times New Roman" w:hint="eastAsia"/>
         </w:rPr>
         <w:t xml:space="preserve">Wang, W.; Lu, B.; Li Y.; </w:t>
@@ -1394,7 +1450,7 @@
         </w:rPr>
         <w:t xml:space="preserve">, 6(1), 21. </w:t>
       </w:r>
-      <w:hyperlink r:id="rId15" w:history="1">
+      <w:hyperlink r:id="rId16" w:history="1">
         <w:r>
           <w:rPr>
             <w:rStyle w:val="Hyperlink"/>
@@ -1525,7 +1581,7 @@
         </w:rPr>
         <w:t xml:space="preserve">115149. </w:t>
       </w:r>
-      <w:hyperlink r:id="rId16" w:history="1">
+      <w:hyperlink r:id="rId17" w:history="1">
         <w:r>
           <w:rPr>
             <w:rStyle w:val="Hyperlink"/>
@@ -1596,7 +1652,7 @@
         </w:rPr>
         <w:t xml:space="preserve"> </w:t>
       </w:r>
-      <w:hyperlink r:id="rId17" w:history="1">
+      <w:hyperlink r:id="rId18" w:history="1">
         <w:r>
           <w:rPr>
             <w:rStyle w:val="Hyperlink"/>
@@ -1768,7 +1824,7 @@
         </w:rPr>
         <w:t xml:space="preserve"> </w:t>
       </w:r>
-      <w:hyperlink r:id="rId18">
+      <w:hyperlink r:id="rId19">
         <w:r>
           <w:rPr>
             <w:rFonts w:ascii="Times New Roman" w:eastAsia="Calibri" w:hAnsi="Times New Roman" w:cs="Times New Roman"/>
@@ -1874,7 +1930,7 @@
         </w:rPr>
         <w:t xml:space="preserve">, 2021, PP (99): 1-14. </w:t>
       </w:r>
-      <w:hyperlink r:id="rId19">
+      <w:hyperlink r:id="rId20">
         <w:r>
           <w:rPr>
             <w:rFonts w:ascii="Times New Roman" w:eastAsia="Calibri" w:hAnsi="Times New Roman" w:cs="Times New Roman"/>
@@ -1953,7 +2009,7 @@
         </w:rPr>
         <w:t xml:space="preserve">, 2020, 35(2): 406-415. (In Chinese with English Abstract). </w:t>
       </w:r>
-      <w:hyperlink r:id="rId20">
+      <w:hyperlink r:id="rId21">
         <w:r>
           <w:rPr>
             <w:rFonts w:ascii="Times New Roman" w:eastAsia="Calibri" w:hAnsi="Times New Roman" w:cs="Times New Roman"/>
@@ -2026,7 +2082,7 @@
         </w:rPr>
         <w:t xml:space="preserve"> 2025, 317, 114492. </w:t>
       </w:r>
-      <w:hyperlink r:id="rId21" w:history="1">
+      <w:hyperlink r:id="rId22" w:history="1">
         <w:r>
           <w:rPr>
             <w:rStyle w:val="Hyperlink"/>
@@ -2112,7 +2168,7 @@
         </w:rPr>
         <w:t xml:space="preserve">, 2024. </w:t>
       </w:r>
-      <w:hyperlink r:id="rId22">
+      <w:hyperlink r:id="rId23">
         <w:r>
           <w:rPr>
             <w:rFonts w:ascii="Times New Roman" w:eastAsia="Calibri" w:hAnsi="Times New Roman" w:cs="Times New Roman"/>
@@ -2235,7 +2291,7 @@
         </w:rPr>
         <w:t xml:space="preserve"> </w:t>
       </w:r>
-      <w:hyperlink r:id="rId23">
+      <w:hyperlink r:id="rId24">
         <w:r>
           <w:rPr>
             <w:rFonts w:ascii="Times New Roman" w:eastAsia="Calibri" w:hAnsi="Times New Roman" w:cs="Times New Roman"/>
@@ -2251,7 +2307,7 @@
         </w:rPr>
         <w:t xml:space="preserve"> [</w:t>
       </w:r>
-      <w:hyperlink r:id="rId24" w:history="1">
+      <w:hyperlink r:id="rId25" w:history="1">
         <w:r>
           <w:rPr>
             <w:rStyle w:val="Hyperlink"/>
@@ -2266,7 +2322,7 @@
         </w:rPr>
         <w:t xml:space="preserve">, </w:t>
       </w:r>
-      <w:hyperlink r:id="rId25" w:history="1">
+      <w:hyperlink r:id="rId26" w:history="1">
         <w:r>
           <w:rPr>
             <w:rStyle w:val="Hyperlink"/>
@@ -2281,7 +2337,7 @@
         </w:rPr>
         <w:t xml:space="preserve">, </w:t>
       </w:r>
-      <w:hyperlink r:id="rId26" w:history="1">
+      <w:hyperlink r:id="rId27" w:history="1">
         <w:r>
           <w:rPr>
             <w:rStyle w:val="Hyperlink"/>
@@ -2296,7 +2352,7 @@
         </w:rPr>
         <w:t xml:space="preserve">, </w:t>
       </w:r>
-      <w:hyperlink r:id="rId27" w:history="1">
+      <w:hyperlink r:id="rId28" w:history="1">
         <w:r>
           <w:rPr>
             <w:rStyle w:val="Hyperlink"/>
@@ -2311,7 +2367,7 @@
         </w:rPr>
         <w:t xml:space="preserve">, </w:t>
       </w:r>
-      <w:hyperlink r:id="rId28" w:history="1">
+      <w:hyperlink r:id="rId29" w:history="1">
         <w:r>
           <w:rPr>
             <w:rStyle w:val="Hyperlink"/>
@@ -2326,7 +2382,7 @@
         </w:rPr>
         <w:t xml:space="preserve">, </w:t>
       </w:r>
-      <w:hyperlink r:id="rId29" w:history="1">
+      <w:hyperlink r:id="rId30" w:history="1">
         <w:r>
           <w:rPr>
             <w:rStyle w:val="Hyperlink"/>
@@ -2403,7 +2459,7 @@
         </w:rPr>
         <w:t xml:space="preserve">. 2019, 9, 1459.2. </w:t>
       </w:r>
-      <w:hyperlink r:id="rId30">
+      <w:hyperlink r:id="rId31">
         <w:r>
           <w:rPr>
             <w:rFonts w:ascii="Times New Roman" w:eastAsia="Calibri" w:hAnsi="Times New Roman" w:cs="Times New Roman"/>
@@ -2502,7 +2558,7 @@
         </w:rPr>
         <w:t xml:space="preserve">1403-1418. (In Chinese with English Abstract). </w:t>
       </w:r>
-      <w:hyperlink r:id="rId31">
+      <w:hyperlink r:id="rId32">
         <w:r>
           <w:rPr>
             <w:rFonts w:ascii="Times New Roman" w:eastAsia="Calibri" w:hAnsi="Times New Roman" w:cs="Times New Roman"/>
@@ -2613,7 +2669,7 @@
         </w:rPr>
         <w:t xml:space="preserve">, 2021(5). </w:t>
       </w:r>
-      <w:hyperlink r:id="rId32">
+      <w:hyperlink r:id="rId33">
         <w:r>
           <w:rPr>
             <w:rFonts w:ascii="Times New Roman" w:eastAsia="Calibri" w:hAnsi="Times New Roman" w:cs="Times New Roman"/>
@@ -2711,7 +2767,7 @@
         </w:rPr>
         <w:t xml:space="preserve">, 2022 1–23. </w:t>
       </w:r>
-      <w:hyperlink r:id="rId33">
+      <w:hyperlink r:id="rId34">
         <w:r>
           <w:rPr>
             <w:rFonts w:ascii="Times New Roman" w:eastAsia="Calibri" w:hAnsi="Times New Roman" w:cs="Times New Roman"/>
@@ -2770,104 +2826,6 @@
           <w:szCs w:val="22"/>
         </w:rPr>
         <w:t xml:space="preserve"> REVIEW/PREPARATION</w:t>
-      </w:r>
-    </w:p>
-    <w:p>
-      <w:pPr>
-        <w:numPr>
-          <w:ilvl w:val="0"/>
-          <w:numId w:val="2"/>
-        </w:numPr>
-        <w:spacing w:line="400" w:lineRule="atLeast"/>
-        <w:ind w:left="357" w:hanging="357"/>
-        <w:rPr>
-          <w:rFonts w:ascii="Times New Roman" w:eastAsia="Calibri" w:hAnsi="Times New Roman" w:cs="Times New Roman"/>
-        </w:rPr>
-      </w:pPr>
-      <w:r>
-        <w:rPr>
-          <w:rFonts w:ascii="Times New Roman" w:eastAsia="Calibri" w:hAnsi="Times New Roman" w:cs="Times New Roman"/>
-          <w:b/>
-          <w:color w:val="000000"/>
-          <w:sz w:val="24"/>
-          <w:szCs w:val="24"/>
-        </w:rPr>
-        <w:t xml:space="preserve">Ji, F.; </w:t>
-      </w:r>
-      <w:r>
-        <w:rPr>
-          <w:rFonts w:ascii="Times New Roman" w:eastAsia="Calibri" w:hAnsi="Times New Roman" w:cs="Times New Roman"/>
-        </w:rPr>
-        <w:t>Yang, J.;</w:t>
-      </w:r>
-      <w:r>
-        <w:rPr>
-          <w:rFonts w:ascii="Times New Roman" w:eastAsia="Calibri" w:hAnsi="Times New Roman" w:cs="Times New Roman"/>
-          <w:color w:val="000000"/>
-        </w:rPr>
-        <w:t xml:space="preserve"> </w:t>
-      </w:r>
-      <w:r>
-        <w:rPr>
-          <w:rFonts w:ascii="Times New Roman" w:eastAsia="Calibri" w:hAnsi="Times New Roman" w:cs="Times New Roman"/>
-        </w:rPr>
-        <w:t xml:space="preserve">Townsend, P. A.; Zheng, T.; </w:t>
-      </w:r>
-      <w:r>
-        <w:rPr>
-          <w:rFonts w:ascii="Times New Roman" w:eastAsia="Calibri" w:hAnsi="Times New Roman" w:cs="Times New Roman"/>
-          <w:color w:val="000000"/>
-        </w:rPr>
-        <w:t>Kovach, K. R.; Yu, T.; Yang, R.; Liu, M.; Chen, M.</w:t>
-      </w:r>
-      <w:r>
-        <w:rPr>
-          <w:rFonts w:ascii="Times New Roman" w:hAnsi="Times New Roman" w:cs="Times New Roman"/>
-          <w:b/>
-          <w:bCs/>
-          <w:color w:val="000000"/>
-          <w:sz w:val="28"/>
-          <w:szCs w:val="28"/>
-        </w:rPr>
-        <w:t xml:space="preserve"> </w:t>
-      </w:r>
-      <w:r>
-        <w:rPr>
-          <w:rFonts w:ascii="Times New Roman" w:eastAsia="Calibri" w:hAnsi="Times New Roman" w:cs="Times New Roman"/>
-        </w:rPr>
-        <w:t xml:space="preserve">Robust hyperspectral reconstruction from satellite and airborne observations via a deep hierarchical fusion network across heterogeneous scenarios, 2025. (Under </w:t>
-      </w:r>
-      <w:r>
-        <w:rPr>
-          <w:rFonts w:ascii="Times New Roman" w:eastAsia="Calibri" w:hAnsi="Times New Roman" w:cs="Times New Roman"/>
-        </w:rPr>
-        <w:t>review</w:t>
-      </w:r>
-      <w:r>
-        <w:rPr>
-          <w:rFonts w:ascii="Times New Roman" w:eastAsia="Calibri" w:hAnsi="Times New Roman" w:cs="Times New Roman"/>
-        </w:rPr>
-        <w:t xml:space="preserve"> by </w:t>
-      </w:r>
-      <w:r>
-        <w:rPr>
-          <w:rFonts w:ascii="Times New Roman" w:eastAsia="Calibri" w:hAnsi="Times New Roman" w:cs="Times New Roman"/>
-          <w:i/>
-          <w:iCs/>
-        </w:rPr>
-        <w:t>Remote Sensing of Environment</w:t>
-      </w:r>
-      <w:r>
-        <w:rPr>
-          <w:rFonts w:ascii="Times New Roman" w:eastAsia="Calibri" w:hAnsi="Times New Roman" w:cs="Times New Roman"/>
-        </w:rPr>
-        <w:t>)</w:t>
-      </w:r>
-      <w:r>
-        <w:rPr>
-          <w:rFonts w:ascii="Times New Roman" w:eastAsia="Calibri" w:hAnsi="Times New Roman" w:cs="Times New Roman"/>
-        </w:rPr>
-        <w:t>.</w:t>
       </w:r>
     </w:p>
     <w:p>
@@ -3100,93 +3058,73 @@
           <w:sz w:val="24"/>
           <w:szCs w:val="24"/>
         </w:rPr>
-        <w:t>Ji, F</w:t>
-      </w:r>
-      <w:r>
-        <w:rPr>
-          <w:rFonts w:ascii="Times New Roman" w:eastAsia="Calibri" w:hAnsi="Times New Roman" w:cs="Times New Roman"/>
-          <w:b/>
-          <w:sz w:val="24"/>
-          <w:szCs w:val="24"/>
+        <w:t xml:space="preserve">Ji, F.; </w:t>
+      </w:r>
+      <w:r>
+        <w:rPr>
+          <w:rFonts w:ascii="Times New Roman" w:eastAsia="Calibri" w:hAnsi="Times New Roman" w:cs="Times New Roman"/>
+          <w:bCs/>
+          <w:color w:val="000000"/>
+        </w:rPr>
+        <w:t xml:space="preserve">NASA's </w:t>
+      </w:r>
+      <w:r>
+        <w:rPr>
+          <w:rFonts w:ascii="Times New Roman" w:eastAsia="Calibri" w:hAnsi="Times New Roman" w:cs="Times New Roman"/>
+          <w:color w:val="000000"/>
+        </w:rPr>
+        <w:t>EMIT science team seminar: Hyperspectral reconstruction from spaceborne and airborne observations to map plant functional traits in fine detail (</w:t>
+      </w:r>
+      <w:r>
+        <w:rPr>
+          <w:rFonts w:ascii="Times New Roman" w:eastAsia="Calibri" w:hAnsi="Times New Roman" w:cs="Times New Roman"/>
+          <w:b/>
+          <w:bCs/>
+          <w:color w:val="000000"/>
+        </w:rPr>
+        <w:t>Invited</w:t>
+      </w:r>
+      <w:r>
+        <w:rPr>
+          <w:rFonts w:ascii="Times New Roman" w:eastAsia="Calibri" w:hAnsi="Times New Roman" w:cs="Times New Roman"/>
+          <w:b/>
+          <w:bCs/>
+          <w:color w:val="000000"/>
+        </w:rPr>
+        <w:t xml:space="preserve">, </w:t>
+      </w:r>
+      <w:r>
+        <w:rPr>
+          <w:rFonts w:ascii="Times New Roman" w:eastAsia="Calibri" w:hAnsi="Times New Roman" w:cs="Times New Roman"/>
+          <w:color w:val="000000"/>
+        </w:rPr>
+        <w:t>Jul</w:t>
+      </w:r>
+      <w:r>
+        <w:rPr>
+          <w:rFonts w:ascii="Times New Roman" w:eastAsia="Calibri" w:hAnsi="Times New Roman" w:cs="Times New Roman"/>
+          <w:color w:val="000000"/>
         </w:rPr>
         <w:t>.</w:t>
       </w:r>
       <w:r>
         <w:rPr>
           <w:rFonts w:ascii="Times New Roman" w:eastAsia="Calibri" w:hAnsi="Times New Roman" w:cs="Times New Roman"/>
-          <w:b/>
-          <w:color w:val="000000"/>
-          <w:sz w:val="24"/>
-          <w:szCs w:val="24"/>
-        </w:rPr>
-        <w:t>;</w:t>
-      </w:r>
-      <w:r>
-        <w:rPr>
-          <w:rFonts w:ascii="Times New Roman" w:eastAsia="Calibri" w:hAnsi="Times New Roman" w:cs="Times New Roman"/>
-          <w:color w:val="000000"/>
-          <w:sz w:val="24"/>
-          <w:szCs w:val="24"/>
-        </w:rPr>
-        <w:t xml:space="preserve"> </w:t>
-      </w:r>
-      <w:r>
-        <w:rPr>
-          <w:rFonts w:ascii="Times New Roman" w:eastAsia="Calibri" w:hAnsi="Times New Roman" w:cs="Times New Roman"/>
-          <w:color w:val="000000"/>
-        </w:rPr>
-        <w:t>Li, F.; Hao, D.; Chen, M., et al. Estimating Leaf Functional Traits with Leaf Spectroscopy and Physics-guided Transfer Learning Based Physical Model Across Biomes</w:t>
-      </w:r>
-      <w:r>
-        <w:rPr>
-          <w:rFonts w:ascii="Times New Roman" w:eastAsia="Calibri" w:hAnsi="Times New Roman" w:cs="Times New Roman"/>
-          <w:color w:val="000000"/>
-        </w:rPr>
-        <w:t xml:space="preserve">, </w:t>
-      </w:r>
-      <w:r>
-        <w:rPr>
-          <w:rFonts w:ascii="Times New Roman" w:eastAsia="Calibri" w:hAnsi="Times New Roman" w:cs="Times New Roman"/>
-          <w:i/>
-          <w:color w:val="000000"/>
-        </w:rPr>
-        <w:t>AGU Fall Meeting 2022</w:t>
-      </w:r>
-      <w:r>
-        <w:rPr>
-          <w:rFonts w:ascii="Times New Roman" w:eastAsia="Calibri" w:hAnsi="Times New Roman" w:cs="Times New Roman"/>
-          <w:iCs/>
-          <w:color w:val="000000"/>
-        </w:rPr>
-        <w:t xml:space="preserve"> (Chicago, U.S., </w:t>
-      </w:r>
-      <w:r>
-        <w:rPr>
-          <w:rFonts w:ascii="Times New Roman" w:eastAsia="Calibri" w:hAnsi="Times New Roman" w:cs="Times New Roman"/>
-          <w:iCs/>
-          <w:color w:val="000000"/>
-        </w:rPr>
-        <w:t xml:space="preserve">Dec. </w:t>
-      </w:r>
-      <w:r>
-        <w:rPr>
-          <w:rFonts w:ascii="Times New Roman" w:eastAsia="Calibri" w:hAnsi="Times New Roman" w:cs="Times New Roman"/>
-          <w:iCs/>
-          <w:color w:val="000000"/>
-        </w:rPr>
-        <w:t>2022)</w:t>
-      </w:r>
-      <w:r>
-        <w:rPr>
-          <w:rFonts w:ascii="Times New Roman" w:eastAsia="Calibri" w:hAnsi="Times New Roman" w:cs="Times New Roman"/>
-          <w:i/>
-          <w:color w:val="000000"/>
-        </w:rPr>
-        <w:t>.</w:t>
+          <w:color w:val="000000"/>
+        </w:rPr>
+        <w:t xml:space="preserve"> 2025</w:t>
+      </w:r>
+      <w:r>
+        <w:rPr>
+          <w:rFonts w:ascii="Times New Roman" w:eastAsia="Calibri" w:hAnsi="Times New Roman" w:cs="Times New Roman"/>
+          <w:color w:val="000000"/>
+        </w:rPr>
+        <w:t>).</w:t>
       </w:r>
     </w:p>
     <w:p>
       <w:pPr>
+        <w:pStyle w:val="ListParagraph"/>
         <w:numPr>
           <w:ilvl w:val="0"/>
           <w:numId w:val="7"/>
@@ -3202,103 +3140,91 @@
           <w:tab w:val="right" w:pos="8306"/>
         </w:tabs>
         <w:spacing w:line="400" w:lineRule="atLeast"/>
-        <w:rPr>
-          <w:rFonts w:ascii="Times New Roman" w:eastAsia="Calibri" w:hAnsi="Times New Roman" w:cs="Times New Roman"/>
-          <w:i/>
-        </w:rPr>
-      </w:pPr>
-      <w:r>
-        <w:rPr>
-          <w:rFonts w:ascii="Times New Roman" w:eastAsia="Calibri" w:hAnsi="Times New Roman" w:cs="Times New Roman"/>
-          <w:b/>
-          <w:color w:val="000000"/>
-          <w:sz w:val="24"/>
-          <w:szCs w:val="24"/>
-        </w:rPr>
-        <w:t>Ji, F.;</w:t>
-      </w:r>
-      <w:r>
-        <w:rPr>
-          <w:rFonts w:ascii="Times New Roman" w:eastAsia="Calibri" w:hAnsi="Times New Roman" w:cs="Times New Roman"/>
-        </w:rPr>
-        <w:t xml:space="preserve"> Zheng, T.; Yang, R.</w:t>
-      </w:r>
-      <w:r>
-        <w:rPr>
-          <w:rFonts w:ascii="Times New Roman" w:eastAsia="Calibri" w:hAnsi="Times New Roman" w:cs="Times New Roman"/>
-        </w:rPr>
-        <w:t>;</w:t>
-      </w:r>
-      <w:r>
-        <w:rPr>
-          <w:rFonts w:ascii="Times New Roman" w:eastAsia="Calibri" w:hAnsi="Times New Roman" w:cs="Times New Roman"/>
-        </w:rPr>
-        <w:t xml:space="preserve"> Kovach, K.R.; Townsend, P. A.; Dashti, H.; Chen, M.; Seasonal variations of plant traits from PRISMA hyperspectral imagery over multiple ecological functional areas</w:t>
-      </w:r>
-      <w:r>
-        <w:rPr>
-          <w:rFonts w:ascii="Times New Roman" w:eastAsia="Calibri" w:hAnsi="Times New Roman" w:cs="Times New Roman"/>
-        </w:rPr>
-        <w:t>,</w:t>
-      </w:r>
-      <w:r>
-        <w:rPr>
-          <w:rFonts w:ascii="Times New Roman" w:eastAsia="Calibri" w:hAnsi="Times New Roman" w:cs="Times New Roman"/>
+        <w:ind w:firstLineChars="0"/>
+        <w:rPr>
+          <w:rFonts w:ascii="Times New Roman" w:eastAsia="Calibri" w:hAnsi="Times New Roman" w:cs="Times New Roman"/>
+          <w:color w:val="000000"/>
+        </w:rPr>
+      </w:pPr>
+      <w:r>
+        <w:rPr>
+          <w:rFonts w:ascii="Times New Roman" w:eastAsia="Calibri" w:hAnsi="Times New Roman" w:cs="Times New Roman"/>
+          <w:b/>
+          <w:color w:val="000000"/>
+          <w:sz w:val="24"/>
+          <w:szCs w:val="24"/>
+        </w:rPr>
+        <w:t xml:space="preserve">Ji, F.; </w:t>
+      </w:r>
+      <w:r>
+        <w:rPr>
+          <w:rFonts w:ascii="Times New Roman" w:eastAsia="Calibri" w:hAnsi="Times New Roman" w:cs="Times New Roman"/>
+          <w:color w:val="000000"/>
+        </w:rPr>
+        <w:t>et al.</w:t>
+      </w:r>
+      <w:r>
+        <w:rPr>
+          <w:rFonts w:ascii="Times New Roman" w:eastAsia="Calibri" w:hAnsi="Times New Roman" w:cs="Times New Roman"/>
+          <w:color w:val="000000"/>
         </w:rPr>
         <w:t xml:space="preserve"> </w:t>
       </w:r>
       <w:r>
         <w:rPr>
           <w:rFonts w:ascii="Times New Roman" w:eastAsia="Calibri" w:hAnsi="Times New Roman" w:cs="Times New Roman"/>
-          <w:i/>
-        </w:rPr>
-        <w:t>AGU Annual Meeting 2024</w:t>
-      </w:r>
-      <w:r>
-        <w:rPr>
-          <w:rFonts w:ascii="Times New Roman" w:eastAsia="Calibri" w:hAnsi="Times New Roman" w:cs="Times New Roman"/>
-          <w:i/>
-        </w:rPr>
-        <w:t xml:space="preserve"> </w:t>
-      </w:r>
-      <w:r>
-        <w:rPr>
-          <w:rFonts w:ascii="Times New Roman" w:eastAsia="Calibri" w:hAnsi="Times New Roman" w:cs="Times New Roman"/>
+          <w:color w:val="000000"/>
+        </w:rPr>
+        <w:t xml:space="preserve">Robust hyperspectral reconstruction from satellite and airborne observations via a deep hierarchical fusion network across heterogeneous scenarios, </w:t>
+      </w:r>
+      <w:r>
+        <w:rPr>
+          <w:rFonts w:ascii="Times New Roman" w:eastAsia="Calibri" w:hAnsi="Times New Roman" w:cs="Times New Roman"/>
+          <w:i/>
           <w:iCs/>
-        </w:rPr>
-        <w:t xml:space="preserve">(Washington, D. C., </w:t>
-      </w:r>
-      <w:r>
-        <w:rPr>
-          <w:rFonts w:ascii="Times New Roman" w:eastAsia="Calibri" w:hAnsi="Times New Roman" w:cs="Times New Roman"/>
-          <w:iCs/>
-        </w:rPr>
-        <w:t xml:space="preserve">U.S., </w:t>
-      </w:r>
-      <w:r>
-        <w:rPr>
-          <w:rFonts w:ascii="Times New Roman" w:eastAsia="Calibri" w:hAnsi="Times New Roman" w:cs="Times New Roman"/>
-          <w:iCs/>
+          <w:color w:val="000000"/>
+        </w:rPr>
+        <w:t>AGU Annual Meeting 2025</w:t>
+      </w:r>
+      <w:r>
+        <w:rPr>
+          <w:rFonts w:ascii="Times New Roman" w:eastAsia="Calibri" w:hAnsi="Times New Roman" w:cs="Times New Roman"/>
+          <w:color w:val="000000"/>
+        </w:rPr>
+        <w:t xml:space="preserve"> (</w:t>
+      </w:r>
+      <w:r>
+        <w:rPr>
+          <w:rFonts w:ascii="Times New Roman" w:eastAsia="Calibri" w:hAnsi="Times New Roman" w:cs="Times New Roman"/>
+          <w:color w:val="000000"/>
+        </w:rPr>
+        <w:t xml:space="preserve">New Orleans, LA </w:t>
+      </w:r>
+      <w:r>
+        <w:rPr>
+          <w:rFonts w:ascii="Times New Roman" w:eastAsia="Calibri" w:hAnsi="Times New Roman" w:cs="Times New Roman"/>
+          <w:color w:val="000000"/>
         </w:rPr>
         <w:t xml:space="preserve">Dec. </w:t>
       </w:r>
       <w:r>
         <w:rPr>
           <w:rFonts w:ascii="Times New Roman" w:eastAsia="Calibri" w:hAnsi="Times New Roman" w:cs="Times New Roman"/>
-          <w:iCs/>
-        </w:rPr>
-        <w:t>2024)</w:t>
-      </w:r>
-      <w:r>
-        <w:rPr>
-          <w:rFonts w:ascii="Times New Roman" w:eastAsia="Calibri" w:hAnsi="Times New Roman" w:cs="Times New Roman"/>
-          <w:i/>
-        </w:rPr>
-        <w:t>.</w:t>
+          <w:color w:val="000000"/>
+        </w:rPr>
+        <w:t>2025</w:t>
+      </w:r>
+      <w:r>
+        <w:rPr>
+          <w:rFonts w:ascii="Times New Roman" w:eastAsia="Calibri" w:hAnsi="Times New Roman" w:cs="Times New Roman"/>
+          <w:color w:val="000000"/>
+        </w:rPr>
+        <w:t>).</w:t>
       </w:r>
     </w:p>
     <w:p>
       <w:pPr>
+        <w:pStyle w:val="ListParagraph"/>
         <w:numPr>
           <w:ilvl w:val="0"/>
           <w:numId w:val="7"/>
@@ -3314,83 +3240,96 @@
           <w:tab w:val="right" w:pos="8306"/>
         </w:tabs>
         <w:spacing w:line="400" w:lineRule="atLeast"/>
-        <w:rPr>
-          <w:rFonts w:ascii="Times New Roman" w:eastAsia="Calibri" w:hAnsi="Times New Roman" w:cs="Times New Roman"/>
-          <w:bCs/>
-        </w:rPr>
-      </w:pPr>
-      <w:r>
-        <w:rPr>
-          <w:rFonts w:ascii="Times New Roman" w:eastAsia="Calibri" w:hAnsi="Times New Roman" w:cs="Times New Roman"/>
-          <w:b/>
-          <w:color w:val="000000"/>
-          <w:sz w:val="24"/>
-          <w:szCs w:val="24"/>
-        </w:rPr>
-        <w:t>Ji, F.;</w:t>
-      </w:r>
-      <w:r>
-        <w:rPr>
-          <w:rFonts w:ascii="Times New Roman" w:eastAsia="Calibri" w:hAnsi="Times New Roman" w:cs="Times New Roman"/>
-          <w:bCs/>
-        </w:rPr>
-        <w:t xml:space="preserve"> You, H.; Chen, M. </w:t>
-      </w:r>
-      <w:r>
-        <w:rPr>
-          <w:rFonts w:ascii="Times New Roman" w:eastAsia="Calibri" w:hAnsi="Times New Roman" w:cs="Times New Roman"/>
-          <w:color w:val="000000"/>
-        </w:rPr>
-        <w:t>Unveiling the transferability of PLSR models for leaf trait estimation:</w:t>
-      </w:r>
-      <w:r>
-        <w:rPr>
-          <w:rFonts w:ascii="Times New Roman" w:eastAsia="Calibri" w:hAnsi="Times New Roman" w:cs="Times New Roman"/>
-        </w:rPr>
-        <w:t xml:space="preserve"> </w:t>
-      </w:r>
-      <w:r>
-        <w:rPr>
-          <w:rFonts w:ascii="Times New Roman" w:eastAsia="Calibri" w:hAnsi="Times New Roman" w:cs="Times New Roman"/>
-          <w:color w:val="000000"/>
-        </w:rPr>
-        <w:t>lessons from a comprehensive analysis with a novel global dataset</w:t>
-      </w:r>
-      <w:r>
-        <w:rPr>
-          <w:rFonts w:ascii="Times New Roman" w:eastAsia="Calibri" w:hAnsi="Times New Roman" w:cs="Times New Roman"/>
-          <w:bCs/>
-        </w:rPr>
-        <w:t>,</w:t>
-      </w:r>
-      <w:r>
-        <w:rPr>
-          <w:rFonts w:ascii="Times New Roman" w:eastAsia="Calibri" w:hAnsi="Times New Roman" w:cs="Times New Roman"/>
-          <w:bCs/>
-        </w:rPr>
-        <w:t xml:space="preserve"> Bryson Scholarship Poster Session, University </w:t>
-      </w:r>
-      <w:r>
-        <w:rPr>
-          <w:rFonts w:ascii="Times New Roman" w:eastAsia="Calibri" w:hAnsi="Times New Roman" w:cs="Times New Roman"/>
-          <w:bCs/>
+        <w:ind w:firstLineChars="0"/>
+        <w:rPr>
+          <w:rFonts w:ascii="Times New Roman" w:eastAsia="Calibri" w:hAnsi="Times New Roman" w:cs="Times New Roman"/>
+          <w:color w:val="000000"/>
+        </w:rPr>
+      </w:pPr>
+      <w:r>
+        <w:rPr>
+          <w:rFonts w:ascii="Times New Roman" w:eastAsia="Calibri" w:hAnsi="Times New Roman" w:cs="Times New Roman"/>
+          <w:color w:val="000000"/>
+        </w:rPr>
+        <w:tab/>
+      </w:r>
+      <w:r>
+        <w:rPr>
+          <w:rFonts w:ascii="Times New Roman" w:eastAsia="Calibri" w:hAnsi="Times New Roman" w:cs="Times New Roman"/>
+          <w:b/>
+          <w:color w:val="000000"/>
+          <w:sz w:val="24"/>
+          <w:szCs w:val="24"/>
+        </w:rPr>
+        <w:t xml:space="preserve">Ji, F.; </w:t>
+      </w:r>
+      <w:r>
+        <w:rPr>
+          <w:rFonts w:ascii="Times New Roman" w:eastAsia="Calibri" w:hAnsi="Times New Roman" w:cs="Times New Roman"/>
+          <w:color w:val="000000"/>
+        </w:rPr>
+        <w:t xml:space="preserve">et al. Assessing the suitability of reconstructed high-resolution hyperspectral imagery from </w:t>
+      </w:r>
+      <w:proofErr w:type="spellStart"/>
+      <w:r>
+        <w:rPr>
+          <w:rFonts w:ascii="Times New Roman" w:eastAsia="Calibri" w:hAnsi="Times New Roman" w:cs="Times New Roman"/>
+          <w:color w:val="000000"/>
+        </w:rPr>
+        <w:t>PlanetScope</w:t>
+      </w:r>
+      <w:proofErr w:type="spellEnd"/>
+      <w:r>
+        <w:rPr>
+          <w:rFonts w:ascii="Times New Roman" w:eastAsia="Calibri" w:hAnsi="Times New Roman" w:cs="Times New Roman"/>
+          <w:color w:val="000000"/>
+        </w:rPr>
+        <w:t xml:space="preserve"> and EMIT for plant functional trait estimation, </w:t>
+      </w:r>
+      <w:r>
+        <w:rPr>
+          <w:rFonts w:ascii="Times New Roman" w:eastAsia="Calibri" w:hAnsi="Times New Roman" w:cs="Times New Roman"/>
+          <w:i/>
+          <w:iCs/>
+          <w:color w:val="000000"/>
+        </w:rPr>
+        <w:t>AGU Annual Meeting 2025</w:t>
+      </w:r>
+      <w:r>
+        <w:rPr>
+          <w:rFonts w:ascii="Times New Roman" w:eastAsia="Calibri" w:hAnsi="Times New Roman" w:cs="Times New Roman"/>
+          <w:color w:val="000000"/>
+        </w:rPr>
+        <w:t xml:space="preserve"> (</w:t>
+      </w:r>
+      <w:r>
+        <w:rPr>
+          <w:rFonts w:ascii="Times New Roman" w:eastAsia="Calibri" w:hAnsi="Times New Roman" w:cs="Times New Roman"/>
+          <w:color w:val="000000"/>
+        </w:rPr>
+        <w:t xml:space="preserve">New Orleans, LA </w:t>
+      </w:r>
+      <w:r>
+        <w:rPr>
+          <w:rFonts w:ascii="Times New Roman" w:eastAsia="Calibri" w:hAnsi="Times New Roman" w:cs="Times New Roman"/>
+          <w:color w:val="000000"/>
         </w:rPr>
         <w:lastRenderedPageBreak/>
-        <w:t xml:space="preserve">of Wisconsin-Madison (Madison, U.S., </w:t>
-      </w:r>
-      <w:r>
-        <w:rPr>
-          <w:rFonts w:ascii="Times New Roman" w:eastAsia="Calibri" w:hAnsi="Times New Roman" w:cs="Times New Roman"/>
-          <w:bCs/>
-        </w:rPr>
-        <w:t xml:space="preserve">Feb. </w:t>
-      </w:r>
-      <w:r>
-        <w:rPr>
-          <w:rFonts w:ascii="Times New Roman" w:eastAsia="Calibri" w:hAnsi="Times New Roman" w:cs="Times New Roman"/>
-          <w:bCs/>
-        </w:rPr>
-        <w:t>2024).</w:t>
+        <w:t xml:space="preserve">Dec. </w:t>
+      </w:r>
+      <w:r>
+        <w:rPr>
+          <w:rFonts w:ascii="Times New Roman" w:eastAsia="Calibri" w:hAnsi="Times New Roman" w:cs="Times New Roman"/>
+          <w:color w:val="000000"/>
+        </w:rPr>
+        <w:t>2025</w:t>
+      </w:r>
+      <w:r>
+        <w:rPr>
+          <w:rFonts w:ascii="Times New Roman" w:eastAsia="Calibri" w:hAnsi="Times New Roman" w:cs="Times New Roman"/>
+          <w:color w:val="000000"/>
+        </w:rPr>
+        <w:t>).</w:t>
       </w:r>
     </w:p>
     <w:p>
@@ -3412,66 +3351,97 @@
         <w:spacing w:line="400" w:lineRule="atLeast"/>
         <w:rPr>
           <w:rFonts w:ascii="Times New Roman" w:eastAsia="Calibri" w:hAnsi="Times New Roman" w:cs="Times New Roman"/>
-          <w:bCs/>
-        </w:rPr>
-      </w:pPr>
-      <w:r>
-        <w:rPr>
-          <w:rFonts w:ascii="Times New Roman" w:eastAsia="Calibri" w:hAnsi="Times New Roman" w:cs="Times New Roman"/>
-          <w:b/>
-          <w:color w:val="000000"/>
-          <w:sz w:val="24"/>
-          <w:szCs w:val="24"/>
-        </w:rPr>
-        <w:t>Ji, F.</w:t>
-      </w:r>
-      <w:r>
-        <w:rPr>
-          <w:rFonts w:ascii="Times New Roman" w:eastAsia="Calibri" w:hAnsi="Times New Roman" w:cs="Times New Roman"/>
-          <w:bCs/>
+          <w:i/>
+        </w:rPr>
+      </w:pPr>
+      <w:r>
+        <w:rPr>
+          <w:rFonts w:ascii="Times New Roman" w:eastAsia="Calibri" w:hAnsi="Times New Roman" w:cs="Times New Roman"/>
+          <w:b/>
+          <w:color w:val="000000"/>
+          <w:sz w:val="24"/>
+          <w:szCs w:val="24"/>
+        </w:rPr>
+        <w:t>Ji, F.;</w:t>
+      </w:r>
+      <w:r>
+        <w:rPr>
+          <w:rFonts w:ascii="Times New Roman" w:eastAsia="Calibri" w:hAnsi="Times New Roman" w:cs="Times New Roman"/>
+        </w:rPr>
+        <w:t xml:space="preserve"> Zheng, T.; Yang, R.</w:t>
+      </w:r>
+      <w:r>
+        <w:rPr>
+          <w:rFonts w:ascii="Times New Roman" w:eastAsia="Calibri" w:hAnsi="Times New Roman" w:cs="Times New Roman"/>
+        </w:rPr>
+        <w:t>;</w:t>
+      </w:r>
+      <w:r>
+        <w:rPr>
+          <w:rFonts w:ascii="Times New Roman" w:eastAsia="Calibri" w:hAnsi="Times New Roman" w:cs="Times New Roman"/>
+        </w:rPr>
+        <w:t xml:space="preserve"> Kovach, K.R.; Townsend, P. A.; Dashti, H.; Chen, M.; Seasonal variations of plant traits from PRISMA hyperspectral imagery over multiple ecological functional areas</w:t>
+      </w:r>
+      <w:r>
+        <w:rPr>
+          <w:rFonts w:ascii="Times New Roman" w:eastAsia="Calibri" w:hAnsi="Times New Roman" w:cs="Times New Roman"/>
+        </w:rPr>
+        <w:t>,</w:t>
+      </w:r>
+      <w:r>
+        <w:rPr>
+          <w:rFonts w:ascii="Times New Roman" w:eastAsia="Calibri" w:hAnsi="Times New Roman" w:cs="Times New Roman"/>
         </w:rPr>
         <w:t xml:space="preserve"> </w:t>
       </w:r>
       <w:r>
         <w:rPr>
           <w:rFonts w:ascii="Times New Roman" w:eastAsia="Calibri" w:hAnsi="Times New Roman" w:cs="Times New Roman"/>
-          <w:color w:val="000000"/>
-        </w:rPr>
-        <w:t>Eyes in the sky: Decoding plant functional traits with imaging spectroscopy.</w:t>
-      </w:r>
-      <w:r>
-        <w:rPr>
-          <w:rFonts w:ascii="Times New Roman" w:hAnsi="Times New Roman" w:cs="Times New Roman"/>
+          <w:i/>
+        </w:rPr>
+        <w:t>AGU Annual Meeting 2024</w:t>
+      </w:r>
+      <w:r>
+        <w:rPr>
+          <w:rFonts w:ascii="Times New Roman" w:eastAsia="Calibri" w:hAnsi="Times New Roman" w:cs="Times New Roman"/>
+          <w:i/>
         </w:rPr>
         <w:t xml:space="preserve"> </w:t>
       </w:r>
       <w:r>
         <w:rPr>
           <w:rFonts w:ascii="Times New Roman" w:eastAsia="Calibri" w:hAnsi="Times New Roman" w:cs="Times New Roman"/>
-          <w:color w:val="000000"/>
-        </w:rPr>
-        <w:t xml:space="preserve">Three Minute Thesis competition, </w:t>
-      </w:r>
-      <w:r>
-        <w:rPr>
-          <w:rFonts w:ascii="Times New Roman" w:eastAsia="Calibri" w:hAnsi="Times New Roman" w:cs="Times New Roman"/>
-          <w:bCs/>
-        </w:rPr>
-        <w:t xml:space="preserve">University of Wisconsin-Madison (Madison, U.S., </w:t>
-      </w:r>
-      <w:r>
-        <w:rPr>
-          <w:rFonts w:ascii="Times New Roman" w:eastAsia="Calibri" w:hAnsi="Times New Roman" w:cs="Times New Roman"/>
-          <w:bCs/>
-        </w:rPr>
-        <w:t xml:space="preserve">Sep. </w:t>
-      </w:r>
-      <w:r>
-        <w:rPr>
-          <w:rFonts w:ascii="Times New Roman" w:eastAsia="Calibri" w:hAnsi="Times New Roman" w:cs="Times New Roman"/>
-          <w:bCs/>
-        </w:rPr>
-        <w:t>2024).</w:t>
+          <w:iCs/>
+        </w:rPr>
+        <w:t xml:space="preserve">(Washington, D. C., </w:t>
+      </w:r>
+      <w:r>
+        <w:rPr>
+          <w:rFonts w:ascii="Times New Roman" w:eastAsia="Calibri" w:hAnsi="Times New Roman" w:cs="Times New Roman"/>
+          <w:iCs/>
+        </w:rPr>
+        <w:t xml:space="preserve">U.S., </w:t>
+      </w:r>
+      <w:r>
+        <w:rPr>
+          <w:rFonts w:ascii="Times New Roman" w:eastAsia="Calibri" w:hAnsi="Times New Roman" w:cs="Times New Roman"/>
+          <w:iCs/>
+        </w:rPr>
+        <w:t xml:space="preserve">Dec. </w:t>
+      </w:r>
+      <w:r>
+        <w:rPr>
+          <w:rFonts w:ascii="Times New Roman" w:eastAsia="Calibri" w:hAnsi="Times New Roman" w:cs="Times New Roman"/>
+          <w:iCs/>
+        </w:rPr>
+        <w:t>2024)</w:t>
+      </w:r>
+      <w:r>
+        <w:rPr>
+          <w:rFonts w:ascii="Times New Roman" w:eastAsia="Calibri" w:hAnsi="Times New Roman" w:cs="Times New Roman"/>
+          <w:i/>
+        </w:rPr>
+        <w:t>.</w:t>
       </w:r>
     </w:p>
     <w:p>
@@ -3509,61 +3479,57 @@
       <w:r>
         <w:rPr>
           <w:rFonts w:ascii="Times New Roman" w:eastAsia="Calibri" w:hAnsi="Times New Roman" w:cs="Times New Roman"/>
-        </w:rPr>
-        <w:t xml:space="preserve"> Zheng, T.; Yang, R.</w:t>
-      </w:r>
-      <w:r>
-        <w:rPr>
-          <w:rFonts w:ascii="Times New Roman" w:eastAsia="Calibri" w:hAnsi="Times New Roman" w:cs="Times New Roman"/>
-        </w:rPr>
-        <w:t>;</w:t>
-      </w:r>
-      <w:r>
-        <w:rPr>
-          <w:rFonts w:ascii="Times New Roman" w:eastAsia="Calibri" w:hAnsi="Times New Roman" w:cs="Times New Roman"/>
-        </w:rPr>
-        <w:t xml:space="preserve"> Kovach, K.R.; Townsend, P. A.; Dashti, H.; Chen, M.; Seasonal variations of plant traits from PRISMA hyperspectral imagery over multiple ecological functional areas, </w:t>
-      </w:r>
-      <w:proofErr w:type="spellStart"/>
-      <w:r>
-        <w:rPr>
-          <w:rFonts w:ascii="Times New Roman" w:eastAsia="Calibri" w:hAnsi="Times New Roman" w:cs="Times New Roman"/>
           <w:bCs/>
-          <w:i/>
-          <w:iCs/>
-        </w:rPr>
-        <w:t>AmericaView</w:t>
-      </w:r>
-      <w:proofErr w:type="spellEnd"/>
+        </w:rPr>
+        <w:t xml:space="preserve"> You, H.; Chen, M. </w:t>
+      </w:r>
+      <w:r>
+        <w:rPr>
+          <w:rFonts w:ascii="Times New Roman" w:eastAsia="Calibri" w:hAnsi="Times New Roman" w:cs="Times New Roman"/>
+          <w:color w:val="000000"/>
+        </w:rPr>
+        <w:t>Unveiling the transferability of PLSR models for leaf trait estimation:</w:t>
+      </w:r>
+      <w:r>
+        <w:rPr>
+          <w:rFonts w:ascii="Times New Roman" w:eastAsia="Calibri" w:hAnsi="Times New Roman" w:cs="Times New Roman"/>
+        </w:rPr>
+        <w:t xml:space="preserve"> </w:t>
+      </w:r>
+      <w:r>
+        <w:rPr>
+          <w:rFonts w:ascii="Times New Roman" w:eastAsia="Calibri" w:hAnsi="Times New Roman" w:cs="Times New Roman"/>
+          <w:color w:val="000000"/>
+        </w:rPr>
+        <w:t>lessons from a comprehensive analysis with a novel global dataset</w:t>
+      </w:r>
       <w:r>
         <w:rPr>
           <w:rFonts w:ascii="Times New Roman" w:eastAsia="Calibri" w:hAnsi="Times New Roman" w:cs="Times New Roman"/>
           <w:bCs/>
-          <w:i/>
-          <w:iCs/>
-        </w:rPr>
-        <w:t xml:space="preserve"> Annual Meeting</w:t>
+        </w:rPr>
+        <w:t>,</w:t>
       </w:r>
       <w:r>
         <w:rPr>
           <w:rFonts w:ascii="Times New Roman" w:eastAsia="Calibri" w:hAnsi="Times New Roman" w:cs="Times New Roman"/>
           <w:bCs/>
         </w:rPr>
-        <w:t xml:space="preserve"> (Madison, U.S., April</w:t>
+        <w:t xml:space="preserve"> Bryson Scholarship Poster Session, University of Wisconsin-Madison (Madison, U.S., </w:t>
       </w:r>
       <w:r>
         <w:rPr>
           <w:rFonts w:ascii="Times New Roman" w:eastAsia="Calibri" w:hAnsi="Times New Roman" w:cs="Times New Roman"/>
           <w:bCs/>
         </w:rPr>
-        <w:t>.,</w:t>
+        <w:t xml:space="preserve">Feb. </w:t>
       </w:r>
       <w:r>
         <w:rPr>
           <w:rFonts w:ascii="Times New Roman" w:eastAsia="Calibri" w:hAnsi="Times New Roman" w:cs="Times New Roman"/>
           <w:bCs/>
         </w:rPr>
-        <w:t xml:space="preserve"> 2025).</w:t>
+        <w:t>2024).</w:t>
       </w:r>
     </w:p>
     <w:p>
@@ -3585,72 +3551,66 @@
         <w:spacing w:line="400" w:lineRule="atLeast"/>
         <w:rPr>
           <w:rFonts w:ascii="Times New Roman" w:eastAsia="Calibri" w:hAnsi="Times New Roman" w:cs="Times New Roman"/>
-          <w:color w:val="000000"/>
-        </w:rPr>
-      </w:pPr>
-      <w:r>
-        <w:rPr>
-          <w:rFonts w:ascii="Times New Roman" w:eastAsia="Calibri" w:hAnsi="Times New Roman" w:cs="Times New Roman"/>
-          <w:color w:val="000000"/>
-        </w:rPr>
-        <w:t xml:space="preserve">Chen, M.; </w:t>
-      </w:r>
-      <w:r>
-        <w:rPr>
-          <w:rFonts w:ascii="Times New Roman" w:eastAsia="Calibri" w:hAnsi="Times New Roman" w:cs="Times New Roman"/>
-          <w:b/>
-          <w:color w:val="000000"/>
-          <w:sz w:val="24"/>
-          <w:szCs w:val="24"/>
-        </w:rPr>
-        <w:t>Ji, F.;</w:t>
-      </w:r>
-      <w:r>
-        <w:rPr>
-          <w:rFonts w:ascii="Times New Roman" w:eastAsia="Calibri" w:hAnsi="Times New Roman" w:cs="Times New Roman"/>
-          <w:color w:val="000000"/>
-        </w:rPr>
-        <w:t xml:space="preserve"> Hao, D.; Zeng, Y.; et al. Fast estimation of leaf biochemical properties by inverting a simple leaf spectra model, </w:t>
-      </w:r>
-      <w:r>
-        <w:rPr>
-          <w:rFonts w:ascii="Times New Roman" w:eastAsia="Calibri" w:hAnsi="Times New Roman" w:cs="Times New Roman"/>
-          <w:i/>
-          <w:color w:val="000000"/>
-        </w:rPr>
-        <w:t xml:space="preserve">AGU Fall Meeting 2022 </w:t>
-      </w:r>
-      <w:r>
-        <w:rPr>
-          <w:rFonts w:ascii="Times New Roman" w:eastAsia="Calibri" w:hAnsi="Times New Roman" w:cs="Times New Roman"/>
-          <w:iCs/>
-          <w:color w:val="000000"/>
-        </w:rPr>
-        <w:t xml:space="preserve">(Chicago, U.S., </w:t>
-      </w:r>
-      <w:r>
-        <w:rPr>
-          <w:rFonts w:ascii="Times New Roman" w:eastAsia="Calibri" w:hAnsi="Times New Roman" w:cs="Times New Roman"/>
-          <w:iCs/>
-          <w:color w:val="000000"/>
-        </w:rPr>
-        <w:t xml:space="preserve">Dec. </w:t>
-      </w:r>
-      <w:r>
-        <w:rPr>
-          <w:rFonts w:ascii="Times New Roman" w:eastAsia="Calibri" w:hAnsi="Times New Roman" w:cs="Times New Roman"/>
-          <w:iCs/>
-          <w:color w:val="000000"/>
-        </w:rPr>
-        <w:t>2022)</w:t>
-      </w:r>
-      <w:r>
-        <w:rPr>
-          <w:rFonts w:ascii="Times New Roman" w:eastAsia="Calibri" w:hAnsi="Times New Roman" w:cs="Times New Roman"/>
-          <w:i/>
-          <w:color w:val="000000"/>
-        </w:rPr>
-        <w:t>.</w:t>
+          <w:bCs/>
+        </w:rPr>
+      </w:pPr>
+      <w:r>
+        <w:rPr>
+          <w:rFonts w:ascii="Times New Roman" w:eastAsia="Calibri" w:hAnsi="Times New Roman" w:cs="Times New Roman"/>
+          <w:b/>
+          <w:color w:val="000000"/>
+          <w:sz w:val="24"/>
+          <w:szCs w:val="24"/>
+        </w:rPr>
+        <w:t>Ji, F.</w:t>
+      </w:r>
+      <w:r>
+        <w:rPr>
+          <w:rFonts w:ascii="Times New Roman" w:eastAsia="Calibri" w:hAnsi="Times New Roman" w:cs="Times New Roman"/>
+          <w:bCs/>
+        </w:rPr>
+        <w:t xml:space="preserve"> </w:t>
+      </w:r>
+      <w:r>
+        <w:rPr>
+          <w:rFonts w:ascii="Times New Roman" w:eastAsia="Calibri" w:hAnsi="Times New Roman" w:cs="Times New Roman"/>
+          <w:color w:val="000000"/>
+        </w:rPr>
+        <w:t>Eyes in the sky: Decoding plant functional traits with imaging spectroscopy.</w:t>
+      </w:r>
+      <w:r>
+        <w:rPr>
+          <w:rFonts w:ascii="Times New Roman" w:hAnsi="Times New Roman" w:cs="Times New Roman"/>
+        </w:rPr>
+        <w:t xml:space="preserve"> </w:t>
+      </w:r>
+      <w:r>
+        <w:rPr>
+          <w:rFonts w:ascii="Times New Roman" w:eastAsia="Calibri" w:hAnsi="Times New Roman" w:cs="Times New Roman"/>
+          <w:color w:val="000000"/>
+        </w:rPr>
+        <w:t xml:space="preserve">Three Minute Thesis competition, </w:t>
+      </w:r>
+      <w:r>
+        <w:rPr>
+          <w:rFonts w:ascii="Times New Roman" w:eastAsia="Calibri" w:hAnsi="Times New Roman" w:cs="Times New Roman"/>
+          <w:bCs/>
+        </w:rPr>
+        <w:t xml:space="preserve">University of Wisconsin-Madison (Madison, U.S., </w:t>
+      </w:r>
+      <w:r>
+        <w:rPr>
+          <w:rFonts w:ascii="Times New Roman" w:eastAsia="Calibri" w:hAnsi="Times New Roman" w:cs="Times New Roman"/>
+          <w:bCs/>
+        </w:rPr>
+        <w:t xml:space="preserve">Sep. </w:t>
+      </w:r>
+      <w:r>
+        <w:rPr>
+          <w:rFonts w:ascii="Times New Roman" w:eastAsia="Calibri" w:hAnsi="Times New Roman" w:cs="Times New Roman"/>
+          <w:bCs/>
+        </w:rPr>
+        <w:t>2024).</w:t>
       </w:r>
     </w:p>
     <w:p>
@@ -3678,6 +3638,279 @@
       <w:r>
         <w:rPr>
           <w:rFonts w:ascii="Times New Roman" w:eastAsia="Calibri" w:hAnsi="Times New Roman" w:cs="Times New Roman"/>
+          <w:b/>
+          <w:color w:val="000000"/>
+          <w:sz w:val="24"/>
+          <w:szCs w:val="24"/>
+        </w:rPr>
+        <w:t>Ji, F.;</w:t>
+      </w:r>
+      <w:r>
+        <w:rPr>
+          <w:rFonts w:ascii="Times New Roman" w:eastAsia="Calibri" w:hAnsi="Times New Roman" w:cs="Times New Roman"/>
+        </w:rPr>
+        <w:t xml:space="preserve"> Zheng, T.; Yang, R.</w:t>
+      </w:r>
+      <w:r>
+        <w:rPr>
+          <w:rFonts w:ascii="Times New Roman" w:eastAsia="Calibri" w:hAnsi="Times New Roman" w:cs="Times New Roman"/>
+        </w:rPr>
+        <w:t>;</w:t>
+      </w:r>
+      <w:r>
+        <w:rPr>
+          <w:rFonts w:ascii="Times New Roman" w:eastAsia="Calibri" w:hAnsi="Times New Roman" w:cs="Times New Roman"/>
+        </w:rPr>
+        <w:t xml:space="preserve"> Kovach, K.R.; Townsend, P. A.; Dashti, H.; Chen, M.; Seasonal variations of plant traits from PRISMA hyperspectral imagery over multiple ecological functional areas, </w:t>
+      </w:r>
+      <w:proofErr w:type="spellStart"/>
+      <w:r>
+        <w:rPr>
+          <w:rFonts w:ascii="Times New Roman" w:eastAsia="Calibri" w:hAnsi="Times New Roman" w:cs="Times New Roman"/>
+          <w:bCs/>
+          <w:i/>
+          <w:iCs/>
+        </w:rPr>
+        <w:t>AmericaView</w:t>
+      </w:r>
+      <w:proofErr w:type="spellEnd"/>
+      <w:r>
+        <w:rPr>
+          <w:rFonts w:ascii="Times New Roman" w:eastAsia="Calibri" w:hAnsi="Times New Roman" w:cs="Times New Roman"/>
+          <w:bCs/>
+          <w:i/>
+          <w:iCs/>
+        </w:rPr>
+        <w:t xml:space="preserve"> Annual Meeting</w:t>
+      </w:r>
+      <w:r>
+        <w:rPr>
+          <w:rFonts w:ascii="Times New Roman" w:eastAsia="Calibri" w:hAnsi="Times New Roman" w:cs="Times New Roman"/>
+          <w:bCs/>
+        </w:rPr>
+        <w:t xml:space="preserve"> (Madison, U.S., April</w:t>
+      </w:r>
+      <w:r>
+        <w:rPr>
+          <w:rFonts w:ascii="Times New Roman" w:eastAsia="Calibri" w:hAnsi="Times New Roman" w:cs="Times New Roman"/>
+          <w:bCs/>
+        </w:rPr>
+        <w:t>.,</w:t>
+      </w:r>
+      <w:r>
+        <w:rPr>
+          <w:rFonts w:ascii="Times New Roman" w:eastAsia="Calibri" w:hAnsi="Times New Roman" w:cs="Times New Roman"/>
+          <w:bCs/>
+        </w:rPr>
+        <w:t xml:space="preserve"> 2025).</w:t>
+      </w:r>
+    </w:p>
+    <w:p>
+      <w:pPr>
+        <w:pStyle w:val="ListParagraph"/>
+        <w:numPr>
+          <w:ilvl w:val="0"/>
+          <w:numId w:val="7"/>
+        </w:numPr>
+        <w:pBdr>
+          <w:top w:val="nil"/>
+          <w:left w:val="nil"/>
+          <w:bottom w:val="nil"/>
+          <w:right w:val="nil"/>
+          <w:between w:val="nil"/>
+        </w:pBdr>
+        <w:tabs>
+          <w:tab w:val="right" w:pos="8306"/>
+        </w:tabs>
+        <w:spacing w:line="400" w:lineRule="atLeast"/>
+        <w:ind w:firstLineChars="0"/>
+        <w:rPr>
+          <w:rFonts w:ascii="Times New Roman" w:eastAsia="Calibri" w:hAnsi="Times New Roman" w:cs="Times New Roman"/>
+          <w:color w:val="000000"/>
+        </w:rPr>
+      </w:pPr>
+      <w:r>
+        <w:rPr>
+          <w:rFonts w:ascii="Times New Roman" w:eastAsia="Calibri" w:hAnsi="Times New Roman" w:cs="Times New Roman"/>
+          <w:b/>
+          <w:color w:val="000000"/>
+          <w:sz w:val="24"/>
+          <w:szCs w:val="24"/>
+        </w:rPr>
+        <w:t>Ji, F</w:t>
+      </w:r>
+      <w:r>
+        <w:rPr>
+          <w:rFonts w:ascii="Times New Roman" w:eastAsia="Calibri" w:hAnsi="Times New Roman" w:cs="Times New Roman"/>
+          <w:b/>
+          <w:sz w:val="24"/>
+          <w:szCs w:val="24"/>
+        </w:rPr>
+        <w:t>.</w:t>
+      </w:r>
+      <w:r>
+        <w:rPr>
+          <w:rFonts w:ascii="Times New Roman" w:eastAsia="Calibri" w:hAnsi="Times New Roman" w:cs="Times New Roman"/>
+          <w:b/>
+          <w:color w:val="000000"/>
+          <w:sz w:val="24"/>
+          <w:szCs w:val="24"/>
+        </w:rPr>
+        <w:t>;</w:t>
+      </w:r>
+      <w:r>
+        <w:rPr>
+          <w:rFonts w:ascii="Times New Roman" w:eastAsia="Calibri" w:hAnsi="Times New Roman" w:cs="Times New Roman"/>
+          <w:color w:val="000000"/>
+          <w:sz w:val="24"/>
+          <w:szCs w:val="24"/>
+        </w:rPr>
+        <w:t xml:space="preserve"> </w:t>
+      </w:r>
+      <w:r>
+        <w:rPr>
+          <w:rFonts w:ascii="Times New Roman" w:eastAsia="Calibri" w:hAnsi="Times New Roman" w:cs="Times New Roman"/>
+          <w:color w:val="000000"/>
+        </w:rPr>
+        <w:t xml:space="preserve">Li, F.; Hao, D.; Chen, M., et al. Estimating Leaf Functional Traits with Leaf Spectroscopy and Physics-guided Transfer Learning Based Physical Model Across Biomes, </w:t>
+      </w:r>
+      <w:r>
+        <w:rPr>
+          <w:rFonts w:ascii="Times New Roman" w:eastAsia="Calibri" w:hAnsi="Times New Roman" w:cs="Times New Roman"/>
+          <w:i/>
+          <w:color w:val="000000"/>
+        </w:rPr>
+        <w:t>AGU Fall Meeting 2022</w:t>
+      </w:r>
+      <w:r>
+        <w:rPr>
+          <w:rFonts w:ascii="Times New Roman" w:eastAsia="Calibri" w:hAnsi="Times New Roman" w:cs="Times New Roman"/>
+          <w:iCs/>
+          <w:color w:val="000000"/>
+        </w:rPr>
+        <w:t xml:space="preserve"> (Chicago, U.S., Dec. 2022)</w:t>
+      </w:r>
+      <w:r>
+        <w:rPr>
+          <w:rFonts w:ascii="Times New Roman" w:eastAsia="Calibri" w:hAnsi="Times New Roman" w:cs="Times New Roman"/>
+          <w:i/>
+          <w:color w:val="000000"/>
+        </w:rPr>
+        <w:t>.</w:t>
+      </w:r>
+    </w:p>
+    <w:p>
+      <w:pPr>
+        <w:numPr>
+          <w:ilvl w:val="0"/>
+          <w:numId w:val="7"/>
+        </w:numPr>
+        <w:pBdr>
+          <w:top w:val="nil"/>
+          <w:left w:val="nil"/>
+          <w:bottom w:val="nil"/>
+          <w:right w:val="nil"/>
+          <w:between w:val="nil"/>
+        </w:pBdr>
+        <w:tabs>
+          <w:tab w:val="right" w:pos="8306"/>
+        </w:tabs>
+        <w:spacing w:line="400" w:lineRule="atLeast"/>
+        <w:rPr>
+          <w:rFonts w:ascii="Times New Roman" w:eastAsia="Calibri" w:hAnsi="Times New Roman" w:cs="Times New Roman"/>
+          <w:color w:val="000000"/>
+        </w:rPr>
+      </w:pPr>
+      <w:r>
+        <w:rPr>
+          <w:rFonts w:ascii="Times New Roman" w:eastAsia="Calibri" w:hAnsi="Times New Roman" w:cs="Times New Roman"/>
+          <w:color w:val="000000"/>
+        </w:rPr>
+        <w:t xml:space="preserve">Chen, M.; </w:t>
+      </w:r>
+      <w:r>
+        <w:rPr>
+          <w:rFonts w:ascii="Times New Roman" w:eastAsia="Calibri" w:hAnsi="Times New Roman" w:cs="Times New Roman"/>
+          <w:b/>
+          <w:color w:val="000000"/>
+          <w:sz w:val="24"/>
+          <w:szCs w:val="24"/>
+        </w:rPr>
+        <w:t>Ji, F.;</w:t>
+      </w:r>
+      <w:r>
+        <w:rPr>
+          <w:rFonts w:ascii="Times New Roman" w:eastAsia="Calibri" w:hAnsi="Times New Roman" w:cs="Times New Roman"/>
+          <w:color w:val="000000"/>
+        </w:rPr>
+        <w:t xml:space="preserve"> Hao, D.; Zeng, Y.; et al. Fast estimation of leaf biochemical properties by inverting a simple leaf spectra model, </w:t>
+      </w:r>
+      <w:r>
+        <w:rPr>
+          <w:rFonts w:ascii="Times New Roman" w:eastAsia="Calibri" w:hAnsi="Times New Roman" w:cs="Times New Roman"/>
+          <w:i/>
+          <w:color w:val="000000"/>
+        </w:rPr>
+        <w:t xml:space="preserve">AGU Fall Meeting 2022 </w:t>
+      </w:r>
+      <w:r>
+        <w:rPr>
+          <w:rFonts w:ascii="Times New Roman" w:eastAsia="Calibri" w:hAnsi="Times New Roman" w:cs="Times New Roman"/>
+          <w:iCs/>
+          <w:color w:val="000000"/>
+        </w:rPr>
+        <w:t xml:space="preserve">(Chicago, U.S., </w:t>
+      </w:r>
+      <w:r>
+        <w:rPr>
+          <w:rFonts w:ascii="Times New Roman" w:eastAsia="Calibri" w:hAnsi="Times New Roman" w:cs="Times New Roman"/>
+          <w:iCs/>
+          <w:color w:val="000000"/>
+        </w:rPr>
+        <w:t xml:space="preserve">Dec. </w:t>
+      </w:r>
+      <w:r>
+        <w:rPr>
+          <w:rFonts w:ascii="Times New Roman" w:eastAsia="Calibri" w:hAnsi="Times New Roman" w:cs="Times New Roman"/>
+          <w:iCs/>
+          <w:color w:val="000000"/>
+        </w:rPr>
+        <w:t>2022)</w:t>
+      </w:r>
+      <w:r>
+        <w:rPr>
+          <w:rFonts w:ascii="Times New Roman" w:eastAsia="Calibri" w:hAnsi="Times New Roman" w:cs="Times New Roman"/>
+          <w:i/>
+          <w:color w:val="000000"/>
+        </w:rPr>
+        <w:t>.</w:t>
+      </w:r>
+    </w:p>
+    <w:p>
+      <w:pPr>
+        <w:numPr>
+          <w:ilvl w:val="0"/>
+          <w:numId w:val="7"/>
+        </w:numPr>
+        <w:pBdr>
+          <w:top w:val="nil"/>
+          <w:left w:val="nil"/>
+          <w:bottom w:val="nil"/>
+          <w:right w:val="nil"/>
+          <w:between w:val="nil"/>
+        </w:pBdr>
+        <w:tabs>
+          <w:tab w:val="right" w:pos="8306"/>
+        </w:tabs>
+        <w:spacing w:line="400" w:lineRule="atLeast"/>
+        <w:rPr>
+          <w:rFonts w:ascii="Times New Roman" w:eastAsia="Calibri" w:hAnsi="Times New Roman" w:cs="Times New Roman"/>
+          <w:bCs/>
+        </w:rPr>
+      </w:pPr>
+      <w:r>
+        <w:rPr>
+          <w:rFonts w:ascii="Times New Roman" w:eastAsia="Calibri" w:hAnsi="Times New Roman" w:cs="Times New Roman"/>
           <w:bCs/>
         </w:rPr>
         <w:t xml:space="preserve">You, H.; </w:t>
@@ -3875,47 +4108,7 @@
           <w:sz w:val="24"/>
           <w:szCs w:val="24"/>
         </w:rPr>
-        <w:t>Graduate Research Assistant, University of Wisconsin-Madison, Sep</w:t>
-      </w:r>
-      <w:r>
-        <w:rPr>
-          <w:rFonts w:ascii="Times New Roman" w:eastAsia="Calibri" w:hAnsi="Times New Roman" w:cs="Times New Roman"/>
-          <w:b/>
-          <w:i/>
-          <w:sz w:val="24"/>
-          <w:szCs w:val="24"/>
-        </w:rPr>
-        <w:t>.</w:t>
-      </w:r>
-      <w:r>
-        <w:rPr>
-          <w:rFonts w:ascii="Times New Roman" w:eastAsia="Calibri" w:hAnsi="Times New Roman" w:cs="Times New Roman"/>
-          <w:b/>
-          <w:i/>
-          <w:sz w:val="24"/>
-          <w:szCs w:val="24"/>
-        </w:rPr>
-        <w:t xml:space="preserve"> 2021 – Dec</w:t>
-      </w:r>
-      <w:r>
-        <w:rPr>
-          <w:rFonts w:ascii="Times New Roman" w:eastAsia="Calibri" w:hAnsi="Times New Roman" w:cs="Times New Roman"/>
-          <w:b/>
-          <w:i/>
-          <w:sz w:val="24"/>
-          <w:szCs w:val="24"/>
-        </w:rPr>
-        <w:t>.</w:t>
-      </w:r>
-      <w:r>
-        <w:rPr>
-          <w:rFonts w:ascii="Times New Roman" w:eastAsia="Calibri" w:hAnsi="Times New Roman" w:cs="Times New Roman"/>
-          <w:b/>
-          <w:i/>
-          <w:sz w:val="24"/>
-          <w:szCs w:val="24"/>
-        </w:rPr>
-        <w:t xml:space="preserve"> 2025.</w:t>
+        <w:t>Postdoctoral Research Associate, University of Arizona, Jan. 2026 – Present.</w:t>
       </w:r>
     </w:p>
     <w:p>
@@ -3938,63 +4131,27 @@
         <w:ind w:left="648"/>
         <w:rPr>
           <w:rFonts w:ascii="Times New Roman" w:eastAsia="Calibri" w:hAnsi="Times New Roman" w:cs="Times New Roman"/>
-          <w:sz w:val="22"/>
-          <w:szCs w:val="22"/>
-        </w:rPr>
-      </w:pPr>
-      <w:r>
-        <w:rPr>
-          <w:rFonts w:ascii="Times New Roman" w:eastAsia="Calibri" w:hAnsi="Times New Roman" w:cs="Times New Roman"/>
-          <w:b/>
-          <w:sz w:val="22"/>
-          <w:szCs w:val="22"/>
-        </w:rPr>
-        <w:t>Advance spaceborne mapping of plant functional traits with high-resolution and hyperspectral data over sparse vegetation canopies (80NSSC24K0054)</w:t>
-      </w:r>
-      <w:r>
-        <w:rPr>
-          <w:rFonts w:ascii="Times New Roman" w:eastAsia="Calibri" w:hAnsi="Times New Roman" w:cs="Times New Roman"/>
-          <w:b/>
-          <w:sz w:val="22"/>
-          <w:szCs w:val="22"/>
-        </w:rPr>
-        <w:t xml:space="preserve">, </w:t>
-      </w:r>
-      <w:r>
-        <w:rPr>
-          <w:rFonts w:ascii="Times New Roman" w:eastAsia="Calibri" w:hAnsi="Times New Roman" w:cs="Times New Roman"/>
-          <w:i/>
-          <w:sz w:val="22"/>
-          <w:szCs w:val="22"/>
-        </w:rPr>
-        <w:t>Mar.</w:t>
-      </w:r>
-      <w:r>
-        <w:rPr>
-          <w:rFonts w:ascii="Times New Roman" w:eastAsia="Calibri" w:hAnsi="Times New Roman" w:cs="Times New Roman"/>
-          <w:i/>
-          <w:sz w:val="22"/>
-          <w:szCs w:val="22"/>
-        </w:rPr>
-        <w:t xml:space="preserve"> 2024 – Dec</w:t>
-      </w:r>
-      <w:r>
-        <w:rPr>
-          <w:rFonts w:ascii="Times New Roman" w:eastAsia="Calibri" w:hAnsi="Times New Roman" w:cs="Times New Roman"/>
-          <w:i/>
-          <w:sz w:val="22"/>
-          <w:szCs w:val="22"/>
-        </w:rPr>
-        <w:t>.</w:t>
-      </w:r>
-      <w:r>
-        <w:rPr>
-          <w:rFonts w:ascii="Times New Roman" w:eastAsia="Calibri" w:hAnsi="Times New Roman" w:cs="Times New Roman"/>
-          <w:i/>
-          <w:sz w:val="22"/>
-          <w:szCs w:val="22"/>
-        </w:rPr>
-        <w:t xml:space="preserve"> 2025.</w:t>
+          <w:sz w:val="24"/>
+          <w:szCs w:val="24"/>
+        </w:rPr>
+      </w:pPr>
+      <w:r>
+        <w:rPr>
+          <w:rFonts w:ascii="Times New Roman" w:hAnsi="Times New Roman" w:cs="Times New Roman"/>
+          <w:b/>
+          <w:sz w:val="22"/>
+          <w:szCs w:val="22"/>
+        </w:rPr>
+        <w:t>NASA Earth Surface Mineral Dust Source Investigation (EMIT) – Dryland Ecosystem Mapping with Multiscale Hyperspectral Remote Sensing</w:t>
+      </w:r>
+      <w:r>
+        <w:rPr>
+          <w:rFonts w:ascii="Times New Roman" w:hAnsi="Times New Roman" w:cs="Times New Roman"/>
+          <w:i/>
+          <w:sz w:val="22"/>
+          <w:szCs w:val="22"/>
+        </w:rPr>
+        <w:t>, Jan. 2026 – Present.</w:t>
       </w:r>
     </w:p>
     <w:p>
@@ -4015,41 +4172,85 @@
           <w:rFonts w:ascii="Times New Roman" w:eastAsia="Calibri" w:hAnsi="Times New Roman" w:cs="Times New Roman"/>
           <w:i/>
           <w:color w:val="000000"/>
-          <w:sz w:val="22"/>
-          <w:szCs w:val="22"/>
-        </w:rPr>
-      </w:pPr>
-      <w:r>
-        <w:rPr>
-          <w:rFonts w:ascii="Times New Roman" w:eastAsia="Calibri" w:hAnsi="Times New Roman" w:cs="Times New Roman"/>
-          <w:i/>
-          <w:color w:val="000000"/>
-          <w:sz w:val="22"/>
-          <w:szCs w:val="22"/>
-        </w:rPr>
-        <w:t>Proposed a novel framework for data fusion and enable large-scale, repeatable plant functional trait mapping in sparsely vegetated areas through the unique combination of small commercial satellite sensors (</w:t>
-      </w:r>
-      <w:proofErr w:type="spellStart"/>
-      <w:r>
-        <w:rPr>
-          <w:rFonts w:ascii="Times New Roman" w:eastAsia="Calibri" w:hAnsi="Times New Roman" w:cs="Times New Roman"/>
-          <w:i/>
-          <w:color w:val="000000"/>
-          <w:sz w:val="22"/>
-          <w:szCs w:val="22"/>
-        </w:rPr>
-        <w:t>PlanetScope</w:t>
-      </w:r>
-      <w:proofErr w:type="spellEnd"/>
-      <w:r>
-        <w:rPr>
-          <w:rFonts w:ascii="Times New Roman" w:eastAsia="Calibri" w:hAnsi="Times New Roman" w:cs="Times New Roman"/>
-          <w:i/>
-          <w:color w:val="000000"/>
-          <w:sz w:val="22"/>
-          <w:szCs w:val="22"/>
-        </w:rPr>
-        <w:t>) and hyperspectral DESIS or EMIT data.</w:t>
+          <w:sz w:val="24"/>
+          <w:szCs w:val="24"/>
+        </w:rPr>
+      </w:pPr>
+      <w:r>
+        <w:rPr>
+          <w:rFonts w:ascii="Times New Roman" w:hAnsi="Times New Roman" w:cs="Times New Roman"/>
+          <w:i/>
+          <w:sz w:val="22"/>
+          <w:szCs w:val="22"/>
+        </w:rPr>
+        <w:t>Integrating hyperspectral observations from NASA's EMIT platform with complementary drone-, aircraft- (GEMx), and satellite-scale (EnMAP, PACE) datasets to map dryland plant and soil community composition and functional diversity across the Colorado Plateau and global drylands, with emphasis on developing novel maps of biological soil crust cover, community composition, and function.</w:t>
+      </w:r>
+    </w:p>
+    <w:p>
+      <w:pPr>
+        <w:numPr>
+          <w:ilvl w:val="0"/>
+          <w:numId w:val="4"/>
+        </w:numPr>
+        <w:spacing w:before="120" w:line="400" w:lineRule="atLeast"/>
+        <w:ind w:left="357" w:hanging="357"/>
+        <w:rPr>
+          <w:rFonts w:ascii="Times New Roman" w:eastAsia="Calibri" w:hAnsi="Times New Roman" w:cs="Times New Roman"/>
+          <w:b/>
+          <w:i/>
+          <w:sz w:val="24"/>
+          <w:szCs w:val="24"/>
+        </w:rPr>
+      </w:pPr>
+      <w:r>
+        <w:rPr>
+          <w:rFonts w:ascii="Times New Roman" w:eastAsia="Calibri" w:hAnsi="Times New Roman" w:cs="Times New Roman"/>
+          <w:b/>
+          <w:i/>
+          <w:sz w:val="24"/>
+          <w:szCs w:val="24"/>
+        </w:rPr>
+        <w:t>Graduate Research Assistant, University of Wisconsin-Madison, Sep</w:t>
+      </w:r>
+      <w:r>
+        <w:rPr>
+          <w:rFonts w:ascii="Times New Roman" w:eastAsia="Calibri" w:hAnsi="Times New Roman" w:cs="Times New Roman"/>
+          <w:b/>
+          <w:i/>
+          <w:sz w:val="24"/>
+          <w:szCs w:val="24"/>
+        </w:rPr>
+        <w:t>.</w:t>
+      </w:r>
+      <w:r>
+        <w:rPr>
+          <w:rFonts w:ascii="Times New Roman" w:eastAsia="Calibri" w:hAnsi="Times New Roman" w:cs="Times New Roman"/>
+          <w:b/>
+          <w:i/>
+          <w:sz w:val="24"/>
+          <w:szCs w:val="24"/>
+        </w:rPr>
+        <w:t xml:space="preserve"> 2021 – Dec</w:t>
+      </w:r>
+      <w:r>
+        <w:rPr>
+          <w:rFonts w:ascii="Times New Roman" w:eastAsia="Calibri" w:hAnsi="Times New Roman" w:cs="Times New Roman"/>
+          <w:b/>
+          <w:i/>
+          <w:sz w:val="24"/>
+          <w:szCs w:val="24"/>
+        </w:rPr>
+        <w:t>.</w:t>
+      </w:r>
+      <w:r>
+        <w:rPr>
+          <w:rFonts w:ascii="Times New Roman" w:eastAsia="Calibri" w:hAnsi="Times New Roman" w:cs="Times New Roman"/>
+          <w:b/>
+          <w:i/>
+          <w:sz w:val="24"/>
+          <w:szCs w:val="24"/>
+        </w:rPr>
+        <w:t xml:space="preserve"> 2025.</w:t>
       </w:r>
     </w:p>
     <w:p>
@@ -4083,6 +4284,141 @@
           <w:sz w:val="22"/>
           <w:szCs w:val="22"/>
         </w:rPr>
+        <w:lastRenderedPageBreak/>
+        <w:t>Advance spaceborne mapping of plant functional traits with high-resolution and hyperspectral data over sparse vegetation canopies (80NSSC24K0054)</w:t>
+      </w:r>
+      <w:r>
+        <w:rPr>
+          <w:rFonts w:ascii="Times New Roman" w:eastAsia="Calibri" w:hAnsi="Times New Roman" w:cs="Times New Roman"/>
+          <w:b/>
+          <w:sz w:val="22"/>
+          <w:szCs w:val="22"/>
+        </w:rPr>
+        <w:t xml:space="preserve">, </w:t>
+      </w:r>
+      <w:r>
+        <w:rPr>
+          <w:rFonts w:ascii="Times New Roman" w:eastAsia="Calibri" w:hAnsi="Times New Roman" w:cs="Times New Roman"/>
+          <w:i/>
+          <w:sz w:val="22"/>
+          <w:szCs w:val="22"/>
+        </w:rPr>
+        <w:t>Mar.</w:t>
+      </w:r>
+      <w:r>
+        <w:rPr>
+          <w:rFonts w:ascii="Times New Roman" w:eastAsia="Calibri" w:hAnsi="Times New Roman" w:cs="Times New Roman"/>
+          <w:i/>
+          <w:sz w:val="22"/>
+          <w:szCs w:val="22"/>
+        </w:rPr>
+        <w:t xml:space="preserve"> 2024 – Dec</w:t>
+      </w:r>
+      <w:r>
+        <w:rPr>
+          <w:rFonts w:ascii="Times New Roman" w:eastAsia="Calibri" w:hAnsi="Times New Roman" w:cs="Times New Roman"/>
+          <w:i/>
+          <w:sz w:val="22"/>
+          <w:szCs w:val="22"/>
+        </w:rPr>
+        <w:t>.</w:t>
+      </w:r>
+      <w:r>
+        <w:rPr>
+          <w:rFonts w:ascii="Times New Roman" w:eastAsia="Calibri" w:hAnsi="Times New Roman" w:cs="Times New Roman"/>
+          <w:i/>
+          <w:sz w:val="22"/>
+          <w:szCs w:val="22"/>
+        </w:rPr>
+        <w:t xml:space="preserve"> 2025.</w:t>
+      </w:r>
+    </w:p>
+    <w:p>
+      <w:pPr>
+        <w:pBdr>
+          <w:top w:val="nil"/>
+          <w:left w:val="nil"/>
+          <w:bottom w:val="nil"/>
+          <w:right w:val="nil"/>
+          <w:between w:val="nil"/>
+        </w:pBdr>
+        <w:tabs>
+          <w:tab w:val="right" w:pos="8306"/>
+        </w:tabs>
+        <w:spacing w:line="400" w:lineRule="atLeast"/>
+        <w:ind w:left="720"/>
+        <w:rPr>
+          <w:rFonts w:ascii="Times New Roman" w:eastAsia="Calibri" w:hAnsi="Times New Roman" w:cs="Times New Roman"/>
+          <w:i/>
+          <w:color w:val="000000"/>
+          <w:sz w:val="22"/>
+          <w:szCs w:val="22"/>
+        </w:rPr>
+      </w:pPr>
+      <w:r>
+        <w:rPr>
+          <w:rFonts w:ascii="Times New Roman" w:eastAsia="Calibri" w:hAnsi="Times New Roman" w:cs="Times New Roman"/>
+          <w:i/>
+          <w:color w:val="000000"/>
+          <w:sz w:val="22"/>
+          <w:szCs w:val="22"/>
+        </w:rPr>
+        <w:t>Proposed a novel framework for data fusion and enable large-scale, repeatable plant functional trait mapping in sparsely vegetated areas through the unique combination of small commercial satellite sensors (</w:t>
+      </w:r>
+      <w:proofErr w:type="spellStart"/>
+      <w:r>
+        <w:rPr>
+          <w:rFonts w:ascii="Times New Roman" w:eastAsia="Calibri" w:hAnsi="Times New Roman" w:cs="Times New Roman"/>
+          <w:i/>
+          <w:color w:val="000000"/>
+          <w:sz w:val="22"/>
+          <w:szCs w:val="22"/>
+        </w:rPr>
+        <w:t>PlanetScope</w:t>
+      </w:r>
+      <w:proofErr w:type="spellEnd"/>
+      <w:r>
+        <w:rPr>
+          <w:rFonts w:ascii="Times New Roman" w:eastAsia="Calibri" w:hAnsi="Times New Roman" w:cs="Times New Roman"/>
+          <w:i/>
+          <w:color w:val="000000"/>
+          <w:sz w:val="22"/>
+          <w:szCs w:val="22"/>
+        </w:rPr>
+        <w:t>) and hyperspectral DESIS or EMIT data.</w:t>
+      </w:r>
+    </w:p>
+    <w:p>
+      <w:pPr>
+        <w:numPr>
+          <w:ilvl w:val="0"/>
+          <w:numId w:val="3"/>
+        </w:numPr>
+        <w:pBdr>
+          <w:top w:val="nil"/>
+          <w:left w:val="nil"/>
+          <w:bottom w:val="nil"/>
+          <w:right w:val="nil"/>
+          <w:between w:val="nil"/>
+        </w:pBdr>
+        <w:tabs>
+          <w:tab w:val="right" w:pos="8306"/>
+        </w:tabs>
+        <w:spacing w:line="400" w:lineRule="atLeast"/>
+        <w:ind w:left="648"/>
+        <w:rPr>
+          <w:rFonts w:ascii="Times New Roman" w:eastAsia="Calibri" w:hAnsi="Times New Roman" w:cs="Times New Roman"/>
+          <w:sz w:val="22"/>
+          <w:szCs w:val="22"/>
+        </w:rPr>
+      </w:pPr>
+      <w:r>
+        <w:rPr>
+          <w:rFonts w:ascii="Times New Roman" w:eastAsia="Calibri" w:hAnsi="Times New Roman" w:cs="Times New Roman"/>
+          <w:b/>
+          <w:sz w:val="22"/>
+          <w:szCs w:val="22"/>
+        </w:rPr>
         <w:t>Monitoring</w:t>
       </w:r>
       <w:r>
@@ -4399,7 +4735,6 @@
           <w:sz w:val="22"/>
           <w:szCs w:val="22"/>
         </w:rPr>
-        <w:lastRenderedPageBreak/>
         <w:t>The STS (Science and Technology Service Network Initiative) Program of Chinese Academy of Sciences (KFJ-EW-STS-069)</w:t>
       </w:r>
       <w:r>
@@ -4656,6 +4991,7 @@
           <w:sz w:val="24"/>
           <w:szCs w:val="24"/>
         </w:rPr>
+        <w:lastRenderedPageBreak/>
         <w:t>Undergrad Research Assistant, Chengdu University of Technology, Sep</w:t>
       </w:r>
       <w:r>
@@ -5137,7 +5473,7 @@
               </w:rPr>
               <w:t xml:space="preserve"> [</w:t>
             </w:r>
-            <w:hyperlink r:id="rId34" w:history="1">
+            <w:hyperlink r:id="rId35" w:history="1">
               <w:r>
                 <w:rPr>
                   <w:rStyle w:val="Hyperlink"/>
@@ -5244,7 +5580,7 @@
               </w:rPr>
               <w:t xml:space="preserve"> [</w:t>
             </w:r>
-            <w:hyperlink r:id="rId35" w:history="1">
+            <w:hyperlink r:id="rId36" w:history="1">
               <w:r>
                 <w:rPr>
                   <w:rStyle w:val="Hyperlink"/>
@@ -5470,7 +5806,7 @@
               </w:rPr>
               <w:t xml:space="preserve"> [</w:t>
             </w:r>
-            <w:hyperlink r:id="rId36" w:history="1">
+            <w:hyperlink r:id="rId37" w:history="1">
               <w:r>
                 <w:rPr>
                   <w:rStyle w:val="Hyperlink"/>
@@ -5710,7 +6046,6 @@
           <w:szCs w:val="28"/>
           <w:u w:val="single"/>
         </w:rPr>
-        <w:lastRenderedPageBreak/>
         <w:t>Technical Skills</w:t>
       </w:r>
     </w:p>
@@ -6176,7 +6511,6 @@
     </w:p>
     <w:p>
       <w:pPr>
-        <w:pStyle w:val="ListParagraph"/>
         <w:pBdr>
           <w:top w:val="nil"/>
           <w:left w:val="nil"/>
@@ -6188,7 +6522,6 @@
           <w:tab w:val="right" w:pos="8306"/>
         </w:tabs>
         <w:spacing w:line="400" w:lineRule="atLeast"/>
-        <w:ind w:left="357" w:firstLineChars="0" w:firstLine="0"/>
         <w:rPr>
           <w:rFonts w:ascii="Times New Roman" w:eastAsia="Calibri" w:hAnsi="Times New Roman" w:cs="Times New Roman"/>
           <w:color w:val="000000"/>
@@ -6423,6 +6756,7 @@
           <w:szCs w:val="28"/>
           <w:u w:val="single"/>
         </w:rPr>
+        <w:lastRenderedPageBreak/>
         <w:t>Professional Affiliation</w:t>
       </w:r>
     </w:p>
@@ -6529,7 +6863,7 @@
           <w:szCs w:val="22"/>
         </w:rPr>
       </w:pPr>
-      <w:hyperlink r:id="rId37" w:history="1">
+      <w:hyperlink r:id="rId38" w:history="1">
         <w:r>
           <w:rPr>
             <w:rStyle w:val="Hyperlink"/>
@@ -6629,7 +6963,7 @@
         </w:rPr>
         <w:t xml:space="preserve">Email: </w:t>
       </w:r>
-      <w:hyperlink r:id="rId38" w:history="1">
+      <w:hyperlink r:id="rId39" w:history="1">
         <w:r>
           <w:rPr>
             <w:rStyle w:val="Hyperlink"/>
@@ -6666,7 +7000,7 @@
           <w:szCs w:val="22"/>
         </w:rPr>
       </w:pPr>
-      <w:hyperlink r:id="rId39" w:history="1">
+      <w:hyperlink r:id="rId40" w:history="1">
         <w:r>
           <w:rPr>
             <w:rStyle w:val="Hyperlink"/>
@@ -6782,7 +7116,7 @@
         </w:rPr>
         <w:t xml:space="preserve">Email: </w:t>
       </w:r>
-      <w:hyperlink r:id="rId40" w:history="1">
+      <w:hyperlink r:id="rId41" w:history="1">
         <w:r>
           <w:rPr>
             <w:rStyle w:val="Hyperlink"/>
@@ -6819,7 +7153,7 @@
           <w:szCs w:val="22"/>
         </w:rPr>
       </w:pPr>
-      <w:hyperlink r:id="rId41" w:history="1">
+      <w:hyperlink r:id="rId42" w:history="1">
         <w:r>
           <w:rPr>
             <w:rStyle w:val="Hyperlink"/>
@@ -6919,7 +7253,7 @@
         </w:rPr>
         <w:t xml:space="preserve">Email: </w:t>
       </w:r>
-      <w:hyperlink r:id="rId42" w:history="1">
+      <w:hyperlink r:id="rId43" w:history="1">
         <w:r>
           <w:rPr>
             <w:rStyle w:val="Hyperlink"/>
@@ -6932,12 +7266,12 @@
       </w:hyperlink>
     </w:p>
     <w:sectPr>
-      <w:headerReference w:type="even" r:id="rId43"/>
-      <w:headerReference w:type="default" r:id="rId44"/>
-      <w:footerReference w:type="even" r:id="rId45"/>
-      <w:footerReference w:type="default" r:id="rId46"/>
-      <w:headerReference w:type="first" r:id="rId47"/>
-      <w:footerReference w:type="first" r:id="rId48"/>
+      <w:headerReference w:type="even" r:id="rId44"/>
+      <w:headerReference w:type="default" r:id="rId45"/>
+      <w:footerReference w:type="even" r:id="rId46"/>
+      <w:footerReference w:type="default" r:id="rId47"/>
+      <w:headerReference w:type="first" r:id="rId48"/>
+      <w:footerReference w:type="first" r:id="rId49"/>
       <w:pgSz w:w="12240" w:h="15840"/>
       <w:pgMar w:top="1440" w:right="1440" w:bottom="1440" w:left="1440" w:header="851" w:footer="992" w:gutter="0"/>
       <w:pgNumType w:start="1"/>

--- a/assets/cv/Curriculum Vitae_Fujiang Ji.docx
+++ b/assets/cv/Curriculum Vitae_Fujiang Ji.docx
@@ -231,53 +231,36 @@
               </w:rPr>
               <w:t xml:space="preserve">Email: </w:t>
             </w:r>
-            <w:hyperlink r:id="rId8">
+            <w:hyperlink r:id="rId8" w:history="1">
               <w:r>
                 <w:rPr>
+                  <w:rStyle w:val="Hyperlink"/>
                   <w:rFonts w:ascii="Times New Roman" w:eastAsia="Calibri" w:hAnsi="Times New Roman" w:cs="Times New Roman"/>
-                  <w:color w:val="0563C1"/>
                   <w:sz w:val="22"/>
                   <w:szCs w:val="22"/>
-                  <w:u w:val="single"/>
                 </w:rPr>
-                <w:t>fujiang.ji@wisc.edu</w:t>
+                <w:t>fujiang@arizona.edu</w:t>
               </w:r>
             </w:hyperlink>
             <w:r>
               <w:rPr>
-                <w:rFonts w:ascii="Times New Roman" w:hAnsi="Times New Roman" w:cs="Times New Roman"/>
+                <w:rFonts w:ascii="Times New Roman" w:eastAsia="Calibri" w:hAnsi="Times New Roman" w:cs="Times New Roman"/>
                 <w:sz w:val="22"/>
                 <w:szCs w:val="22"/>
               </w:rPr>
-              <w:t xml:space="preserve"> |</w:t>
-            </w:r>
-            <w:r>
-              <w:rPr>
-                <w:rFonts w:ascii="Times New Roman" w:hAnsi="Times New Roman" w:cs="Times New Roman"/>
-                <w:sz w:val="22"/>
-                <w:szCs w:val="22"/>
-              </w:rPr>
-              <w:t xml:space="preserve"> </w:t>
+              <w:t xml:space="preserve"> | </w:t>
             </w:r>
             <w:hyperlink r:id="rId9" w:history="1">
               <w:r>
                 <w:rPr>
                   <w:rStyle w:val="Hyperlink"/>
-                  <w:rFonts w:ascii="Times New Roman" w:hAnsi="Times New Roman" w:cs="Times New Roman"/>
+                  <w:rFonts w:ascii="Times New Roman" w:eastAsia="Calibri" w:hAnsi="Times New Roman" w:cs="Times New Roman"/>
                   <w:sz w:val="22"/>
                   <w:szCs w:val="22"/>
                 </w:rPr>
-                <w:t>jifujiang1005@gmail.com</w:t>
+                <w:t>fujiang.ji@wisc.edu</w:t>
               </w:r>
             </w:hyperlink>
-            <w:r>
-              <w:rPr>
-                <w:rFonts w:ascii="Times New Roman" w:hAnsi="Times New Roman" w:cs="Times New Roman"/>
-                <w:sz w:val="22"/>
-                <w:szCs w:val="22"/>
-              </w:rPr>
-              <w:t xml:space="preserve"> </w:t>
-            </w:r>
           </w:p>
         </w:tc>
       </w:tr>
@@ -536,7 +519,15 @@
           <w:sz w:val="24"/>
           <w:szCs w:val="24"/>
         </w:rPr>
-        <w:t>Plant functional traits and functional diversity; Hyperspectral remote sensing; Data Fusion; Ecosystem process modeling; Radiative transfer modeling; Deep learning.</w:t>
+        <w:t>Plant functional traits and functional diversity; Hyperspectral remote sensing; Data Fusion; Ecosystem process modeling; Radiative transfer modeling; Deep learning</w:t>
+      </w:r>
+      <w:r>
+        <w:rPr>
+          <w:rFonts w:ascii="Times New Roman" w:eastAsia="Calibri" w:hAnsi="Times New Roman" w:cs="Times New Roman"/>
+          <w:sz w:val="24"/>
+          <w:szCs w:val="24"/>
+        </w:rPr>
+        <w:t>; Dryland Ecosystem.</w:t>
       </w:r>
     </w:p>
     <w:p>
@@ -1155,6 +1146,137 @@
           <w:sz w:val="24"/>
           <w:szCs w:val="24"/>
         </w:rPr>
+        <w:t>Research A</w:t>
+      </w:r>
+      <w:r>
+        <w:rPr>
+          <w:rFonts w:ascii="Times New Roman" w:eastAsia="Calibri" w:hAnsi="Times New Roman" w:cs="Times New Roman"/>
+          <w:b/>
+          <w:bCs/>
+          <w:color w:val="000000"/>
+          <w:sz w:val="24"/>
+          <w:szCs w:val="24"/>
+        </w:rPr>
+        <w:t>ssociate</w:t>
+      </w:r>
+      <w:r>
+        <w:rPr>
+          <w:rFonts w:ascii="Times New Roman" w:eastAsia="Calibri" w:hAnsi="Times New Roman" w:cs="Times New Roman"/>
+          <w:b/>
+          <w:bCs/>
+          <w:color w:val="000000"/>
+          <w:sz w:val="24"/>
+          <w:szCs w:val="24"/>
+        </w:rPr>
+        <w:t>,</w:t>
+      </w:r>
+      <w:r>
+        <w:rPr>
+          <w:rFonts w:ascii="Times New Roman" w:eastAsia="Calibri" w:hAnsi="Times New Roman" w:cs="Times New Roman"/>
+          <w:color w:val="000000"/>
+          <w:sz w:val="24"/>
+          <w:szCs w:val="24"/>
+        </w:rPr>
+        <w:t xml:space="preserve"> </w:t>
+      </w:r>
+      <w:r>
+        <w:rPr>
+          <w:rFonts w:ascii="Times New Roman" w:eastAsia="Calibri" w:hAnsi="Times New Roman" w:cs="Times New Roman"/>
+          <w:color w:val="000000"/>
+          <w:sz w:val="24"/>
+          <w:szCs w:val="24"/>
+        </w:rPr>
+        <w:t>Department of Forest and Wildlife Ecology, University of Wisconsin-Madison, WI, USA,</w:t>
+      </w:r>
+      <w:r>
+        <w:rPr>
+          <w:rFonts w:ascii="Times New Roman" w:eastAsia="Calibri" w:hAnsi="Times New Roman" w:cs="Times New Roman"/>
+          <w:color w:val="000000"/>
+          <w:sz w:val="24"/>
+          <w:szCs w:val="24"/>
+        </w:rPr>
+        <w:t xml:space="preserve"> </w:t>
+      </w:r>
+      <w:r>
+        <w:rPr>
+          <w:rFonts w:ascii="Times New Roman" w:eastAsia="Calibri" w:hAnsi="Times New Roman" w:cs="Times New Roman"/>
+          <w:bCs/>
+          <w:color w:val="000000"/>
+          <w:sz w:val="24"/>
+          <w:szCs w:val="24"/>
+        </w:rPr>
+        <w:t xml:space="preserve">February </w:t>
+      </w:r>
+      <w:r>
+        <w:rPr>
+          <w:rFonts w:ascii="Times New Roman" w:eastAsia="Calibri" w:hAnsi="Times New Roman" w:cs="Times New Roman"/>
+          <w:bCs/>
+          <w:color w:val="000000"/>
+          <w:sz w:val="24"/>
+          <w:szCs w:val="24"/>
+        </w:rPr>
+        <w:t xml:space="preserve">2026 </w:t>
+      </w:r>
+      <w:r>
+        <w:rPr>
+          <w:rFonts w:ascii="Times New Roman" w:eastAsia="Calibri" w:hAnsi="Times New Roman" w:cs="Times New Roman"/>
+          <w:color w:val="000000"/>
+          <w:sz w:val="24"/>
+          <w:szCs w:val="24"/>
+        </w:rPr>
+        <w:t>—</w:t>
+      </w:r>
+      <w:r>
+        <w:rPr>
+          <w:rFonts w:ascii="Times New Roman" w:eastAsia="Calibri" w:hAnsi="Times New Roman" w:cs="Times New Roman"/>
+          <w:color w:val="000000"/>
+          <w:sz w:val="24"/>
+          <w:szCs w:val="24"/>
+        </w:rPr>
+        <w:t xml:space="preserve"> Present</w:t>
+      </w:r>
+      <w:r>
+        <w:rPr>
+          <w:rFonts w:ascii="Times New Roman" w:eastAsia="Calibri" w:hAnsi="Times New Roman" w:cs="Times New Roman"/>
+          <w:color w:val="000000"/>
+          <w:sz w:val="24"/>
+          <w:szCs w:val="24"/>
+        </w:rPr>
+        <w:t>.</w:t>
+      </w:r>
+    </w:p>
+    <w:p>
+      <w:pPr>
+        <w:numPr>
+          <w:ilvl w:val="0"/>
+          <w:numId w:val="5"/>
+        </w:numPr>
+        <w:pBdr>
+          <w:top w:val="nil"/>
+          <w:left w:val="nil"/>
+          <w:bottom w:val="nil"/>
+          <w:right w:val="nil"/>
+          <w:between w:val="nil"/>
+        </w:pBdr>
+        <w:spacing w:before="40" w:after="40" w:line="420" w:lineRule="atLeast"/>
+        <w:rPr>
+          <w:rFonts w:ascii="Times New Roman" w:eastAsia="Calibri" w:hAnsi="Times New Roman" w:cs="Times New Roman"/>
+          <w:b/>
+          <w:color w:val="000000"/>
+          <w:sz w:val="24"/>
+          <w:szCs w:val="24"/>
+        </w:rPr>
+      </w:pPr>
+      <w:r>
+        <w:rPr>
+          <w:rFonts w:ascii="Times New Roman" w:eastAsia="Calibri" w:hAnsi="Times New Roman" w:cs="Times New Roman"/>
+          <w:b/>
+          <w:bCs/>
+          <w:color w:val="000000"/>
+          <w:sz w:val="24"/>
+          <w:szCs w:val="24"/>
+        </w:rPr>
+        <w:lastRenderedPageBreak/>
         <w:t>Research Assistant,</w:t>
       </w:r>
       <w:r>
@@ -1257,7 +1379,6 @@
           <w:szCs w:val="28"/>
           <w:u w:val="single"/>
         </w:rPr>
-        <w:lastRenderedPageBreak/>
         <w:t>Journal Articles</w:t>
       </w:r>
     </w:p>
@@ -1391,34 +1512,18 @@
       </w:pPr>
       <w:r>
         <w:rPr>
-          <w:rFonts w:ascii="Times New Roman" w:eastAsia="Calibri" w:hAnsi="Times New Roman" w:cs="Times New Roman" w:hint="eastAsia"/>
-        </w:rPr>
-        <w:t xml:space="preserve">Wang, W.; Lu, B.; Li Y.; </w:t>
-      </w:r>
-      <w:r>
-        <w:rPr>
-          <w:rFonts w:ascii="Times New Roman" w:eastAsia="Calibri" w:hAnsi="Times New Roman" w:cs="Times New Roman" w:hint="eastAsia"/>
-          <w:b/>
-          <w:color w:val="000000"/>
-          <w:sz w:val="24"/>
-          <w:szCs w:val="24"/>
-        </w:rPr>
-        <w:t>Ji, F.</w:t>
-      </w:r>
-      <w:r>
-        <w:rPr>
-          <w:rFonts w:ascii="Times New Roman" w:eastAsia="Calibri" w:hAnsi="Times New Roman" w:cs="Times New Roman"/>
-          <w:b/>
-          <w:color w:val="000000"/>
-          <w:sz w:val="24"/>
-          <w:szCs w:val="24"/>
-          <w:vertAlign w:val="superscript"/>
-        </w:rPr>
-        <w:t>*</w:t>
-      </w:r>
-      <w:r>
-        <w:rPr>
-          <w:rFonts w:ascii="Times New Roman" w:eastAsia="Calibri" w:hAnsi="Times New Roman" w:cs="Times New Roman" w:hint="eastAsia"/>
+          <w:rFonts w:ascii="Times New Roman" w:eastAsia="Calibri" w:hAnsi="Times New Roman" w:cs="Times New Roman"/>
+          <w:b/>
+          <w:color w:val="000000"/>
+          <w:sz w:val="24"/>
+          <w:szCs w:val="24"/>
+        </w:rPr>
+        <w:t>Ji, F.;</w:t>
+      </w:r>
+      <w:r>
+        <w:rPr>
+          <w:rFonts w:ascii="Times New Roman" w:eastAsia="Calibri" w:hAnsi="Times New Roman" w:cs="Times New Roman"/>
+          <w:b/>
         </w:rPr>
         <w:t xml:space="preserve"> </w:t>
       </w:r>
@@ -1426,13 +1531,42 @@
         <w:rPr>
           <w:rFonts w:ascii="Times New Roman" w:eastAsia="Calibri" w:hAnsi="Times New Roman" w:cs="Times New Roman"/>
         </w:rPr>
-        <w:t>A Quantitative Assessment of the Inconsistency Between Waterbody Segmentation and Shoreline Positioning in Deep Learning Models</w:t>
-      </w:r>
-      <w:r>
-        <w:rPr>
-          <w:rFonts w:ascii="Times New Roman" w:eastAsia="Calibri" w:hAnsi="Times New Roman" w:cs="Times New Roman"/>
-        </w:rPr>
-        <w:t xml:space="preserve">, </w:t>
+        <w:t xml:space="preserve">Zheng, T.; </w:t>
+      </w:r>
+      <w:proofErr w:type="spellStart"/>
+      <w:r>
+        <w:rPr>
+          <w:rFonts w:ascii="Times New Roman" w:eastAsia="Calibri" w:hAnsi="Times New Roman" w:cs="Times New Roman"/>
+          <w:color w:val="000000"/>
+        </w:rPr>
+        <w:t>Shiklomanov</w:t>
+      </w:r>
+      <w:proofErr w:type="spellEnd"/>
+      <w:r>
+        <w:rPr>
+          <w:rFonts w:ascii="Times New Roman" w:eastAsia="Calibri" w:hAnsi="Times New Roman" w:cs="Times New Roman"/>
+          <w:color w:val="000000"/>
+        </w:rPr>
+        <w:t xml:space="preserve">, A. N.; </w:t>
+      </w:r>
+      <w:r>
+        <w:rPr>
+          <w:rFonts w:ascii="Times New Roman" w:eastAsia="Calibri" w:hAnsi="Times New Roman" w:cs="Times New Roman"/>
+        </w:rPr>
+        <w:t xml:space="preserve">Yang, R.; Townsend, P. A.; </w:t>
+      </w:r>
+      <w:r>
+        <w:rPr>
+          <w:rFonts w:ascii="Times New Roman" w:eastAsia="Calibri" w:hAnsi="Times New Roman" w:cs="Times New Roman"/>
+          <w:color w:val="000000"/>
+        </w:rPr>
+        <w:t xml:space="preserve">Li, F.; Hao, D.; </w:t>
+      </w:r>
+      <w:r>
+        <w:rPr>
+          <w:rFonts w:ascii="Times New Roman" w:eastAsia="Calibri" w:hAnsi="Times New Roman" w:cs="Times New Roman"/>
+        </w:rPr>
+        <w:t xml:space="preserve">Dashti, H.; Kovach, K. R.; You, H.; Zhou, J.; Chen, M. Tracking seasonal variability in plant traits from spaceborne PRISMA and NEON AOP across forest types and ecoregions, </w:t>
       </w:r>
       <w:r>
         <w:rPr>
@@ -1440,148 +1574,47 @@
           <w:b/>
           <w:bCs/>
           <w:i/>
-          <w:iCs/>
-        </w:rPr>
-        <w:t>Geomatics</w:t>
-      </w:r>
-      <w:r>
-        <w:rPr>
-          <w:rFonts w:ascii="Times New Roman" w:eastAsia="Calibri" w:hAnsi="Times New Roman" w:cs="Times New Roman"/>
-        </w:rPr>
-        <w:t xml:space="preserve">, 6(1), 21. </w:t>
+        </w:rPr>
+        <w:t>Remote sensing of Environment</w:t>
+      </w:r>
+      <w:r>
+        <w:rPr>
+          <w:rFonts w:ascii="Times New Roman" w:eastAsia="Calibri" w:hAnsi="Times New Roman" w:cs="Times New Roman"/>
+          <w:i/>
+        </w:rPr>
+        <w:t>,</w:t>
+      </w:r>
+      <w:r>
+        <w:rPr>
+          <w:rFonts w:ascii="Times New Roman" w:eastAsia="Calibri" w:hAnsi="Times New Roman" w:cs="Times New Roman"/>
+        </w:rPr>
+        <w:t xml:space="preserve"> 202</w:t>
+      </w:r>
+      <w:r>
+        <w:rPr>
+          <w:rFonts w:ascii="Times New Roman" w:eastAsia="Calibri" w:hAnsi="Times New Roman" w:cs="Times New Roman"/>
+        </w:rPr>
+        <w:t>6,</w:t>
+      </w:r>
+      <w:r>
+        <w:rPr>
+          <w:rFonts w:ascii="Times New Roman" w:eastAsia="Calibri" w:hAnsi="Times New Roman" w:cs="Times New Roman"/>
+        </w:rPr>
+        <w:t xml:space="preserve"> </w:t>
+      </w:r>
+      <w:r>
+        <w:rPr>
+          <w:rFonts w:ascii="Times New Roman" w:hAnsi="Times New Roman" w:cs="Times New Roman"/>
+        </w:rPr>
+        <w:t xml:space="preserve">333, </w:t>
+      </w:r>
+      <w:r>
+        <w:rPr>
+          <w:rFonts w:ascii="Times New Roman" w:eastAsia="Calibri" w:hAnsi="Times New Roman" w:cs="Times New Roman"/>
+        </w:rPr>
+        <w:t xml:space="preserve">115149. </w:t>
       </w:r>
       <w:hyperlink r:id="rId16" w:history="1">
-        <w:r>
-          <w:rPr>
-            <w:rStyle w:val="Hyperlink"/>
-            <w:rFonts w:ascii="Times New Roman" w:eastAsia="Calibri" w:hAnsi="Times New Roman" w:cs="Times New Roman"/>
-          </w:rPr>
-          <w:t>https://doi.org/10.3390/geomatics6010021</w:t>
-        </w:r>
-      </w:hyperlink>
-      <w:r>
-        <w:rPr>
-          <w:rFonts w:ascii="Times New Roman" w:eastAsia="Calibri" w:hAnsi="Times New Roman" w:cs="Times New Roman"/>
-        </w:rPr>
-        <w:t xml:space="preserve"> </w:t>
-      </w:r>
-    </w:p>
-    <w:p>
-      <w:pPr>
-        <w:numPr>
-          <w:ilvl w:val="0"/>
-          <w:numId w:val="6"/>
-        </w:numPr>
-        <w:spacing w:line="400" w:lineRule="atLeast"/>
-        <w:rPr>
-          <w:rFonts w:ascii="Times New Roman" w:eastAsia="Calibri" w:hAnsi="Times New Roman" w:cs="Times New Roman"/>
-        </w:rPr>
-      </w:pPr>
-      <w:r>
-        <w:rPr>
-          <w:rFonts w:ascii="Times New Roman" w:eastAsia="Calibri" w:hAnsi="Times New Roman" w:cs="Times New Roman"/>
-          <w:b/>
-          <w:color w:val="000000"/>
-          <w:sz w:val="24"/>
-          <w:szCs w:val="24"/>
-        </w:rPr>
-        <w:t>Ji, F.;</w:t>
-      </w:r>
-      <w:r>
-        <w:rPr>
-          <w:rFonts w:ascii="Times New Roman" w:eastAsia="Calibri" w:hAnsi="Times New Roman" w:cs="Times New Roman"/>
-          <w:b/>
-        </w:rPr>
-        <w:t xml:space="preserve"> </w:t>
-      </w:r>
-      <w:r>
-        <w:rPr>
-          <w:rFonts w:ascii="Times New Roman" w:eastAsia="Calibri" w:hAnsi="Times New Roman" w:cs="Times New Roman"/>
-        </w:rPr>
-        <w:t xml:space="preserve">Zheng, T.; </w:t>
-      </w:r>
-      <w:proofErr w:type="spellStart"/>
-      <w:r>
-        <w:rPr>
-          <w:rFonts w:ascii="Times New Roman" w:eastAsia="Calibri" w:hAnsi="Times New Roman" w:cs="Times New Roman"/>
-          <w:color w:val="000000"/>
-        </w:rPr>
-        <w:t>Shiklomanov</w:t>
-      </w:r>
-      <w:proofErr w:type="spellEnd"/>
-      <w:r>
-        <w:rPr>
-          <w:rFonts w:ascii="Times New Roman" w:eastAsia="Calibri" w:hAnsi="Times New Roman" w:cs="Times New Roman"/>
-          <w:color w:val="000000"/>
-        </w:rPr>
-        <w:t xml:space="preserve">, A. N.; </w:t>
-      </w:r>
-      <w:r>
-        <w:rPr>
-          <w:rFonts w:ascii="Times New Roman" w:eastAsia="Calibri" w:hAnsi="Times New Roman" w:cs="Times New Roman"/>
-        </w:rPr>
-        <w:t xml:space="preserve">Yang, R.; Townsend, P. A.; </w:t>
-      </w:r>
-      <w:r>
-        <w:rPr>
-          <w:rFonts w:ascii="Times New Roman" w:eastAsia="Calibri" w:hAnsi="Times New Roman" w:cs="Times New Roman"/>
-          <w:color w:val="000000"/>
-        </w:rPr>
-        <w:t xml:space="preserve">Li, F.; Hao, D.; </w:t>
-      </w:r>
-      <w:r>
-        <w:rPr>
-          <w:rFonts w:ascii="Times New Roman" w:eastAsia="Calibri" w:hAnsi="Times New Roman" w:cs="Times New Roman"/>
-        </w:rPr>
-        <w:t xml:space="preserve">Dashti, H.; Kovach, K. R.; You, H.; Zhou, J.; Chen, M. Tracking seasonal variability in plant traits from spaceborne PRISMA and NEON AOP across forest types and ecoregions, </w:t>
-      </w:r>
-      <w:r>
-        <w:rPr>
-          <w:rFonts w:ascii="Times New Roman" w:eastAsia="Calibri" w:hAnsi="Times New Roman" w:cs="Times New Roman"/>
-          <w:b/>
-          <w:bCs/>
-          <w:i/>
-        </w:rPr>
-        <w:t>Remote sensing of Environment</w:t>
-      </w:r>
-      <w:r>
-        <w:rPr>
-          <w:rFonts w:ascii="Times New Roman" w:eastAsia="Calibri" w:hAnsi="Times New Roman" w:cs="Times New Roman"/>
-          <w:i/>
-        </w:rPr>
-        <w:t>,</w:t>
-      </w:r>
-      <w:r>
-        <w:rPr>
-          <w:rFonts w:ascii="Times New Roman" w:eastAsia="Calibri" w:hAnsi="Times New Roman" w:cs="Times New Roman"/>
-        </w:rPr>
-        <w:t xml:space="preserve"> 202</w:t>
-      </w:r>
-      <w:r>
-        <w:rPr>
-          <w:rFonts w:ascii="Times New Roman" w:eastAsia="Calibri" w:hAnsi="Times New Roman" w:cs="Times New Roman"/>
-        </w:rPr>
-        <w:t>6,</w:t>
-      </w:r>
-      <w:r>
-        <w:rPr>
-          <w:rFonts w:ascii="Times New Roman" w:eastAsia="Calibri" w:hAnsi="Times New Roman" w:cs="Times New Roman"/>
-        </w:rPr>
-        <w:t xml:space="preserve"> </w:t>
-      </w:r>
-      <w:r>
-        <w:rPr>
-          <w:rFonts w:ascii="Times New Roman" w:hAnsi="Times New Roman" w:cs="Times New Roman"/>
-        </w:rPr>
-        <w:t xml:space="preserve">333, </w:t>
-      </w:r>
-      <w:r>
-        <w:rPr>
-          <w:rFonts w:ascii="Times New Roman" w:eastAsia="Calibri" w:hAnsi="Times New Roman" w:cs="Times New Roman"/>
-        </w:rPr>
-        <w:t xml:space="preserve">115149. </w:t>
-      </w:r>
-      <w:hyperlink r:id="rId17" w:history="1">
         <w:r>
           <w:rPr>
             <w:rStyle w:val="Hyperlink"/>
@@ -1652,7 +1685,7 @@
         </w:rPr>
         <w:t xml:space="preserve"> </w:t>
       </w:r>
-      <w:hyperlink r:id="rId18" w:history="1">
+      <w:hyperlink r:id="rId17" w:history="1">
         <w:r>
           <w:rPr>
             <w:rStyle w:val="Hyperlink"/>
@@ -1824,7 +1857,7 @@
         </w:rPr>
         <w:t xml:space="preserve"> </w:t>
       </w:r>
-      <w:hyperlink r:id="rId19">
+      <w:hyperlink r:id="rId18">
         <w:r>
           <w:rPr>
             <w:rFonts w:ascii="Times New Roman" w:eastAsia="Calibri" w:hAnsi="Times New Roman" w:cs="Times New Roman"/>
@@ -1930,7 +1963,7 @@
         </w:rPr>
         <w:t xml:space="preserve">, 2021, PP (99): 1-14. </w:t>
       </w:r>
-      <w:hyperlink r:id="rId20">
+      <w:hyperlink r:id="rId19">
         <w:r>
           <w:rPr>
             <w:rFonts w:ascii="Times New Roman" w:eastAsia="Calibri" w:hAnsi="Times New Roman" w:cs="Times New Roman"/>
@@ -2009,7 +2042,7 @@
         </w:rPr>
         <w:t xml:space="preserve">, 2020, 35(2): 406-415. (In Chinese with English Abstract). </w:t>
       </w:r>
-      <w:hyperlink r:id="rId21">
+      <w:hyperlink r:id="rId20">
         <w:r>
           <w:rPr>
             <w:rFonts w:ascii="Times New Roman" w:eastAsia="Calibri" w:hAnsi="Times New Roman" w:cs="Times New Roman"/>
@@ -2033,6 +2066,176 @@
           <w:ilvl w:val="0"/>
           <w:numId w:val="6"/>
         </w:numPr>
+        <w:spacing w:line="400" w:lineRule="atLeast"/>
+        <w:rPr>
+          <w:rFonts w:ascii="Times New Roman" w:eastAsia="Calibri" w:hAnsi="Times New Roman" w:cs="Times New Roman"/>
+        </w:rPr>
+      </w:pPr>
+      <w:r>
+        <w:rPr>
+          <w:rFonts w:ascii="Times New Roman" w:eastAsia="Calibri" w:hAnsi="Times New Roman" w:cs="Times New Roman" w:hint="eastAsia"/>
+        </w:rPr>
+        <w:t xml:space="preserve">Wang, W.; Lu, B.; Li Y.; </w:t>
+      </w:r>
+      <w:r>
+        <w:rPr>
+          <w:rFonts w:ascii="Times New Roman" w:eastAsia="Calibri" w:hAnsi="Times New Roman" w:cs="Times New Roman" w:hint="eastAsia"/>
+          <w:b/>
+          <w:color w:val="000000"/>
+          <w:sz w:val="24"/>
+          <w:szCs w:val="24"/>
+        </w:rPr>
+        <w:t>Ji, F.</w:t>
+      </w:r>
+      <w:r>
+        <w:rPr>
+          <w:rFonts w:ascii="Times New Roman" w:eastAsia="Calibri" w:hAnsi="Times New Roman" w:cs="Times New Roman"/>
+          <w:b/>
+          <w:color w:val="000000"/>
+          <w:sz w:val="24"/>
+          <w:szCs w:val="24"/>
+          <w:vertAlign w:val="superscript"/>
+        </w:rPr>
+        <w:t>*</w:t>
+      </w:r>
+      <w:r>
+        <w:rPr>
+          <w:rFonts w:ascii="Times New Roman" w:eastAsia="Calibri" w:hAnsi="Times New Roman" w:cs="Times New Roman" w:hint="eastAsia"/>
+        </w:rPr>
+        <w:t xml:space="preserve"> </w:t>
+      </w:r>
+      <w:r>
+        <w:rPr>
+          <w:rFonts w:ascii="Times New Roman" w:eastAsia="Calibri" w:hAnsi="Times New Roman" w:cs="Times New Roman"/>
+        </w:rPr>
+        <w:t>A Quantitative Assessment of the Inconsistency Between Waterbody Segmentation and Shoreline Positioning in Deep Learning Models</w:t>
+      </w:r>
+      <w:r>
+        <w:rPr>
+          <w:rFonts w:ascii="Times New Roman" w:eastAsia="Calibri" w:hAnsi="Times New Roman" w:cs="Times New Roman"/>
+        </w:rPr>
+        <w:t xml:space="preserve">, </w:t>
+      </w:r>
+      <w:r>
+        <w:rPr>
+          <w:rFonts w:ascii="Times New Roman" w:eastAsia="Calibri" w:hAnsi="Times New Roman" w:cs="Times New Roman"/>
+          <w:b/>
+          <w:bCs/>
+          <w:i/>
+          <w:iCs/>
+        </w:rPr>
+        <w:t>Geomatics</w:t>
+      </w:r>
+      <w:r>
+        <w:rPr>
+          <w:rFonts w:ascii="Times New Roman" w:eastAsia="Calibri" w:hAnsi="Times New Roman" w:cs="Times New Roman"/>
+        </w:rPr>
+        <w:t xml:space="preserve">, 6(1), 21. </w:t>
+      </w:r>
+      <w:hyperlink r:id="rId21" w:history="1">
+        <w:r>
+          <w:rPr>
+            <w:rStyle w:val="Hyperlink"/>
+            <w:rFonts w:ascii="Times New Roman" w:eastAsia="Calibri" w:hAnsi="Times New Roman" w:cs="Times New Roman"/>
+          </w:rPr>
+          <w:t>https://doi.org/10.3390/geomatics6010021</w:t>
+        </w:r>
+      </w:hyperlink>
+      <w:r>
+        <w:rPr>
+          <w:rFonts w:ascii="Times New Roman" w:eastAsia="Calibri" w:hAnsi="Times New Roman" w:cs="Times New Roman"/>
+        </w:rPr>
+        <w:t xml:space="preserve"> </w:t>
+      </w:r>
+    </w:p>
+    <w:p>
+      <w:pPr>
+        <w:numPr>
+          <w:ilvl w:val="0"/>
+          <w:numId w:val="6"/>
+        </w:numPr>
+        <w:spacing w:line="400" w:lineRule="atLeast"/>
+        <w:rPr>
+          <w:rFonts w:ascii="Times New Roman" w:eastAsia="Calibri" w:hAnsi="Times New Roman" w:cs="Times New Roman" w:hint="eastAsia"/>
+        </w:rPr>
+      </w:pPr>
+      <w:r>
+        <w:rPr>
+          <w:rFonts w:ascii="Times New Roman" w:eastAsia="Calibri" w:hAnsi="Times New Roman" w:cs="Times New Roman"/>
+        </w:rPr>
+        <w:t xml:space="preserve">Wang W, Lu B, Li Y, </w:t>
+      </w:r>
+      <w:r>
+        <w:rPr>
+          <w:rFonts w:ascii="Times New Roman" w:eastAsia="Calibri" w:hAnsi="Times New Roman" w:cs="Times New Roman" w:hint="eastAsia"/>
+          <w:b/>
+          <w:color w:val="000000"/>
+          <w:sz w:val="24"/>
+          <w:szCs w:val="24"/>
+        </w:rPr>
+        <w:t>Ji, F.</w:t>
+      </w:r>
+      <w:r>
+        <w:rPr>
+          <w:rFonts w:ascii="Times New Roman" w:eastAsia="Calibri" w:hAnsi="Times New Roman" w:cs="Times New Roman"/>
+          <w:b/>
+          <w:color w:val="000000"/>
+          <w:sz w:val="24"/>
+          <w:szCs w:val="24"/>
+          <w:vertAlign w:val="superscript"/>
+        </w:rPr>
+        <w:t>*</w:t>
+      </w:r>
+      <w:r>
+        <w:rPr>
+          <w:rFonts w:ascii="Times New Roman" w:eastAsia="Calibri" w:hAnsi="Times New Roman" w:cs="Times New Roman" w:hint="eastAsia"/>
+        </w:rPr>
+        <w:t xml:space="preserve"> </w:t>
+      </w:r>
+      <w:r>
+        <w:rPr>
+          <w:rFonts w:ascii="Times New Roman" w:eastAsia="Calibri" w:hAnsi="Times New Roman" w:cs="Times New Roman"/>
+        </w:rPr>
+        <w:t xml:space="preserve">Multiscale Morphology-Based Detection of Shoreline Change Hotspots from Aerial Imagery Under Fluctuating Water Levels. </w:t>
+      </w:r>
+      <w:r>
+        <w:rPr>
+          <w:rFonts w:ascii="Times New Roman" w:eastAsia="Calibri" w:hAnsi="Times New Roman" w:cs="Times New Roman"/>
+          <w:b/>
+          <w:bCs/>
+          <w:i/>
+          <w:iCs/>
+        </w:rPr>
+        <w:t>Remote Sensing</w:t>
+      </w:r>
+      <w:r>
+        <w:rPr>
+          <w:rFonts w:ascii="Times New Roman" w:eastAsia="Calibri" w:hAnsi="Times New Roman" w:cs="Times New Roman"/>
+        </w:rPr>
+        <w:t xml:space="preserve">. 2026; 18(8):1148. </w:t>
+      </w:r>
+      <w:hyperlink r:id="rId22" w:history="1">
+        <w:r>
+          <w:rPr>
+            <w:rStyle w:val="Hyperlink"/>
+            <w:rFonts w:ascii="Times New Roman" w:eastAsia="Calibri" w:hAnsi="Times New Roman" w:cs="Times New Roman"/>
+          </w:rPr>
+          <w:t>https://doi.org/10.3390/rs18081148</w:t>
+        </w:r>
+      </w:hyperlink>
+      <w:r>
+        <w:rPr>
+          <w:rFonts w:ascii="Times New Roman" w:eastAsia="Calibri" w:hAnsi="Times New Roman" w:cs="Times New Roman" w:hint="eastAsia"/>
+        </w:rPr>
+        <w:t xml:space="preserve"> </w:t>
+      </w:r>
+    </w:p>
+    <w:p>
+      <w:pPr>
+        <w:numPr>
+          <w:ilvl w:val="0"/>
+          <w:numId w:val="6"/>
+        </w:numPr>
         <w:spacing w:before="21" w:after="21" w:line="398" w:lineRule="atLeast"/>
         <w:ind w:left="357" w:hanging="357"/>
         <w:rPr>
@@ -2043,6 +2246,7 @@
         <w:rPr>
           <w:rFonts w:ascii="Times New Roman" w:eastAsia="Calibri" w:hAnsi="Times New Roman" w:cs="Times New Roman"/>
         </w:rPr>
+        <w:lastRenderedPageBreak/>
         <w:t xml:space="preserve">Liu, H.; Xiao, J.; Hao, D.; Li, F.; </w:t>
       </w:r>
       <w:r>
@@ -2082,7 +2286,7 @@
         </w:rPr>
         <w:t xml:space="preserve"> 2025, 317, 114492. </w:t>
       </w:r>
-      <w:hyperlink r:id="rId22" w:history="1">
+      <w:hyperlink r:id="rId23" w:history="1">
         <w:r>
           <w:rPr>
             <w:rStyle w:val="Hyperlink"/>
@@ -2168,7 +2372,7 @@
         </w:rPr>
         <w:t xml:space="preserve">, 2024. </w:t>
       </w:r>
-      <w:hyperlink r:id="rId23">
+      <w:hyperlink r:id="rId24">
         <w:r>
           <w:rPr>
             <w:rFonts w:ascii="Times New Roman" w:eastAsia="Calibri" w:hAnsi="Times New Roman" w:cs="Times New Roman"/>
@@ -2291,7 +2495,7 @@
         </w:rPr>
         <w:t xml:space="preserve"> </w:t>
       </w:r>
-      <w:hyperlink r:id="rId24">
+      <w:hyperlink r:id="rId25">
         <w:r>
           <w:rPr>
             <w:rFonts w:ascii="Times New Roman" w:eastAsia="Calibri" w:hAnsi="Times New Roman" w:cs="Times New Roman"/>
@@ -2307,7 +2511,7 @@
         </w:rPr>
         <w:t xml:space="preserve"> [</w:t>
       </w:r>
-      <w:hyperlink r:id="rId25" w:history="1">
+      <w:hyperlink r:id="rId26" w:history="1">
         <w:r>
           <w:rPr>
             <w:rStyle w:val="Hyperlink"/>
@@ -2322,7 +2526,7 @@
         </w:rPr>
         <w:t xml:space="preserve">, </w:t>
       </w:r>
-      <w:hyperlink r:id="rId26" w:history="1">
+      <w:hyperlink r:id="rId27" w:history="1">
         <w:r>
           <w:rPr>
             <w:rStyle w:val="Hyperlink"/>
@@ -2337,7 +2541,7 @@
         </w:rPr>
         <w:t xml:space="preserve">, </w:t>
       </w:r>
-      <w:hyperlink r:id="rId27" w:history="1">
+      <w:hyperlink r:id="rId28" w:history="1">
         <w:r>
           <w:rPr>
             <w:rStyle w:val="Hyperlink"/>
@@ -2352,7 +2556,7 @@
         </w:rPr>
         <w:t xml:space="preserve">, </w:t>
       </w:r>
-      <w:hyperlink r:id="rId28" w:history="1">
+      <w:hyperlink r:id="rId29" w:history="1">
         <w:r>
           <w:rPr>
             <w:rStyle w:val="Hyperlink"/>
@@ -2367,7 +2571,7 @@
         </w:rPr>
         <w:t xml:space="preserve">, </w:t>
       </w:r>
-      <w:hyperlink r:id="rId29" w:history="1">
+      <w:hyperlink r:id="rId30" w:history="1">
         <w:r>
           <w:rPr>
             <w:rStyle w:val="Hyperlink"/>
@@ -2382,7 +2586,7 @@
         </w:rPr>
         <w:t xml:space="preserve">, </w:t>
       </w:r>
-      <w:hyperlink r:id="rId30" w:history="1">
+      <w:hyperlink r:id="rId31" w:history="1">
         <w:r>
           <w:rPr>
             <w:rStyle w:val="Hyperlink"/>
@@ -2459,7 +2663,7 @@
         </w:rPr>
         <w:t xml:space="preserve">. 2019, 9, 1459.2. </w:t>
       </w:r>
-      <w:hyperlink r:id="rId31">
+      <w:hyperlink r:id="rId32">
         <w:r>
           <w:rPr>
             <w:rFonts w:ascii="Times New Roman" w:eastAsia="Calibri" w:hAnsi="Times New Roman" w:cs="Times New Roman"/>
@@ -2558,7 +2762,7 @@
         </w:rPr>
         <w:t xml:space="preserve">1403-1418. (In Chinese with English Abstract). </w:t>
       </w:r>
-      <w:hyperlink r:id="rId32">
+      <w:hyperlink r:id="rId33">
         <w:r>
           <w:rPr>
             <w:rFonts w:ascii="Times New Roman" w:eastAsia="Calibri" w:hAnsi="Times New Roman" w:cs="Times New Roman"/>
@@ -2669,7 +2873,7 @@
         </w:rPr>
         <w:t xml:space="preserve">, 2021(5). </w:t>
       </w:r>
-      <w:hyperlink r:id="rId33">
+      <w:hyperlink r:id="rId34">
         <w:r>
           <w:rPr>
             <w:rFonts w:ascii="Times New Roman" w:eastAsia="Calibri" w:hAnsi="Times New Roman" w:cs="Times New Roman"/>
@@ -2767,7 +2971,7 @@
         </w:rPr>
         <w:t xml:space="preserve">, 2022 1–23. </w:t>
       </w:r>
-      <w:hyperlink r:id="rId34">
+      <w:hyperlink r:id="rId35">
         <w:r>
           <w:rPr>
             <w:rFonts w:ascii="Times New Roman" w:eastAsia="Calibri" w:hAnsi="Times New Roman" w:cs="Times New Roman"/>
@@ -3073,7 +3277,15 @@
           <w:rFonts w:ascii="Times New Roman" w:eastAsia="Calibri" w:hAnsi="Times New Roman" w:cs="Times New Roman"/>
           <w:color w:val="000000"/>
         </w:rPr>
-        <w:t>EMIT science team seminar: Hyperspectral reconstruction from spaceborne and airborne observations to map plant functional traits in fine detail (</w:t>
+        <w:t xml:space="preserve">EMIT science team seminar: Hyperspectral reconstruction from spaceborne and airborne </w:t>
+      </w:r>
+      <w:r>
+        <w:rPr>
+          <w:rFonts w:ascii="Times New Roman" w:eastAsia="Calibri" w:hAnsi="Times New Roman" w:cs="Times New Roman"/>
+          <w:color w:val="000000"/>
+        </w:rPr>
+        <w:lastRenderedPageBreak/>
+        <w:t>observations to map plant functional traits in fine detail (</w:t>
       </w:r>
       <w:r>
         <w:rPr>
@@ -3314,7 +3526,6 @@
           <w:rFonts w:ascii="Times New Roman" w:eastAsia="Calibri" w:hAnsi="Times New Roman" w:cs="Times New Roman"/>
           <w:color w:val="000000"/>
         </w:rPr>
-        <w:lastRenderedPageBreak/>
         <w:t xml:space="preserve">Dec. </w:t>
       </w:r>
       <w:r>
@@ -4183,6 +4394,7 @@
           <w:sz w:val="22"/>
           <w:szCs w:val="22"/>
         </w:rPr>
+        <w:lastRenderedPageBreak/>
         <w:t>Integrating hyperspectral observations from NASA's EMIT platform with complementary drone-, aircraft- (GEMx), and satellite-scale (EnMAP, PACE) datasets to map dryland plant and soil community composition and functional diversity across the Colorado Plateau and global drylands, with emphasis on developing novel maps of biological soil crust cover, community composition, and function.</w:t>
       </w:r>
     </w:p>
@@ -4284,7 +4496,6 @@
           <w:sz w:val="22"/>
           <w:szCs w:val="22"/>
         </w:rPr>
-        <w:lastRenderedPageBreak/>
         <w:t>Advance spaceborne mapping of plant functional traits with high-resolution and hyperspectral data over sparse vegetation canopies (80NSSC24K0054)</w:t>
       </w:r>
       <w:r>
@@ -4884,7 +5095,17 @@
           <w:sz w:val="22"/>
           <w:szCs w:val="22"/>
         </w:rPr>
-        <w:t>Produced the 2000-2019 farmland productivity dataset in Northeast Eurasia by using the crop growth model through the JavaScript API interface of the Google Earth Engine platform; Wrote the SDGs 2.4 documents in both Chinese and English.</w:t>
+        <w:t xml:space="preserve">Produced the 2000-2019 farmland productivity dataset in Northeast Eurasia by using the crop </w:t>
+      </w:r>
+      <w:r>
+        <w:rPr>
+          <w:rFonts w:ascii="Times New Roman" w:eastAsia="Calibri" w:hAnsi="Times New Roman" w:cs="Times New Roman"/>
+          <w:i/>
+          <w:sz w:val="22"/>
+          <w:szCs w:val="22"/>
+        </w:rPr>
+        <w:lastRenderedPageBreak/>
+        <w:t>growth model through the JavaScript API interface of the Google Earth Engine platform; Wrote the SDGs 2.4 documents in both Chinese and English.</w:t>
       </w:r>
     </w:p>
     <w:p>
@@ -4991,7 +5212,6 @@
           <w:sz w:val="24"/>
           <w:szCs w:val="24"/>
         </w:rPr>
-        <w:lastRenderedPageBreak/>
         <w:t>Undergrad Research Assistant, Chengdu University of Technology, Sep</w:t>
       </w:r>
       <w:r>
@@ -5473,7 +5693,7 @@
               </w:rPr>
               <w:t xml:space="preserve"> [</w:t>
             </w:r>
-            <w:hyperlink r:id="rId35" w:history="1">
+            <w:hyperlink r:id="rId36" w:history="1">
               <w:r>
                 <w:rPr>
                   <w:rStyle w:val="Hyperlink"/>
@@ -5580,7 +5800,7 @@
               </w:rPr>
               <w:t xml:space="preserve"> [</w:t>
             </w:r>
-            <w:hyperlink r:id="rId36" w:history="1">
+            <w:hyperlink r:id="rId37" w:history="1">
               <w:r>
                 <w:rPr>
                   <w:rStyle w:val="Hyperlink"/>
@@ -5806,7 +6026,7 @@
               </w:rPr>
               <w:t xml:space="preserve"> [</w:t>
             </w:r>
-            <w:hyperlink r:id="rId37" w:history="1">
+            <w:hyperlink r:id="rId38" w:history="1">
               <w:r>
                 <w:rPr>
                   <w:rStyle w:val="Hyperlink"/>
@@ -6518,27 +6738,6 @@
           <w:right w:val="nil"/>
           <w:between w:val="nil"/>
         </w:pBdr>
-        <w:tabs>
-          <w:tab w:val="right" w:pos="8306"/>
-        </w:tabs>
-        <w:spacing w:line="400" w:lineRule="atLeast"/>
-        <w:rPr>
-          <w:rFonts w:ascii="Times New Roman" w:eastAsia="Calibri" w:hAnsi="Times New Roman" w:cs="Times New Roman"/>
-          <w:color w:val="000000"/>
-          <w:sz w:val="22"/>
-          <w:szCs w:val="22"/>
-        </w:rPr>
-      </w:pPr>
-    </w:p>
-    <w:p>
-      <w:pPr>
-        <w:pBdr>
-          <w:top w:val="nil"/>
-          <w:left w:val="nil"/>
-          <w:bottom w:val="nil"/>
-          <w:right w:val="nil"/>
-          <w:between w:val="nil"/>
-        </w:pBdr>
         <w:spacing w:before="120" w:after="120" w:line="400" w:lineRule="atLeast"/>
         <w:ind w:left="641" w:hanging="641"/>
         <w:jc w:val="left"/>
@@ -6560,6 +6759,7 @@
           <w:szCs w:val="28"/>
           <w:u w:val="single"/>
         </w:rPr>
+        <w:lastRenderedPageBreak/>
         <w:t>Service</w:t>
       </w:r>
     </w:p>
@@ -6756,7 +6956,6 @@
           <w:szCs w:val="28"/>
           <w:u w:val="single"/>
         </w:rPr>
-        <w:lastRenderedPageBreak/>
         <w:t>Professional Affiliation</w:t>
       </w:r>
     </w:p>
@@ -6863,7 +7062,7 @@
           <w:szCs w:val="22"/>
         </w:rPr>
       </w:pPr>
-      <w:hyperlink r:id="rId38" w:history="1">
+      <w:hyperlink r:id="rId39" w:history="1">
         <w:r>
           <w:rPr>
             <w:rStyle w:val="Hyperlink"/>
@@ -6963,7 +7162,7 @@
         </w:rPr>
         <w:t xml:space="preserve">Email: </w:t>
       </w:r>
-      <w:hyperlink r:id="rId39" w:history="1">
+      <w:hyperlink r:id="rId40" w:history="1">
         <w:r>
           <w:rPr>
             <w:rStyle w:val="Hyperlink"/>
@@ -7000,7 +7199,7 @@
           <w:szCs w:val="22"/>
         </w:rPr>
       </w:pPr>
-      <w:hyperlink r:id="rId40" w:history="1">
+      <w:hyperlink r:id="rId41" w:history="1">
         <w:r>
           <w:rPr>
             <w:rStyle w:val="Hyperlink"/>
@@ -7116,7 +7315,7 @@
         </w:rPr>
         <w:t xml:space="preserve">Email: </w:t>
       </w:r>
-      <w:hyperlink r:id="rId41" w:history="1">
+      <w:hyperlink r:id="rId42" w:history="1">
         <w:r>
           <w:rPr>
             <w:rStyle w:val="Hyperlink"/>
@@ -7153,7 +7352,7 @@
           <w:szCs w:val="22"/>
         </w:rPr>
       </w:pPr>
-      <w:hyperlink r:id="rId42" w:history="1">
+      <w:hyperlink r:id="rId43" w:history="1">
         <w:r>
           <w:rPr>
             <w:rStyle w:val="Hyperlink"/>
@@ -7253,7 +7452,7 @@
         </w:rPr>
         <w:t xml:space="preserve">Email: </w:t>
       </w:r>
-      <w:hyperlink r:id="rId43" w:history="1">
+      <w:hyperlink r:id="rId44" w:history="1">
         <w:r>
           <w:rPr>
             <w:rStyle w:val="Hyperlink"/>
@@ -7266,12 +7465,12 @@
       </w:hyperlink>
     </w:p>
     <w:sectPr>
-      <w:headerReference w:type="even" r:id="rId44"/>
-      <w:headerReference w:type="default" r:id="rId45"/>
-      <w:footerReference w:type="even" r:id="rId46"/>
-      <w:footerReference w:type="default" r:id="rId47"/>
-      <w:headerReference w:type="first" r:id="rId48"/>
-      <w:footerReference w:type="first" r:id="rId49"/>
+      <w:headerReference w:type="even" r:id="rId45"/>
+      <w:headerReference w:type="default" r:id="rId46"/>
+      <w:footerReference w:type="even" r:id="rId47"/>
+      <w:footerReference w:type="default" r:id="rId48"/>
+      <w:headerReference w:type="first" r:id="rId49"/>
+      <w:footerReference w:type="first" r:id="rId50"/>
       <w:pgSz w:w="12240" w:h="15840"/>
       <w:pgMar w:top="1440" w:right="1440" w:bottom="1440" w:left="1440" w:header="851" w:footer="992" w:gutter="0"/>
       <w:pgNumType w:start="1"/>

--- a/assets/cv/Curriculum Vitae_Fujiang Ji.docx
+++ b/assets/cv/Curriculum Vitae_Fujiang Ji.docx
@@ -1205,17 +1205,7 @@
           <w:sz w:val="24"/>
           <w:szCs w:val="24"/>
         </w:rPr>
-        <w:t xml:space="preserve">February </w:t>
-      </w:r>
-      <w:r>
-        <w:rPr>
-          <w:rFonts w:ascii="Times New Roman" w:eastAsia="Calibri" w:hAnsi="Times New Roman" w:cs="Times New Roman"/>
-          <w:bCs/>
-          <w:color w:val="000000"/>
-          <w:sz w:val="24"/>
-          <w:szCs w:val="24"/>
-        </w:rPr>
-        <w:t xml:space="preserve">2026 </w:t>
+        <w:t xml:space="preserve">February 2026 </w:t>
       </w:r>
       <w:r>
         <w:rPr>
@@ -2156,7 +2146,7 @@
         </w:numPr>
         <w:spacing w:line="400" w:lineRule="atLeast"/>
         <w:rPr>
-          <w:rFonts w:ascii="Times New Roman" w:eastAsia="Calibri" w:hAnsi="Times New Roman" w:cs="Times New Roman" w:hint="eastAsia"/>
+          <w:rFonts w:ascii="Times New Roman" w:eastAsia="Calibri" w:hAnsi="Times New Roman" w:cs="Times New Roman"/>
         </w:rPr>
       </w:pPr>
       <w:r>
@@ -3258,26 +3248,35 @@
         <w:rPr>
           <w:rFonts w:ascii="Times New Roman" w:eastAsia="Calibri" w:hAnsi="Times New Roman" w:cs="Times New Roman"/>
           <w:b/>
-          <w:color w:val="000000"/>
-          <w:sz w:val="24"/>
-          <w:szCs w:val="24"/>
-        </w:rPr>
-        <w:t xml:space="preserve">Ji, F.; </w:t>
-      </w:r>
-      <w:r>
-        <w:rPr>
-          <w:rFonts w:ascii="Times New Roman" w:eastAsia="Calibri" w:hAnsi="Times New Roman" w:cs="Times New Roman"/>
           <w:bCs/>
           <w:color w:val="000000"/>
-        </w:rPr>
-        <w:t xml:space="preserve">NASA's </w:t>
-      </w:r>
-      <w:r>
-        <w:rPr>
-          <w:rFonts w:ascii="Times New Roman" w:eastAsia="Calibri" w:hAnsi="Times New Roman" w:cs="Times New Roman"/>
-          <w:color w:val="000000"/>
-        </w:rPr>
-        <w:t xml:space="preserve">EMIT science team seminar: Hyperspectral reconstruction from spaceborne and airborne </w:t>
+          <w:sz w:val="24"/>
+          <w:szCs w:val="24"/>
+        </w:rPr>
+        <w:t>Ji, F.;</w:t>
+      </w:r>
+      <w:r>
+        <w:rPr>
+          <w:rFonts w:ascii="Times New Roman" w:eastAsia="Calibri" w:hAnsi="Times New Roman" w:cs="Times New Roman"/>
+          <w:color w:val="000000"/>
+          <w:sz w:val="24"/>
+          <w:szCs w:val="24"/>
+        </w:rPr>
+        <w:t xml:space="preserve"> </w:t>
+      </w:r>
+      <w:r>
+        <w:rPr>
+          <w:rFonts w:ascii="Times New Roman" w:eastAsia="Calibri" w:hAnsi="Times New Roman" w:cs="Times New Roman"/>
+          <w:color w:val="000000"/>
+        </w:rPr>
+        <w:t xml:space="preserve">NASA ARID seminar talk: </w:t>
+      </w:r>
+      <w:r>
+        <w:rPr>
+          <w:rFonts w:ascii="Times New Roman" w:eastAsia="Calibri" w:hAnsi="Times New Roman" w:cs="Times New Roman"/>
+          <w:color w:val="000000"/>
+        </w:rPr>
+        <w:t xml:space="preserve">Understanding the Dynamics of Plant Functional Traits Across Spatial, </w:t>
       </w:r>
       <w:r>
         <w:rPr>
@@ -3285,7 +3284,14 @@
           <w:color w:val="000000"/>
         </w:rPr>
         <w:lastRenderedPageBreak/>
-        <w:t>observations to map plant functional traits in fine detail (</w:t>
+        <w:t>Temporal, and Biological Scales Using Multi-Source Hyperspectral Remote Sensing Observations</w:t>
+      </w:r>
+      <w:r>
+        <w:rPr>
+          <w:rFonts w:ascii="Times New Roman" w:eastAsia="Calibri" w:hAnsi="Times New Roman" w:cs="Times New Roman"/>
+          <w:color w:val="000000"/>
+        </w:rPr>
+        <w:t xml:space="preserve"> (</w:t>
       </w:r>
       <w:r>
         <w:rPr>
@@ -3299,8 +3305,6 @@
       <w:r>
         <w:rPr>
           <w:rFonts w:ascii="Times New Roman" w:eastAsia="Calibri" w:hAnsi="Times New Roman" w:cs="Times New Roman"/>
-          <w:b/>
-          <w:bCs/>
           <w:color w:val="000000"/>
         </w:rPr>
         <w:t xml:space="preserve">, </w:t>
@@ -3310,28 +3314,14 @@
           <w:rFonts w:ascii="Times New Roman" w:eastAsia="Calibri" w:hAnsi="Times New Roman" w:cs="Times New Roman"/>
           <w:color w:val="000000"/>
         </w:rPr>
-        <w:t>Jul</w:t>
-      </w:r>
-      <w:r>
-        <w:rPr>
-          <w:rFonts w:ascii="Times New Roman" w:eastAsia="Calibri" w:hAnsi="Times New Roman" w:cs="Times New Roman"/>
-          <w:color w:val="000000"/>
-        </w:rPr>
-        <w:t>.</w:t>
-      </w:r>
-      <w:r>
-        <w:rPr>
-          <w:rFonts w:ascii="Times New Roman" w:eastAsia="Calibri" w:hAnsi="Times New Roman" w:cs="Times New Roman"/>
-          <w:color w:val="000000"/>
-        </w:rPr>
-        <w:t xml:space="preserve"> 2025</w:t>
-      </w:r>
-      <w:r>
-        <w:rPr>
-          <w:rFonts w:ascii="Times New Roman" w:eastAsia="Calibri" w:hAnsi="Times New Roman" w:cs="Times New Roman"/>
-          <w:color w:val="000000"/>
-        </w:rPr>
-        <w:t>).</w:t>
+        <w:t>Apr.</w:t>
+      </w:r>
+      <w:r>
+        <w:rPr>
+          <w:rFonts w:ascii="Times New Roman" w:eastAsia="Calibri" w:hAnsi="Times New Roman" w:cs="Times New Roman"/>
+          <w:color w:val="000000"/>
+        </w:rPr>
+        <w:t xml:space="preserve"> 2026).</w:t>
       </w:r>
     </w:p>
     <w:p>
@@ -3371,60 +3361,56 @@
       <w:r>
         <w:rPr>
           <w:rFonts w:ascii="Times New Roman" w:eastAsia="Calibri" w:hAnsi="Times New Roman" w:cs="Times New Roman"/>
-          <w:color w:val="000000"/>
-        </w:rPr>
-        <w:t>et al.</w:t>
-      </w:r>
-      <w:r>
-        <w:rPr>
-          <w:rFonts w:ascii="Times New Roman" w:eastAsia="Calibri" w:hAnsi="Times New Roman" w:cs="Times New Roman"/>
-          <w:color w:val="000000"/>
-        </w:rPr>
-        <w:t xml:space="preserve"> </w:t>
-      </w:r>
-      <w:r>
-        <w:rPr>
-          <w:rFonts w:ascii="Times New Roman" w:eastAsia="Calibri" w:hAnsi="Times New Roman" w:cs="Times New Roman"/>
-          <w:color w:val="000000"/>
-        </w:rPr>
-        <w:t xml:space="preserve">Robust hyperspectral reconstruction from satellite and airborne observations via a deep hierarchical fusion network across heterogeneous scenarios, </w:t>
-      </w:r>
-      <w:r>
-        <w:rPr>
-          <w:rFonts w:ascii="Times New Roman" w:eastAsia="Calibri" w:hAnsi="Times New Roman" w:cs="Times New Roman"/>
-          <w:i/>
-          <w:iCs/>
-          <w:color w:val="000000"/>
-        </w:rPr>
-        <w:t>AGU Annual Meeting 2025</w:t>
-      </w:r>
-      <w:r>
-        <w:rPr>
-          <w:rFonts w:ascii="Times New Roman" w:eastAsia="Calibri" w:hAnsi="Times New Roman" w:cs="Times New Roman"/>
-          <w:color w:val="000000"/>
-        </w:rPr>
-        <w:t xml:space="preserve"> (</w:t>
-      </w:r>
-      <w:r>
-        <w:rPr>
-          <w:rFonts w:ascii="Times New Roman" w:eastAsia="Calibri" w:hAnsi="Times New Roman" w:cs="Times New Roman"/>
-          <w:color w:val="000000"/>
-        </w:rPr>
-        <w:t xml:space="preserve">New Orleans, LA </w:t>
-      </w:r>
-      <w:r>
-        <w:rPr>
-          <w:rFonts w:ascii="Times New Roman" w:eastAsia="Calibri" w:hAnsi="Times New Roman" w:cs="Times New Roman"/>
-          <w:color w:val="000000"/>
-        </w:rPr>
-        <w:t xml:space="preserve">Dec. </w:t>
-      </w:r>
-      <w:r>
-        <w:rPr>
-          <w:rFonts w:ascii="Times New Roman" w:eastAsia="Calibri" w:hAnsi="Times New Roman" w:cs="Times New Roman"/>
-          <w:color w:val="000000"/>
-        </w:rPr>
-        <w:t>2025</w:t>
+          <w:bCs/>
+          <w:color w:val="000000"/>
+        </w:rPr>
+        <w:t xml:space="preserve">NASA's </w:t>
+      </w:r>
+      <w:r>
+        <w:rPr>
+          <w:rFonts w:ascii="Times New Roman" w:eastAsia="Calibri" w:hAnsi="Times New Roman" w:cs="Times New Roman"/>
+          <w:color w:val="000000"/>
+        </w:rPr>
+        <w:t>EMIT science team seminar: Hyperspectral reconstruction from spaceborne and airborne observations to map plant functional traits in fine detail (</w:t>
+      </w:r>
+      <w:r>
+        <w:rPr>
+          <w:rFonts w:ascii="Times New Roman" w:eastAsia="Calibri" w:hAnsi="Times New Roman" w:cs="Times New Roman"/>
+          <w:b/>
+          <w:bCs/>
+          <w:color w:val="000000"/>
+        </w:rPr>
+        <w:t>Invited</w:t>
+      </w:r>
+      <w:r>
+        <w:rPr>
+          <w:rFonts w:ascii="Times New Roman" w:eastAsia="Calibri" w:hAnsi="Times New Roman" w:cs="Times New Roman"/>
+          <w:b/>
+          <w:bCs/>
+          <w:color w:val="000000"/>
+        </w:rPr>
+        <w:t xml:space="preserve">, </w:t>
+      </w:r>
+      <w:r>
+        <w:rPr>
+          <w:rFonts w:ascii="Times New Roman" w:eastAsia="Calibri" w:hAnsi="Times New Roman" w:cs="Times New Roman"/>
+          <w:color w:val="000000"/>
+        </w:rPr>
+        <w:t>Jul</w:t>
+      </w:r>
+      <w:r>
+        <w:rPr>
+          <w:rFonts w:ascii="Times New Roman" w:eastAsia="Calibri" w:hAnsi="Times New Roman" w:cs="Times New Roman"/>
+          <w:color w:val="000000"/>
+        </w:rPr>
+        <w:t>.</w:t>
+      </w:r>
+      <w:r>
+        <w:rPr>
+          <w:rFonts w:ascii="Times New Roman" w:eastAsia="Calibri" w:hAnsi="Times New Roman" w:cs="Times New Roman"/>
+          <w:color w:val="000000"/>
+        </w:rPr>
+        <w:t xml:space="preserve"> 2025</w:t>
       </w:r>
       <w:r>
         <w:rPr>
@@ -3461,13 +3447,6 @@
       <w:r>
         <w:rPr>
           <w:rFonts w:ascii="Times New Roman" w:eastAsia="Calibri" w:hAnsi="Times New Roman" w:cs="Times New Roman"/>
-          <w:color w:val="000000"/>
-        </w:rPr>
-        <w:tab/>
-      </w:r>
-      <w:r>
-        <w:rPr>
-          <w:rFonts w:ascii="Times New Roman" w:eastAsia="Calibri" w:hAnsi="Times New Roman" w:cs="Times New Roman"/>
           <w:b/>
           <w:color w:val="000000"/>
           <w:sz w:val="24"/>
@@ -3480,23 +3459,21 @@
           <w:rFonts w:ascii="Times New Roman" w:eastAsia="Calibri" w:hAnsi="Times New Roman" w:cs="Times New Roman"/>
           <w:color w:val="000000"/>
         </w:rPr>
-        <w:t xml:space="preserve">et al. Assessing the suitability of reconstructed high-resolution hyperspectral imagery from </w:t>
-      </w:r>
-      <w:proofErr w:type="spellStart"/>
-      <w:r>
-        <w:rPr>
-          <w:rFonts w:ascii="Times New Roman" w:eastAsia="Calibri" w:hAnsi="Times New Roman" w:cs="Times New Roman"/>
-          <w:color w:val="000000"/>
-        </w:rPr>
-        <w:t>PlanetScope</w:t>
-      </w:r>
-      <w:proofErr w:type="spellEnd"/>
-      <w:r>
-        <w:rPr>
-          <w:rFonts w:ascii="Times New Roman" w:eastAsia="Calibri" w:hAnsi="Times New Roman" w:cs="Times New Roman"/>
-          <w:color w:val="000000"/>
-        </w:rPr>
-        <w:t xml:space="preserve"> and EMIT for plant functional trait estimation, </w:t>
+        <w:t>et al.</w:t>
+      </w:r>
+      <w:r>
+        <w:rPr>
+          <w:rFonts w:ascii="Times New Roman" w:eastAsia="Calibri" w:hAnsi="Times New Roman" w:cs="Times New Roman"/>
+          <w:color w:val="000000"/>
+        </w:rPr>
+        <w:t xml:space="preserve"> </w:t>
+      </w:r>
+      <w:r>
+        <w:rPr>
+          <w:rFonts w:ascii="Times New Roman" w:eastAsia="Calibri" w:hAnsi="Times New Roman" w:cs="Times New Roman"/>
+          <w:color w:val="000000"/>
+        </w:rPr>
+        <w:t xml:space="preserve">Robust hyperspectral reconstruction from satellite and airborne observations via a deep hierarchical fusion network across heterogeneous scenarios, </w:t>
       </w:r>
       <w:r>
         <w:rPr>
@@ -3541,379 +3518,6 @@
           <w:color w:val="000000"/>
         </w:rPr>
         <w:t>).</w:t>
-      </w:r>
-    </w:p>
-    <w:p>
-      <w:pPr>
-        <w:numPr>
-          <w:ilvl w:val="0"/>
-          <w:numId w:val="7"/>
-        </w:numPr>
-        <w:pBdr>
-          <w:top w:val="nil"/>
-          <w:left w:val="nil"/>
-          <w:bottom w:val="nil"/>
-          <w:right w:val="nil"/>
-          <w:between w:val="nil"/>
-        </w:pBdr>
-        <w:tabs>
-          <w:tab w:val="right" w:pos="8306"/>
-        </w:tabs>
-        <w:spacing w:line="400" w:lineRule="atLeast"/>
-        <w:rPr>
-          <w:rFonts w:ascii="Times New Roman" w:eastAsia="Calibri" w:hAnsi="Times New Roman" w:cs="Times New Roman"/>
-          <w:i/>
-        </w:rPr>
-      </w:pPr>
-      <w:r>
-        <w:rPr>
-          <w:rFonts w:ascii="Times New Roman" w:eastAsia="Calibri" w:hAnsi="Times New Roman" w:cs="Times New Roman"/>
-          <w:b/>
-          <w:color w:val="000000"/>
-          <w:sz w:val="24"/>
-          <w:szCs w:val="24"/>
-        </w:rPr>
-        <w:t>Ji, F.;</w:t>
-      </w:r>
-      <w:r>
-        <w:rPr>
-          <w:rFonts w:ascii="Times New Roman" w:eastAsia="Calibri" w:hAnsi="Times New Roman" w:cs="Times New Roman"/>
-        </w:rPr>
-        <w:t xml:space="preserve"> Zheng, T.; Yang, R.</w:t>
-      </w:r>
-      <w:r>
-        <w:rPr>
-          <w:rFonts w:ascii="Times New Roman" w:eastAsia="Calibri" w:hAnsi="Times New Roman" w:cs="Times New Roman"/>
-        </w:rPr>
-        <w:t>;</w:t>
-      </w:r>
-      <w:r>
-        <w:rPr>
-          <w:rFonts w:ascii="Times New Roman" w:eastAsia="Calibri" w:hAnsi="Times New Roman" w:cs="Times New Roman"/>
-        </w:rPr>
-        <w:t xml:space="preserve"> Kovach, K.R.; Townsend, P. A.; Dashti, H.; Chen, M.; Seasonal variations of plant traits from PRISMA hyperspectral imagery over multiple ecological functional areas</w:t>
-      </w:r>
-      <w:r>
-        <w:rPr>
-          <w:rFonts w:ascii="Times New Roman" w:eastAsia="Calibri" w:hAnsi="Times New Roman" w:cs="Times New Roman"/>
-        </w:rPr>
-        <w:t>,</w:t>
-      </w:r>
-      <w:r>
-        <w:rPr>
-          <w:rFonts w:ascii="Times New Roman" w:eastAsia="Calibri" w:hAnsi="Times New Roman" w:cs="Times New Roman"/>
-        </w:rPr>
-        <w:t xml:space="preserve"> </w:t>
-      </w:r>
-      <w:r>
-        <w:rPr>
-          <w:rFonts w:ascii="Times New Roman" w:eastAsia="Calibri" w:hAnsi="Times New Roman" w:cs="Times New Roman"/>
-          <w:i/>
-        </w:rPr>
-        <w:t>AGU Annual Meeting 2024</w:t>
-      </w:r>
-      <w:r>
-        <w:rPr>
-          <w:rFonts w:ascii="Times New Roman" w:eastAsia="Calibri" w:hAnsi="Times New Roman" w:cs="Times New Roman"/>
-          <w:i/>
-        </w:rPr>
-        <w:t xml:space="preserve"> </w:t>
-      </w:r>
-      <w:r>
-        <w:rPr>
-          <w:rFonts w:ascii="Times New Roman" w:eastAsia="Calibri" w:hAnsi="Times New Roman" w:cs="Times New Roman"/>
-          <w:iCs/>
-        </w:rPr>
-        <w:t xml:space="preserve">(Washington, D. C., </w:t>
-      </w:r>
-      <w:r>
-        <w:rPr>
-          <w:rFonts w:ascii="Times New Roman" w:eastAsia="Calibri" w:hAnsi="Times New Roman" w:cs="Times New Roman"/>
-          <w:iCs/>
-        </w:rPr>
-        <w:t xml:space="preserve">U.S., </w:t>
-      </w:r>
-      <w:r>
-        <w:rPr>
-          <w:rFonts w:ascii="Times New Roman" w:eastAsia="Calibri" w:hAnsi="Times New Roman" w:cs="Times New Roman"/>
-          <w:iCs/>
-        </w:rPr>
-        <w:t xml:space="preserve">Dec. </w:t>
-      </w:r>
-      <w:r>
-        <w:rPr>
-          <w:rFonts w:ascii="Times New Roman" w:eastAsia="Calibri" w:hAnsi="Times New Roman" w:cs="Times New Roman"/>
-          <w:iCs/>
-        </w:rPr>
-        <w:t>2024)</w:t>
-      </w:r>
-      <w:r>
-        <w:rPr>
-          <w:rFonts w:ascii="Times New Roman" w:eastAsia="Calibri" w:hAnsi="Times New Roman" w:cs="Times New Roman"/>
-          <w:i/>
-        </w:rPr>
-        <w:t>.</w:t>
-      </w:r>
-    </w:p>
-    <w:p>
-      <w:pPr>
-        <w:numPr>
-          <w:ilvl w:val="0"/>
-          <w:numId w:val="7"/>
-        </w:numPr>
-        <w:pBdr>
-          <w:top w:val="nil"/>
-          <w:left w:val="nil"/>
-          <w:bottom w:val="nil"/>
-          <w:right w:val="nil"/>
-          <w:between w:val="nil"/>
-        </w:pBdr>
-        <w:tabs>
-          <w:tab w:val="right" w:pos="8306"/>
-        </w:tabs>
-        <w:spacing w:line="400" w:lineRule="atLeast"/>
-        <w:rPr>
-          <w:rFonts w:ascii="Times New Roman" w:eastAsia="Calibri" w:hAnsi="Times New Roman" w:cs="Times New Roman"/>
-          <w:bCs/>
-        </w:rPr>
-      </w:pPr>
-      <w:r>
-        <w:rPr>
-          <w:rFonts w:ascii="Times New Roman" w:eastAsia="Calibri" w:hAnsi="Times New Roman" w:cs="Times New Roman"/>
-          <w:b/>
-          <w:color w:val="000000"/>
-          <w:sz w:val="24"/>
-          <w:szCs w:val="24"/>
-        </w:rPr>
-        <w:t>Ji, F.;</w:t>
-      </w:r>
-      <w:r>
-        <w:rPr>
-          <w:rFonts w:ascii="Times New Roman" w:eastAsia="Calibri" w:hAnsi="Times New Roman" w:cs="Times New Roman"/>
-          <w:bCs/>
-        </w:rPr>
-        <w:t xml:space="preserve"> You, H.; Chen, M. </w:t>
-      </w:r>
-      <w:r>
-        <w:rPr>
-          <w:rFonts w:ascii="Times New Roman" w:eastAsia="Calibri" w:hAnsi="Times New Roman" w:cs="Times New Roman"/>
-          <w:color w:val="000000"/>
-        </w:rPr>
-        <w:t>Unveiling the transferability of PLSR models for leaf trait estimation:</w:t>
-      </w:r>
-      <w:r>
-        <w:rPr>
-          <w:rFonts w:ascii="Times New Roman" w:eastAsia="Calibri" w:hAnsi="Times New Roman" w:cs="Times New Roman"/>
-        </w:rPr>
-        <w:t xml:space="preserve"> </w:t>
-      </w:r>
-      <w:r>
-        <w:rPr>
-          <w:rFonts w:ascii="Times New Roman" w:eastAsia="Calibri" w:hAnsi="Times New Roman" w:cs="Times New Roman"/>
-          <w:color w:val="000000"/>
-        </w:rPr>
-        <w:t>lessons from a comprehensive analysis with a novel global dataset</w:t>
-      </w:r>
-      <w:r>
-        <w:rPr>
-          <w:rFonts w:ascii="Times New Roman" w:eastAsia="Calibri" w:hAnsi="Times New Roman" w:cs="Times New Roman"/>
-          <w:bCs/>
-        </w:rPr>
-        <w:t>,</w:t>
-      </w:r>
-      <w:r>
-        <w:rPr>
-          <w:rFonts w:ascii="Times New Roman" w:eastAsia="Calibri" w:hAnsi="Times New Roman" w:cs="Times New Roman"/>
-          <w:bCs/>
-        </w:rPr>
-        <w:t xml:space="preserve"> Bryson Scholarship Poster Session, University of Wisconsin-Madison (Madison, U.S., </w:t>
-      </w:r>
-      <w:r>
-        <w:rPr>
-          <w:rFonts w:ascii="Times New Roman" w:eastAsia="Calibri" w:hAnsi="Times New Roman" w:cs="Times New Roman"/>
-          <w:bCs/>
-        </w:rPr>
-        <w:t xml:space="preserve">Feb. </w:t>
-      </w:r>
-      <w:r>
-        <w:rPr>
-          <w:rFonts w:ascii="Times New Roman" w:eastAsia="Calibri" w:hAnsi="Times New Roman" w:cs="Times New Roman"/>
-          <w:bCs/>
-        </w:rPr>
-        <w:t>2024).</w:t>
-      </w:r>
-    </w:p>
-    <w:p>
-      <w:pPr>
-        <w:numPr>
-          <w:ilvl w:val="0"/>
-          <w:numId w:val="7"/>
-        </w:numPr>
-        <w:pBdr>
-          <w:top w:val="nil"/>
-          <w:left w:val="nil"/>
-          <w:bottom w:val="nil"/>
-          <w:right w:val="nil"/>
-          <w:between w:val="nil"/>
-        </w:pBdr>
-        <w:tabs>
-          <w:tab w:val="right" w:pos="8306"/>
-        </w:tabs>
-        <w:spacing w:line="400" w:lineRule="atLeast"/>
-        <w:rPr>
-          <w:rFonts w:ascii="Times New Roman" w:eastAsia="Calibri" w:hAnsi="Times New Roman" w:cs="Times New Roman"/>
-          <w:bCs/>
-        </w:rPr>
-      </w:pPr>
-      <w:r>
-        <w:rPr>
-          <w:rFonts w:ascii="Times New Roman" w:eastAsia="Calibri" w:hAnsi="Times New Roman" w:cs="Times New Roman"/>
-          <w:b/>
-          <w:color w:val="000000"/>
-          <w:sz w:val="24"/>
-          <w:szCs w:val="24"/>
-        </w:rPr>
-        <w:t>Ji, F.</w:t>
-      </w:r>
-      <w:r>
-        <w:rPr>
-          <w:rFonts w:ascii="Times New Roman" w:eastAsia="Calibri" w:hAnsi="Times New Roman" w:cs="Times New Roman"/>
-          <w:bCs/>
-        </w:rPr>
-        <w:t xml:space="preserve"> </w:t>
-      </w:r>
-      <w:r>
-        <w:rPr>
-          <w:rFonts w:ascii="Times New Roman" w:eastAsia="Calibri" w:hAnsi="Times New Roman" w:cs="Times New Roman"/>
-          <w:color w:val="000000"/>
-        </w:rPr>
-        <w:t>Eyes in the sky: Decoding plant functional traits with imaging spectroscopy.</w:t>
-      </w:r>
-      <w:r>
-        <w:rPr>
-          <w:rFonts w:ascii="Times New Roman" w:hAnsi="Times New Roman" w:cs="Times New Roman"/>
-        </w:rPr>
-        <w:t xml:space="preserve"> </w:t>
-      </w:r>
-      <w:r>
-        <w:rPr>
-          <w:rFonts w:ascii="Times New Roman" w:eastAsia="Calibri" w:hAnsi="Times New Roman" w:cs="Times New Roman"/>
-          <w:color w:val="000000"/>
-        </w:rPr>
-        <w:t xml:space="preserve">Three Minute Thesis competition, </w:t>
-      </w:r>
-      <w:r>
-        <w:rPr>
-          <w:rFonts w:ascii="Times New Roman" w:eastAsia="Calibri" w:hAnsi="Times New Roman" w:cs="Times New Roman"/>
-          <w:bCs/>
-        </w:rPr>
-        <w:t xml:space="preserve">University of Wisconsin-Madison (Madison, U.S., </w:t>
-      </w:r>
-      <w:r>
-        <w:rPr>
-          <w:rFonts w:ascii="Times New Roman" w:eastAsia="Calibri" w:hAnsi="Times New Roman" w:cs="Times New Roman"/>
-          <w:bCs/>
-        </w:rPr>
-        <w:t xml:space="preserve">Sep. </w:t>
-      </w:r>
-      <w:r>
-        <w:rPr>
-          <w:rFonts w:ascii="Times New Roman" w:eastAsia="Calibri" w:hAnsi="Times New Roman" w:cs="Times New Roman"/>
-          <w:bCs/>
-        </w:rPr>
-        <w:t>2024).</w:t>
-      </w:r>
-    </w:p>
-    <w:p>
-      <w:pPr>
-        <w:numPr>
-          <w:ilvl w:val="0"/>
-          <w:numId w:val="7"/>
-        </w:numPr>
-        <w:pBdr>
-          <w:top w:val="nil"/>
-          <w:left w:val="nil"/>
-          <w:bottom w:val="nil"/>
-          <w:right w:val="nil"/>
-          <w:between w:val="nil"/>
-        </w:pBdr>
-        <w:tabs>
-          <w:tab w:val="right" w:pos="8306"/>
-        </w:tabs>
-        <w:spacing w:line="400" w:lineRule="atLeast"/>
-        <w:rPr>
-          <w:rFonts w:ascii="Times New Roman" w:eastAsia="Calibri" w:hAnsi="Times New Roman" w:cs="Times New Roman"/>
-          <w:bCs/>
-        </w:rPr>
-      </w:pPr>
-      <w:r>
-        <w:rPr>
-          <w:rFonts w:ascii="Times New Roman" w:eastAsia="Calibri" w:hAnsi="Times New Roman" w:cs="Times New Roman"/>
-          <w:b/>
-          <w:color w:val="000000"/>
-          <w:sz w:val="24"/>
-          <w:szCs w:val="24"/>
-        </w:rPr>
-        <w:t>Ji, F.;</w:t>
-      </w:r>
-      <w:r>
-        <w:rPr>
-          <w:rFonts w:ascii="Times New Roman" w:eastAsia="Calibri" w:hAnsi="Times New Roman" w:cs="Times New Roman"/>
-        </w:rPr>
-        <w:t xml:space="preserve"> Zheng, T.; Yang, R.</w:t>
-      </w:r>
-      <w:r>
-        <w:rPr>
-          <w:rFonts w:ascii="Times New Roman" w:eastAsia="Calibri" w:hAnsi="Times New Roman" w:cs="Times New Roman"/>
-        </w:rPr>
-        <w:t>;</w:t>
-      </w:r>
-      <w:r>
-        <w:rPr>
-          <w:rFonts w:ascii="Times New Roman" w:eastAsia="Calibri" w:hAnsi="Times New Roman" w:cs="Times New Roman"/>
-        </w:rPr>
-        <w:t xml:space="preserve"> Kovach, K.R.; Townsend, P. A.; Dashti, H.; Chen, M.; Seasonal variations of plant traits from PRISMA hyperspectral imagery over multiple ecological functional areas, </w:t>
-      </w:r>
-      <w:proofErr w:type="spellStart"/>
-      <w:r>
-        <w:rPr>
-          <w:rFonts w:ascii="Times New Roman" w:eastAsia="Calibri" w:hAnsi="Times New Roman" w:cs="Times New Roman"/>
-          <w:bCs/>
-          <w:i/>
-          <w:iCs/>
-        </w:rPr>
-        <w:t>AmericaView</w:t>
-      </w:r>
-      <w:proofErr w:type="spellEnd"/>
-      <w:r>
-        <w:rPr>
-          <w:rFonts w:ascii="Times New Roman" w:eastAsia="Calibri" w:hAnsi="Times New Roman" w:cs="Times New Roman"/>
-          <w:bCs/>
-          <w:i/>
-          <w:iCs/>
-        </w:rPr>
-        <w:t xml:space="preserve"> Annual Meeting</w:t>
-      </w:r>
-      <w:r>
-        <w:rPr>
-          <w:rFonts w:ascii="Times New Roman" w:eastAsia="Calibri" w:hAnsi="Times New Roman" w:cs="Times New Roman"/>
-          <w:bCs/>
-        </w:rPr>
-        <w:t xml:space="preserve"> (Madison, U.S., April</w:t>
-      </w:r>
-      <w:r>
-        <w:rPr>
-          <w:rFonts w:ascii="Times New Roman" w:eastAsia="Calibri" w:hAnsi="Times New Roman" w:cs="Times New Roman"/>
-          <w:bCs/>
-        </w:rPr>
-        <w:t>.,</w:t>
-      </w:r>
-      <w:r>
-        <w:rPr>
-          <w:rFonts w:ascii="Times New Roman" w:eastAsia="Calibri" w:hAnsi="Times New Roman" w:cs="Times New Roman"/>
-          <w:bCs/>
-        </w:rPr>
-        <w:t xml:space="preserve"> 2025).</w:t>
       </w:r>
     </w:p>
     <w:p>
@@ -3943,71 +3547,86 @@
       <w:r>
         <w:rPr>
           <w:rFonts w:ascii="Times New Roman" w:eastAsia="Calibri" w:hAnsi="Times New Roman" w:cs="Times New Roman"/>
-          <w:b/>
-          <w:color w:val="000000"/>
-          <w:sz w:val="24"/>
-          <w:szCs w:val="24"/>
-        </w:rPr>
-        <w:t>Ji, F</w:t>
-      </w:r>
-      <w:r>
-        <w:rPr>
-          <w:rFonts w:ascii="Times New Roman" w:eastAsia="Calibri" w:hAnsi="Times New Roman" w:cs="Times New Roman"/>
-          <w:b/>
-          <w:sz w:val="24"/>
-          <w:szCs w:val="24"/>
-        </w:rPr>
-        <w:t>.</w:t>
-      </w:r>
-      <w:r>
-        <w:rPr>
-          <w:rFonts w:ascii="Times New Roman" w:eastAsia="Calibri" w:hAnsi="Times New Roman" w:cs="Times New Roman"/>
-          <w:b/>
-          <w:color w:val="000000"/>
-          <w:sz w:val="24"/>
-          <w:szCs w:val="24"/>
-        </w:rPr>
-        <w:t>;</w:t>
-      </w:r>
-      <w:r>
-        <w:rPr>
-          <w:rFonts w:ascii="Times New Roman" w:eastAsia="Calibri" w:hAnsi="Times New Roman" w:cs="Times New Roman"/>
-          <w:color w:val="000000"/>
-          <w:sz w:val="24"/>
-          <w:szCs w:val="24"/>
-        </w:rPr>
-        <w:t xml:space="preserve"> </w:t>
-      </w:r>
-      <w:r>
-        <w:rPr>
-          <w:rFonts w:ascii="Times New Roman" w:eastAsia="Calibri" w:hAnsi="Times New Roman" w:cs="Times New Roman"/>
-          <w:color w:val="000000"/>
-        </w:rPr>
-        <w:t xml:space="preserve">Li, F.; Hao, D.; Chen, M., et al. Estimating Leaf Functional Traits with Leaf Spectroscopy and Physics-guided Transfer Learning Based Physical Model Across Biomes, </w:t>
-      </w:r>
-      <w:r>
-        <w:rPr>
-          <w:rFonts w:ascii="Times New Roman" w:eastAsia="Calibri" w:hAnsi="Times New Roman" w:cs="Times New Roman"/>
-          <w:i/>
-          <w:color w:val="000000"/>
-        </w:rPr>
-        <w:t>AGU Fall Meeting 2022</w:t>
-      </w:r>
-      <w:r>
-        <w:rPr>
-          <w:rFonts w:ascii="Times New Roman" w:eastAsia="Calibri" w:hAnsi="Times New Roman" w:cs="Times New Roman"/>
+          <w:color w:val="000000"/>
+        </w:rPr>
+        <w:tab/>
+      </w:r>
+      <w:r>
+        <w:rPr>
+          <w:rFonts w:ascii="Times New Roman" w:eastAsia="Calibri" w:hAnsi="Times New Roman" w:cs="Times New Roman"/>
+          <w:b/>
+          <w:color w:val="000000"/>
+          <w:sz w:val="24"/>
+          <w:szCs w:val="24"/>
+        </w:rPr>
+        <w:t xml:space="preserve">Ji, F.; </w:t>
+      </w:r>
+      <w:r>
+        <w:rPr>
+          <w:rFonts w:ascii="Times New Roman" w:eastAsia="Calibri" w:hAnsi="Times New Roman" w:cs="Times New Roman"/>
+          <w:color w:val="000000"/>
+        </w:rPr>
+        <w:t xml:space="preserve">et al. Assessing the suitability of reconstructed high-resolution hyperspectral imagery from </w:t>
+      </w:r>
+      <w:proofErr w:type="spellStart"/>
+      <w:r>
+        <w:rPr>
+          <w:rFonts w:ascii="Times New Roman" w:eastAsia="Calibri" w:hAnsi="Times New Roman" w:cs="Times New Roman"/>
+          <w:color w:val="000000"/>
+        </w:rPr>
+        <w:t>PlanetScope</w:t>
+      </w:r>
+      <w:proofErr w:type="spellEnd"/>
+      <w:r>
+        <w:rPr>
+          <w:rFonts w:ascii="Times New Roman" w:eastAsia="Calibri" w:hAnsi="Times New Roman" w:cs="Times New Roman"/>
+          <w:color w:val="000000"/>
+        </w:rPr>
+        <w:t xml:space="preserve"> and EMIT for plant functional trait estimation, </w:t>
+      </w:r>
+      <w:r>
+        <w:rPr>
+          <w:rFonts w:ascii="Times New Roman" w:eastAsia="Calibri" w:hAnsi="Times New Roman" w:cs="Times New Roman"/>
+          <w:i/>
           <w:iCs/>
           <w:color w:val="000000"/>
         </w:rPr>
-        <w:t xml:space="preserve"> (Chicago, U.S., Dec. 2022)</w:t>
-      </w:r>
-      <w:r>
-        <w:rPr>
-          <w:rFonts w:ascii="Times New Roman" w:eastAsia="Calibri" w:hAnsi="Times New Roman" w:cs="Times New Roman"/>
-          <w:i/>
-          <w:color w:val="000000"/>
-        </w:rPr>
-        <w:t>.</w:t>
+        <w:t>AGU Annual Meeting 2025</w:t>
+      </w:r>
+      <w:r>
+        <w:rPr>
+          <w:rFonts w:ascii="Times New Roman" w:eastAsia="Calibri" w:hAnsi="Times New Roman" w:cs="Times New Roman"/>
+          <w:color w:val="000000"/>
+        </w:rPr>
+        <w:t xml:space="preserve"> (</w:t>
+      </w:r>
+      <w:r>
+        <w:rPr>
+          <w:rFonts w:ascii="Times New Roman" w:eastAsia="Calibri" w:hAnsi="Times New Roman" w:cs="Times New Roman"/>
+          <w:color w:val="000000"/>
+        </w:rPr>
+        <w:t xml:space="preserve">New Orleans, LA </w:t>
+      </w:r>
+      <w:r>
+        <w:rPr>
+          <w:rFonts w:ascii="Times New Roman" w:eastAsia="Calibri" w:hAnsi="Times New Roman" w:cs="Times New Roman"/>
+          <w:color w:val="000000"/>
+        </w:rPr>
+        <w:t xml:space="preserve">Dec. </w:t>
+      </w:r>
+      <w:r>
+        <w:rPr>
+          <w:rFonts w:ascii="Times New Roman" w:eastAsia="Calibri" w:hAnsi="Times New Roman" w:cs="Times New Roman"/>
+          <w:color w:val="000000"/>
+        </w:rPr>
+        <w:t>2025</w:t>
+      </w:r>
+      <w:r>
+        <w:rPr>
+          <w:rFonts w:ascii="Times New Roman" w:eastAsia="Calibri" w:hAnsi="Times New Roman" w:cs="Times New Roman"/>
+          <w:color w:val="000000"/>
+        </w:rPr>
+        <w:t>).</w:t>
       </w:r>
     </w:p>
     <w:p>
@@ -4029,16 +3648,9 @@
         <w:spacing w:line="400" w:lineRule="atLeast"/>
         <w:rPr>
           <w:rFonts w:ascii="Times New Roman" w:eastAsia="Calibri" w:hAnsi="Times New Roman" w:cs="Times New Roman"/>
-          <w:color w:val="000000"/>
-        </w:rPr>
-      </w:pPr>
-      <w:r>
-        <w:rPr>
-          <w:rFonts w:ascii="Times New Roman" w:eastAsia="Calibri" w:hAnsi="Times New Roman" w:cs="Times New Roman"/>
-          <w:color w:val="000000"/>
-        </w:rPr>
-        <w:t xml:space="preserve">Chen, M.; </w:t>
-      </w:r>
+          <w:i/>
+        </w:rPr>
+      </w:pPr>
       <w:r>
         <w:rPr>
           <w:rFonts w:ascii="Times New Roman" w:eastAsia="Calibri" w:hAnsi="Times New Roman" w:cs="Times New Roman"/>
@@ -4052,31 +3664,65 @@
       <w:r>
         <w:rPr>
           <w:rFonts w:ascii="Times New Roman" w:eastAsia="Calibri" w:hAnsi="Times New Roman" w:cs="Times New Roman"/>
-          <w:color w:val="000000"/>
-        </w:rPr>
-        <w:t xml:space="preserve"> Hao, D.; Zeng, Y.; et al. Fast estimation of leaf biochemical properties by inverting a simple leaf spectra model, </w:t>
-      </w:r>
-      <w:r>
-        <w:rPr>
-          <w:rFonts w:ascii="Times New Roman" w:eastAsia="Calibri" w:hAnsi="Times New Roman" w:cs="Times New Roman"/>
-          <w:i/>
-          <w:color w:val="000000"/>
-        </w:rPr>
-        <w:t xml:space="preserve">AGU Fall Meeting 2022 </w:t>
+        </w:rPr>
+        <w:t xml:space="preserve"> Zheng, T.; Yang, R.</w:t>
+      </w:r>
+      <w:r>
+        <w:rPr>
+          <w:rFonts w:ascii="Times New Roman" w:eastAsia="Calibri" w:hAnsi="Times New Roman" w:cs="Times New Roman"/>
+        </w:rPr>
+        <w:t>;</w:t>
+      </w:r>
+      <w:r>
+        <w:rPr>
+          <w:rFonts w:ascii="Times New Roman" w:eastAsia="Calibri" w:hAnsi="Times New Roman" w:cs="Times New Roman"/>
+        </w:rPr>
+        <w:t xml:space="preserve"> Kovach, K.R.; Townsend, P. A.; Dashti, H.; Chen, M.; Seasonal variations of plant traits from PRISMA hyperspectral imagery over multiple ecological functional areas</w:t>
+      </w:r>
+      <w:r>
+        <w:rPr>
+          <w:rFonts w:ascii="Times New Roman" w:eastAsia="Calibri" w:hAnsi="Times New Roman" w:cs="Times New Roman"/>
+        </w:rPr>
+        <w:t>,</w:t>
+      </w:r>
+      <w:r>
+        <w:rPr>
+          <w:rFonts w:ascii="Times New Roman" w:eastAsia="Calibri" w:hAnsi="Times New Roman" w:cs="Times New Roman"/>
+        </w:rPr>
+        <w:t xml:space="preserve"> </w:t>
+      </w:r>
+      <w:r>
+        <w:rPr>
+          <w:rFonts w:ascii="Times New Roman" w:eastAsia="Calibri" w:hAnsi="Times New Roman" w:cs="Times New Roman"/>
+          <w:i/>
+        </w:rPr>
+        <w:t>AGU Annual Meeting 2024</w:t>
+      </w:r>
+      <w:r>
+        <w:rPr>
+          <w:rFonts w:ascii="Times New Roman" w:eastAsia="Calibri" w:hAnsi="Times New Roman" w:cs="Times New Roman"/>
+          <w:i/>
+        </w:rPr>
+        <w:t xml:space="preserve"> </w:t>
       </w:r>
       <w:r>
         <w:rPr>
           <w:rFonts w:ascii="Times New Roman" w:eastAsia="Calibri" w:hAnsi="Times New Roman" w:cs="Times New Roman"/>
           <w:iCs/>
-          <w:color w:val="000000"/>
-        </w:rPr>
-        <w:t xml:space="preserve">(Chicago, U.S., </w:t>
+        </w:rPr>
+        <w:t xml:space="preserve">(Washington, D. C., </w:t>
       </w:r>
       <w:r>
         <w:rPr>
           <w:rFonts w:ascii="Times New Roman" w:eastAsia="Calibri" w:hAnsi="Times New Roman" w:cs="Times New Roman"/>
           <w:iCs/>
-          <w:color w:val="000000"/>
+        </w:rPr>
+        <w:t xml:space="preserve">U.S., </w:t>
+      </w:r>
+      <w:r>
+        <w:rPr>
+          <w:rFonts w:ascii="Times New Roman" w:eastAsia="Calibri" w:hAnsi="Times New Roman" w:cs="Times New Roman"/>
+          <w:iCs/>
         </w:rPr>
         <w:t xml:space="preserve">Dec. </w:t>
       </w:r>
@@ -4084,15 +3730,13 @@
         <w:rPr>
           <w:rFonts w:ascii="Times New Roman" w:eastAsia="Calibri" w:hAnsi="Times New Roman" w:cs="Times New Roman"/>
           <w:iCs/>
-          <w:color w:val="000000"/>
-        </w:rPr>
-        <w:t>2022)</w:t>
-      </w:r>
-      <w:r>
-        <w:rPr>
-          <w:rFonts w:ascii="Times New Roman" w:eastAsia="Calibri" w:hAnsi="Times New Roman" w:cs="Times New Roman"/>
-          <w:i/>
-          <w:color w:val="000000"/>
+        </w:rPr>
+        <w:t>2024)</w:t>
+      </w:r>
+      <w:r>
+        <w:rPr>
+          <w:rFonts w:ascii="Times New Roman" w:eastAsia="Calibri" w:hAnsi="Times New Roman" w:cs="Times New Roman"/>
+          <w:i/>
         </w:rPr>
         <w:t>.</w:t>
       </w:r>
@@ -4122,6 +3766,448 @@
       <w:r>
         <w:rPr>
           <w:rFonts w:ascii="Times New Roman" w:eastAsia="Calibri" w:hAnsi="Times New Roman" w:cs="Times New Roman"/>
+          <w:b/>
+          <w:color w:val="000000"/>
+          <w:sz w:val="24"/>
+          <w:szCs w:val="24"/>
+        </w:rPr>
+        <w:t>Ji, F.;</w:t>
+      </w:r>
+      <w:r>
+        <w:rPr>
+          <w:rFonts w:ascii="Times New Roman" w:eastAsia="Calibri" w:hAnsi="Times New Roman" w:cs="Times New Roman"/>
+          <w:bCs/>
+        </w:rPr>
+        <w:t xml:space="preserve"> You, H.; Chen, M. </w:t>
+      </w:r>
+      <w:r>
+        <w:rPr>
+          <w:rFonts w:ascii="Times New Roman" w:eastAsia="Calibri" w:hAnsi="Times New Roman" w:cs="Times New Roman"/>
+          <w:color w:val="000000"/>
+        </w:rPr>
+        <w:t>Unveiling the transferability of PLSR models for leaf trait estimation:</w:t>
+      </w:r>
+      <w:r>
+        <w:rPr>
+          <w:rFonts w:ascii="Times New Roman" w:eastAsia="Calibri" w:hAnsi="Times New Roman" w:cs="Times New Roman"/>
+        </w:rPr>
+        <w:t xml:space="preserve"> </w:t>
+      </w:r>
+      <w:r>
+        <w:rPr>
+          <w:rFonts w:ascii="Times New Roman" w:eastAsia="Calibri" w:hAnsi="Times New Roman" w:cs="Times New Roman"/>
+          <w:color w:val="000000"/>
+        </w:rPr>
+        <w:t>lessons from a comprehensive analysis with a novel global dataset</w:t>
+      </w:r>
+      <w:r>
+        <w:rPr>
+          <w:rFonts w:ascii="Times New Roman" w:eastAsia="Calibri" w:hAnsi="Times New Roman" w:cs="Times New Roman"/>
+          <w:bCs/>
+        </w:rPr>
+        <w:t>,</w:t>
+      </w:r>
+      <w:r>
+        <w:rPr>
+          <w:rFonts w:ascii="Times New Roman" w:eastAsia="Calibri" w:hAnsi="Times New Roman" w:cs="Times New Roman"/>
+          <w:bCs/>
+        </w:rPr>
+        <w:t xml:space="preserve"> Bryson Scholarship Poster Session, University of Wisconsin-Madison (Madison, U.S., </w:t>
+      </w:r>
+      <w:r>
+        <w:rPr>
+          <w:rFonts w:ascii="Times New Roman" w:eastAsia="Calibri" w:hAnsi="Times New Roman" w:cs="Times New Roman"/>
+          <w:bCs/>
+        </w:rPr>
+        <w:t xml:space="preserve">Feb. </w:t>
+      </w:r>
+      <w:r>
+        <w:rPr>
+          <w:rFonts w:ascii="Times New Roman" w:eastAsia="Calibri" w:hAnsi="Times New Roman" w:cs="Times New Roman"/>
+          <w:bCs/>
+        </w:rPr>
+        <w:t>2024).</w:t>
+      </w:r>
+    </w:p>
+    <w:p>
+      <w:pPr>
+        <w:numPr>
+          <w:ilvl w:val="0"/>
+          <w:numId w:val="7"/>
+        </w:numPr>
+        <w:pBdr>
+          <w:top w:val="nil"/>
+          <w:left w:val="nil"/>
+          <w:bottom w:val="nil"/>
+          <w:right w:val="nil"/>
+          <w:between w:val="nil"/>
+        </w:pBdr>
+        <w:tabs>
+          <w:tab w:val="right" w:pos="8306"/>
+        </w:tabs>
+        <w:spacing w:line="400" w:lineRule="atLeast"/>
+        <w:rPr>
+          <w:rFonts w:ascii="Times New Roman" w:eastAsia="Calibri" w:hAnsi="Times New Roman" w:cs="Times New Roman"/>
+          <w:bCs/>
+        </w:rPr>
+      </w:pPr>
+      <w:r>
+        <w:rPr>
+          <w:rFonts w:ascii="Times New Roman" w:eastAsia="Calibri" w:hAnsi="Times New Roman" w:cs="Times New Roman"/>
+          <w:b/>
+          <w:color w:val="000000"/>
+          <w:sz w:val="24"/>
+          <w:szCs w:val="24"/>
+        </w:rPr>
+        <w:t>Ji, F.</w:t>
+      </w:r>
+      <w:r>
+        <w:rPr>
+          <w:rFonts w:ascii="Times New Roman" w:eastAsia="Calibri" w:hAnsi="Times New Roman" w:cs="Times New Roman"/>
+          <w:bCs/>
+        </w:rPr>
+        <w:t xml:space="preserve"> </w:t>
+      </w:r>
+      <w:r>
+        <w:rPr>
+          <w:rFonts w:ascii="Times New Roman" w:eastAsia="Calibri" w:hAnsi="Times New Roman" w:cs="Times New Roman"/>
+          <w:color w:val="000000"/>
+        </w:rPr>
+        <w:t>Eyes in the sky: Decoding plant functional traits with imaging spectroscopy.</w:t>
+      </w:r>
+      <w:r>
+        <w:rPr>
+          <w:rFonts w:ascii="Times New Roman" w:hAnsi="Times New Roman" w:cs="Times New Roman"/>
+        </w:rPr>
+        <w:t xml:space="preserve"> </w:t>
+      </w:r>
+      <w:r>
+        <w:rPr>
+          <w:rFonts w:ascii="Times New Roman" w:eastAsia="Calibri" w:hAnsi="Times New Roman" w:cs="Times New Roman"/>
+          <w:color w:val="000000"/>
+        </w:rPr>
+        <w:t xml:space="preserve">Three Minute Thesis competition, </w:t>
+      </w:r>
+      <w:r>
+        <w:rPr>
+          <w:rFonts w:ascii="Times New Roman" w:eastAsia="Calibri" w:hAnsi="Times New Roman" w:cs="Times New Roman"/>
+          <w:bCs/>
+        </w:rPr>
+        <w:t xml:space="preserve">University of Wisconsin-Madison (Madison, U.S., </w:t>
+      </w:r>
+      <w:r>
+        <w:rPr>
+          <w:rFonts w:ascii="Times New Roman" w:eastAsia="Calibri" w:hAnsi="Times New Roman" w:cs="Times New Roman"/>
+          <w:bCs/>
+        </w:rPr>
+        <w:t xml:space="preserve">Sep. </w:t>
+      </w:r>
+      <w:r>
+        <w:rPr>
+          <w:rFonts w:ascii="Times New Roman" w:eastAsia="Calibri" w:hAnsi="Times New Roman" w:cs="Times New Roman"/>
+          <w:bCs/>
+        </w:rPr>
+        <w:t>2024).</w:t>
+      </w:r>
+    </w:p>
+    <w:p>
+      <w:pPr>
+        <w:numPr>
+          <w:ilvl w:val="0"/>
+          <w:numId w:val="7"/>
+        </w:numPr>
+        <w:pBdr>
+          <w:top w:val="nil"/>
+          <w:left w:val="nil"/>
+          <w:bottom w:val="nil"/>
+          <w:right w:val="nil"/>
+          <w:between w:val="nil"/>
+        </w:pBdr>
+        <w:tabs>
+          <w:tab w:val="right" w:pos="8306"/>
+        </w:tabs>
+        <w:spacing w:line="400" w:lineRule="atLeast"/>
+        <w:rPr>
+          <w:rFonts w:ascii="Times New Roman" w:eastAsia="Calibri" w:hAnsi="Times New Roman" w:cs="Times New Roman"/>
+          <w:bCs/>
+        </w:rPr>
+      </w:pPr>
+      <w:r>
+        <w:rPr>
+          <w:rFonts w:ascii="Times New Roman" w:eastAsia="Calibri" w:hAnsi="Times New Roman" w:cs="Times New Roman"/>
+          <w:b/>
+          <w:color w:val="000000"/>
+          <w:sz w:val="24"/>
+          <w:szCs w:val="24"/>
+        </w:rPr>
+        <w:t>Ji, F.;</w:t>
+      </w:r>
+      <w:r>
+        <w:rPr>
+          <w:rFonts w:ascii="Times New Roman" w:eastAsia="Calibri" w:hAnsi="Times New Roman" w:cs="Times New Roman"/>
+        </w:rPr>
+        <w:t xml:space="preserve"> Zheng, T.; Yang, R.</w:t>
+      </w:r>
+      <w:r>
+        <w:rPr>
+          <w:rFonts w:ascii="Times New Roman" w:eastAsia="Calibri" w:hAnsi="Times New Roman" w:cs="Times New Roman"/>
+        </w:rPr>
+        <w:t>;</w:t>
+      </w:r>
+      <w:r>
+        <w:rPr>
+          <w:rFonts w:ascii="Times New Roman" w:eastAsia="Calibri" w:hAnsi="Times New Roman" w:cs="Times New Roman"/>
+        </w:rPr>
+        <w:t xml:space="preserve"> Kovach, K.R.; Townsend, P. A.; Dashti, H.; Chen, M.; Seasonal variations of plant traits from PRISMA hyperspectral imagery over multiple ecological functional areas, </w:t>
+      </w:r>
+      <w:proofErr w:type="spellStart"/>
+      <w:r>
+        <w:rPr>
+          <w:rFonts w:ascii="Times New Roman" w:eastAsia="Calibri" w:hAnsi="Times New Roman" w:cs="Times New Roman"/>
+          <w:bCs/>
+          <w:i/>
+          <w:iCs/>
+        </w:rPr>
+        <w:t>AmericaView</w:t>
+      </w:r>
+      <w:proofErr w:type="spellEnd"/>
+      <w:r>
+        <w:rPr>
+          <w:rFonts w:ascii="Times New Roman" w:eastAsia="Calibri" w:hAnsi="Times New Roman" w:cs="Times New Roman"/>
+          <w:bCs/>
+          <w:i/>
+          <w:iCs/>
+        </w:rPr>
+        <w:t xml:space="preserve"> Annual Meeting</w:t>
+      </w:r>
+      <w:r>
+        <w:rPr>
+          <w:rFonts w:ascii="Times New Roman" w:eastAsia="Calibri" w:hAnsi="Times New Roman" w:cs="Times New Roman"/>
+          <w:bCs/>
+        </w:rPr>
+        <w:t xml:space="preserve"> (Madison, U.S., April</w:t>
+      </w:r>
+      <w:r>
+        <w:rPr>
+          <w:rFonts w:ascii="Times New Roman" w:eastAsia="Calibri" w:hAnsi="Times New Roman" w:cs="Times New Roman"/>
+          <w:bCs/>
+        </w:rPr>
+        <w:t>.,</w:t>
+      </w:r>
+      <w:r>
+        <w:rPr>
+          <w:rFonts w:ascii="Times New Roman" w:eastAsia="Calibri" w:hAnsi="Times New Roman" w:cs="Times New Roman"/>
+          <w:bCs/>
+        </w:rPr>
+        <w:t xml:space="preserve"> 2025).</w:t>
+      </w:r>
+    </w:p>
+    <w:p>
+      <w:pPr>
+        <w:pStyle w:val="ListParagraph"/>
+        <w:numPr>
+          <w:ilvl w:val="0"/>
+          <w:numId w:val="7"/>
+        </w:numPr>
+        <w:pBdr>
+          <w:top w:val="nil"/>
+          <w:left w:val="nil"/>
+          <w:bottom w:val="nil"/>
+          <w:right w:val="nil"/>
+          <w:between w:val="nil"/>
+        </w:pBdr>
+        <w:tabs>
+          <w:tab w:val="right" w:pos="8306"/>
+        </w:tabs>
+        <w:spacing w:line="400" w:lineRule="atLeast"/>
+        <w:ind w:firstLineChars="0"/>
+        <w:rPr>
+          <w:rFonts w:ascii="Times New Roman" w:eastAsia="Calibri" w:hAnsi="Times New Roman" w:cs="Times New Roman"/>
+          <w:color w:val="000000"/>
+        </w:rPr>
+      </w:pPr>
+      <w:r>
+        <w:rPr>
+          <w:rFonts w:ascii="Times New Roman" w:eastAsia="Calibri" w:hAnsi="Times New Roman" w:cs="Times New Roman"/>
+          <w:b/>
+          <w:color w:val="000000"/>
+          <w:sz w:val="24"/>
+          <w:szCs w:val="24"/>
+        </w:rPr>
+        <w:t>Ji, F</w:t>
+      </w:r>
+      <w:r>
+        <w:rPr>
+          <w:rFonts w:ascii="Times New Roman" w:eastAsia="Calibri" w:hAnsi="Times New Roman" w:cs="Times New Roman"/>
+          <w:b/>
+          <w:sz w:val="24"/>
+          <w:szCs w:val="24"/>
+        </w:rPr>
+        <w:t>.</w:t>
+      </w:r>
+      <w:r>
+        <w:rPr>
+          <w:rFonts w:ascii="Times New Roman" w:eastAsia="Calibri" w:hAnsi="Times New Roman" w:cs="Times New Roman"/>
+          <w:b/>
+          <w:color w:val="000000"/>
+          <w:sz w:val="24"/>
+          <w:szCs w:val="24"/>
+        </w:rPr>
+        <w:t>;</w:t>
+      </w:r>
+      <w:r>
+        <w:rPr>
+          <w:rFonts w:ascii="Times New Roman" w:eastAsia="Calibri" w:hAnsi="Times New Roman" w:cs="Times New Roman"/>
+          <w:color w:val="000000"/>
+          <w:sz w:val="24"/>
+          <w:szCs w:val="24"/>
+        </w:rPr>
+        <w:t xml:space="preserve"> </w:t>
+      </w:r>
+      <w:r>
+        <w:rPr>
+          <w:rFonts w:ascii="Times New Roman" w:eastAsia="Calibri" w:hAnsi="Times New Roman" w:cs="Times New Roman"/>
+          <w:color w:val="000000"/>
+        </w:rPr>
+        <w:t xml:space="preserve">Li, F.; Hao, D.; Chen, M., et al. Estimating Leaf Functional Traits with Leaf Spectroscopy and Physics-guided Transfer Learning Based Physical Model Across Biomes, </w:t>
+      </w:r>
+      <w:r>
+        <w:rPr>
+          <w:rFonts w:ascii="Times New Roman" w:eastAsia="Calibri" w:hAnsi="Times New Roman" w:cs="Times New Roman"/>
+          <w:i/>
+          <w:color w:val="000000"/>
+        </w:rPr>
+        <w:t>AGU Fall Meeting 2022</w:t>
+      </w:r>
+      <w:r>
+        <w:rPr>
+          <w:rFonts w:ascii="Times New Roman" w:eastAsia="Calibri" w:hAnsi="Times New Roman" w:cs="Times New Roman"/>
+          <w:iCs/>
+          <w:color w:val="000000"/>
+        </w:rPr>
+        <w:t xml:space="preserve"> (Chicago, U.S., Dec. 2022)</w:t>
+      </w:r>
+      <w:r>
+        <w:rPr>
+          <w:rFonts w:ascii="Times New Roman" w:eastAsia="Calibri" w:hAnsi="Times New Roman" w:cs="Times New Roman"/>
+          <w:i/>
+          <w:color w:val="000000"/>
+        </w:rPr>
+        <w:t>.</w:t>
+      </w:r>
+    </w:p>
+    <w:p>
+      <w:pPr>
+        <w:numPr>
+          <w:ilvl w:val="0"/>
+          <w:numId w:val="7"/>
+        </w:numPr>
+        <w:pBdr>
+          <w:top w:val="nil"/>
+          <w:left w:val="nil"/>
+          <w:bottom w:val="nil"/>
+          <w:right w:val="nil"/>
+          <w:between w:val="nil"/>
+        </w:pBdr>
+        <w:tabs>
+          <w:tab w:val="right" w:pos="8306"/>
+        </w:tabs>
+        <w:spacing w:line="400" w:lineRule="atLeast"/>
+        <w:rPr>
+          <w:rFonts w:ascii="Times New Roman" w:eastAsia="Calibri" w:hAnsi="Times New Roman" w:cs="Times New Roman"/>
+          <w:color w:val="000000"/>
+        </w:rPr>
+      </w:pPr>
+      <w:r>
+        <w:rPr>
+          <w:rFonts w:ascii="Times New Roman" w:eastAsia="Calibri" w:hAnsi="Times New Roman" w:cs="Times New Roman"/>
+          <w:color w:val="000000"/>
+        </w:rPr>
+        <w:t xml:space="preserve">Chen, M.; </w:t>
+      </w:r>
+      <w:r>
+        <w:rPr>
+          <w:rFonts w:ascii="Times New Roman" w:eastAsia="Calibri" w:hAnsi="Times New Roman" w:cs="Times New Roman"/>
+          <w:b/>
+          <w:color w:val="000000"/>
+          <w:sz w:val="24"/>
+          <w:szCs w:val="24"/>
+        </w:rPr>
+        <w:t>Ji, F.;</w:t>
+      </w:r>
+      <w:r>
+        <w:rPr>
+          <w:rFonts w:ascii="Times New Roman" w:eastAsia="Calibri" w:hAnsi="Times New Roman" w:cs="Times New Roman"/>
+          <w:color w:val="000000"/>
+        </w:rPr>
+        <w:t xml:space="preserve"> Hao, D.; Zeng, Y.; et al. Fast estimation of leaf biochemical properties by inverting a simple leaf spectra model, </w:t>
+      </w:r>
+      <w:r>
+        <w:rPr>
+          <w:rFonts w:ascii="Times New Roman" w:eastAsia="Calibri" w:hAnsi="Times New Roman" w:cs="Times New Roman"/>
+          <w:i/>
+          <w:color w:val="000000"/>
+        </w:rPr>
+        <w:t xml:space="preserve">AGU Fall Meeting 2022 </w:t>
+      </w:r>
+      <w:r>
+        <w:rPr>
+          <w:rFonts w:ascii="Times New Roman" w:eastAsia="Calibri" w:hAnsi="Times New Roman" w:cs="Times New Roman"/>
+          <w:iCs/>
+          <w:color w:val="000000"/>
+        </w:rPr>
+        <w:t xml:space="preserve">(Chicago, U.S., </w:t>
+      </w:r>
+      <w:r>
+        <w:rPr>
+          <w:rFonts w:ascii="Times New Roman" w:eastAsia="Calibri" w:hAnsi="Times New Roman" w:cs="Times New Roman"/>
+          <w:iCs/>
+          <w:color w:val="000000"/>
+        </w:rPr>
+        <w:t xml:space="preserve">Dec. </w:t>
+      </w:r>
+      <w:r>
+        <w:rPr>
+          <w:rFonts w:ascii="Times New Roman" w:eastAsia="Calibri" w:hAnsi="Times New Roman" w:cs="Times New Roman"/>
+          <w:iCs/>
+          <w:color w:val="000000"/>
+        </w:rPr>
+        <w:t>2022)</w:t>
+      </w:r>
+      <w:r>
+        <w:rPr>
+          <w:rFonts w:ascii="Times New Roman" w:eastAsia="Calibri" w:hAnsi="Times New Roman" w:cs="Times New Roman"/>
+          <w:i/>
+          <w:color w:val="000000"/>
+        </w:rPr>
+        <w:t>.</w:t>
+      </w:r>
+    </w:p>
+    <w:p>
+      <w:pPr>
+        <w:numPr>
+          <w:ilvl w:val="0"/>
+          <w:numId w:val="7"/>
+        </w:numPr>
+        <w:pBdr>
+          <w:top w:val="nil"/>
+          <w:left w:val="nil"/>
+          <w:bottom w:val="nil"/>
+          <w:right w:val="nil"/>
+          <w:between w:val="nil"/>
+        </w:pBdr>
+        <w:tabs>
+          <w:tab w:val="right" w:pos="8306"/>
+        </w:tabs>
+        <w:spacing w:line="400" w:lineRule="atLeast"/>
+        <w:rPr>
+          <w:rFonts w:ascii="Times New Roman" w:eastAsia="Calibri" w:hAnsi="Times New Roman" w:cs="Times New Roman"/>
+          <w:bCs/>
+        </w:rPr>
+      </w:pPr>
+      <w:r>
+        <w:rPr>
+          <w:rFonts w:ascii="Times New Roman" w:eastAsia="Calibri" w:hAnsi="Times New Roman" w:cs="Times New Roman"/>
           <w:bCs/>
         </w:rPr>
         <w:t xml:space="preserve">You, H.; </w:t>
@@ -4319,6 +4405,7 @@
           <w:sz w:val="24"/>
           <w:szCs w:val="24"/>
         </w:rPr>
+        <w:lastRenderedPageBreak/>
         <w:t>Postdoctoral Research Associate, University of Arizona, Jan. 2026 – Present.</w:t>
       </w:r>
     </w:p>
@@ -4394,7 +4481,6 @@
           <w:sz w:val="22"/>
           <w:szCs w:val="22"/>
         </w:rPr>
-        <w:lastRenderedPageBreak/>
         <w:t>Integrating hyperspectral observations from NASA's EMIT platform with complementary drone-, aircraft- (GEMx), and satellite-scale (EnMAP, PACE) datasets to map dryland plant and soil community composition and functional diversity across the Colorado Plateau and global drylands, with emphasis on developing novel maps of biological soil crust cover, community composition, and function.</w:t>
       </w:r>
     </w:p>
@@ -5025,6 +5111,7 @@
           <w:sz w:val="22"/>
           <w:szCs w:val="22"/>
         </w:rPr>
+        <w:lastRenderedPageBreak/>
         <w:t>“Big Earth Data” Science Engineering Project of Chinese Academy of Sciences (</w:t>
       </w:r>
       <w:proofErr w:type="spellStart"/>
@@ -5095,17 +5182,7 @@
           <w:sz w:val="22"/>
           <w:szCs w:val="22"/>
         </w:rPr>
-        <w:t xml:space="preserve">Produced the 2000-2019 farmland productivity dataset in Northeast Eurasia by using the crop </w:t>
-      </w:r>
-      <w:r>
-        <w:rPr>
-          <w:rFonts w:ascii="Times New Roman" w:eastAsia="Calibri" w:hAnsi="Times New Roman" w:cs="Times New Roman"/>
-          <w:i/>
-          <w:sz w:val="22"/>
-          <w:szCs w:val="22"/>
-        </w:rPr>
-        <w:lastRenderedPageBreak/>
-        <w:t>growth model through the JavaScript API interface of the Google Earth Engine platform; Wrote the SDGs 2.4 documents in both Chinese and English.</w:t>
+        <w:t>Produced the 2000-2019 farmland productivity dataset in Northeast Eurasia by using the crop growth model through the JavaScript API interface of the Google Earth Engine platform; Wrote the SDGs 2.4 documents in both Chinese and English.</w:t>
       </w:r>
     </w:p>
     <w:p>
@@ -6235,6 +6312,76 @@
           </w:p>
         </w:tc>
       </w:tr>
+      <w:tr>
+        <w:trPr>
+          <w:trHeight w:val="227"/>
+        </w:trPr>
+        <w:tc>
+          <w:tcPr>
+            <w:tcW w:w="4545" w:type="pct"/>
+          </w:tcPr>
+          <w:p>
+            <w:pPr>
+              <w:pStyle w:val="ListParagraph"/>
+              <w:numPr>
+                <w:ilvl w:val="0"/>
+                <w:numId w:val="16"/>
+              </w:numPr>
+              <w:spacing w:line="400" w:lineRule="atLeast"/>
+              <w:ind w:firstLineChars="0"/>
+              <w:jc w:val="left"/>
+              <w:rPr>
+                <w:rFonts w:ascii="Times New Roman" w:eastAsia="Calibri" w:hAnsi="Times New Roman" w:cs="Times New Roman"/>
+                <w:color w:val="000000"/>
+                <w:sz w:val="22"/>
+                <w:szCs w:val="22"/>
+              </w:rPr>
+            </w:pPr>
+            <w:r>
+              <w:rPr>
+                <w:rFonts w:ascii="Times New Roman" w:eastAsia="Calibri" w:hAnsi="Times New Roman" w:cs="Times New Roman" w:hint="eastAsia"/>
+                <w:color w:val="000000"/>
+                <w:sz w:val="22"/>
+                <w:szCs w:val="22"/>
+              </w:rPr>
+              <w:t>Best</w:t>
+            </w:r>
+            <w:r>
+              <w:rPr>
+                <w:rFonts w:ascii="Times New Roman" w:eastAsia="Calibri" w:hAnsi="Times New Roman" w:cs="Times New Roman"/>
+                <w:color w:val="000000"/>
+                <w:sz w:val="22"/>
+                <w:szCs w:val="22"/>
+              </w:rPr>
+              <w:t xml:space="preserve"> Ph.D. dissertation Award of Forest Ecology, UW-Madison</w:t>
+            </w:r>
+          </w:p>
+        </w:tc>
+        <w:tc>
+          <w:tcPr>
+            <w:tcW w:w="455" w:type="pct"/>
+          </w:tcPr>
+          <w:p>
+            <w:pPr>
+              <w:spacing w:line="400" w:lineRule="atLeast"/>
+              <w:jc w:val="right"/>
+              <w:rPr>
+                <w:rFonts w:ascii="Times New Roman" w:eastAsia="Calibri" w:hAnsi="Times New Roman" w:cs="Times New Roman"/>
+                <w:sz w:val="22"/>
+                <w:szCs w:val="22"/>
+              </w:rPr>
+            </w:pPr>
+            <w:r>
+              <w:rPr>
+                <w:rFonts w:ascii="Times New Roman" w:eastAsia="Calibri" w:hAnsi="Times New Roman" w:cs="Times New Roman"/>
+                <w:sz w:val="22"/>
+                <w:szCs w:val="22"/>
+              </w:rPr>
+              <w:t>2026</w:t>
+            </w:r>
+          </w:p>
+        </w:tc>
+      </w:tr>
     </w:tbl>
     <w:p>
       <w:pPr>
@@ -6533,6 +6680,7 @@
           <w:sz w:val="22"/>
           <w:szCs w:val="22"/>
         </w:rPr>
+        <w:lastRenderedPageBreak/>
         <w:t xml:space="preserve">GIS and Remote sensing software: </w:t>
       </w:r>
       <w:r>
@@ -6759,7 +6907,6 @@
           <w:szCs w:val="28"/>
           <w:u w:val="single"/>
         </w:rPr>
-        <w:lastRenderedPageBreak/>
         <w:t>Service</w:t>
       </w:r>
     </w:p>

--- a/assets/cv/Curriculum Vitae_Fujiang Ji.docx
+++ b/assets/cv/Curriculum Vitae_Fujiang Ji.docx
@@ -1,6 +1,6 @@
 
 <file path=word/document.xml><?xml version="1.0" encoding="utf-8"?>
-<w:document xmlns:wpc="http://schemas.microsoft.com/office/word/2010/wordprocessingCanvas" xmlns:cx="http://schemas.microsoft.com/office/drawing/2014/chartex" xmlns:cx1="http://schemas.microsoft.com/office/drawing/2015/9/8/chartex" xmlns:cx2="http://schemas.microsoft.com/office/drawing/2015/10/21/chartex" xmlns:cx3="http://schemas.microsoft.com/office/drawing/2016/5/9/chartex" xmlns:cx4="http://schemas.microsoft.com/office/drawing/2016/5/10/chartex" xmlns:cx5="http://schemas.microsoft.com/office/drawing/2016/5/11/chartex" xmlns:cx6="http://schemas.microsoft.com/office/drawing/2016/5/12/chartex" xmlns:cx7="http://schemas.microsoft.com/office/drawing/2016/5/13/chartex" xmlns:cx8="http://schemas.microsoft.com/office/drawing/2016/5/14/chartex" xmlns:mc="http://schemas.openxmlformats.org/markup-compatibility/2006" xmlns:aink="http://schemas.microsoft.com/office/drawing/2016/ink" xmlns:am3d="http://schemas.microsoft.com/office/drawing/2017/model3d" xmlns:o="urn:schemas-microsoft-com:office:office" xmlns:oel="http://schemas.microsoft.com/office/2019/extlst" xmlns:r="http://schemas.openxmlformats.org/officeDocument/2006/relationships" xmlns:m="http://schemas.openxmlformats.org/officeDocument/2006/math" xmlns:v="urn:schemas-microsoft-com:vml" xmlns:wp14="http://schemas.microsoft.com/office/word/2010/wordprocessingDrawing" xmlns:wp="http://schemas.openxmlformats.org/drawingml/2006/wordprocessingDrawing" xmlns:w10="urn:schemas-microsoft-com:office:word" xmlns:w="http://schemas.openxmlformats.org/wordprocessingml/2006/main" xmlns:w14="http://schemas.microsoft.com/office/word/2010/wordml" xmlns:w15="http://schemas.microsoft.com/office/word/2012/wordml" xmlns:w16cex="http://schemas.microsoft.com/office/word/2018/wordml/cex" xmlns:w16cid="http://schemas.microsoft.com/office/word/2016/wordml/cid" xmlns:w16="http://schemas.microsoft.com/office/word/2018/wordml" xmlns:w16du="http://schemas.microsoft.com/office/word/2023/wordml/word16du" xmlns:w16sdtdh="http://schemas.microsoft.com/office/word/2020/wordml/sdtdatahash" xmlns:w16sdtfl="http://schemas.microsoft.com/office/word/2024/wordml/sdtformatlock" xmlns:w16se="http://schemas.microsoft.com/office/word/2015/wordml/symex" xmlns:wpg="http://schemas.microsoft.com/office/word/2010/wordprocessingGroup" xmlns:wpi="http://schemas.microsoft.com/office/word/2010/wordprocessingInk" xmlns:wne="http://schemas.microsoft.com/office/word/2006/wordml" xmlns:wps="http://schemas.microsoft.com/office/word/2010/wordprocessingShape" mc:Ignorable="w14 w15 w16se w16cid w16 w16cex w16sdtdh w16sdtfl w16du wp14">
+<w:document xmlns:wpc="http://schemas.microsoft.com/office/word/2010/wordprocessingCanvas" xmlns:cx="http://schemas.microsoft.com/office/drawing/2014/chartex" xmlns:cx1="http://schemas.microsoft.com/office/drawing/2015/9/8/chartex" xmlns:cx2="http://schemas.microsoft.com/office/drawing/2015/10/21/chartex" xmlns:cx3="http://schemas.microsoft.com/office/drawing/2016/5/9/chartex" xmlns:cx4="http://schemas.microsoft.com/office/drawing/2016/5/10/chartex" xmlns:cx5="http://schemas.microsoft.com/office/drawing/2016/5/11/chartex" xmlns:cx6="http://schemas.microsoft.com/office/drawing/2016/5/12/chartex" xmlns:cx7="http://schemas.microsoft.com/office/drawing/2016/5/13/chartex" xmlns:cx8="http://schemas.microsoft.com/office/drawing/2016/5/14/chartex" xmlns:mc="http://schemas.openxmlformats.org/markup-compatibility/2006" xmlns:m="http://schemas.openxmlformats.org/officeDocument/2006/math" xmlns:aink="http://schemas.microsoft.com/office/drawing/2016/ink" xmlns:am3d="http://schemas.microsoft.com/office/drawing/2017/model3d" xmlns:oel="http://schemas.microsoft.com/office/2019/extlst" xmlns:r="http://schemas.openxmlformats.org/officeDocument/2006/relationships" xmlns:wp14="http://schemas.microsoft.com/office/word/2010/wordprocessingDrawing" xmlns:wp="http://schemas.openxmlformats.org/drawingml/2006/wordprocessingDrawing" xmlns:wpg="http://schemas.microsoft.com/office/word/2010/wordprocessingGroup" xmlns:wpi="http://schemas.microsoft.com/office/word/2010/wordprocessingInk" xmlns:wps="http://schemas.microsoft.com/office/word/2010/wordprocessingShape" xmlns:o="urn:schemas-microsoft-com:office:office" xmlns:v="urn:schemas-microsoft-com:vml" xmlns:w10="urn:schemas-microsoft-com:office:word" xmlns:w="http://schemas.openxmlformats.org/wordprocessingml/2006/main" xmlns:w14="http://schemas.microsoft.com/office/word/2010/wordml" xmlns:w15="http://schemas.microsoft.com/office/word/2012/wordml" xmlns:w16cei="http://schemas.microsoft.com/office/word/2026/wordml/cei" xmlns:w16cex="http://schemas.microsoft.com/office/word/2018/wordml/cex" xmlns:w16cid="http://schemas.microsoft.com/office/word/2016/wordml/cid" xmlns:w16="http://schemas.microsoft.com/office/word/2018/wordml" xmlns:w16sdtdh="http://schemas.microsoft.com/office/word/2020/wordml/sdtdatahash" xmlns:w16sdtfl="http://schemas.microsoft.com/office/word/2024/wordml/sdtformatlock" xmlns:w16se="http://schemas.microsoft.com/office/word/2015/wordml/symex" xmlns:w16du="http://schemas.microsoft.com/office/word/2023/wordml/word16du" xmlns:wne="http://schemas.microsoft.com/office/word/2006/wordml" mc:Ignorable="w14 w15 w16se w16cid w16 w16cex w16sdtdh w16sdtfl w16du wp14">
   <w:body>
     <w:tbl>
       <w:tblPr>
@@ -482,7 +482,7 @@
           <w:right w:val="nil"/>
           <w:between w:val="nil"/>
         </w:pBdr>
-        <w:spacing w:before="240" w:after="120" w:line="420" w:lineRule="atLeast"/>
+        <w:spacing w:before="240" w:after="120" w:line="410" w:lineRule="atLeast"/>
         <w:ind w:left="641" w:hanging="641"/>
         <w:jc w:val="left"/>
         <w:rPr>
@@ -508,7 +508,7 @@
     </w:p>
     <w:p>
       <w:pPr>
-        <w:spacing w:line="420" w:lineRule="atLeast"/>
+        <w:spacing w:line="410" w:lineRule="atLeast"/>
         <w:rPr>
           <w:rFonts w:ascii="Times New Roman" w:eastAsia="Calibri" w:hAnsi="Times New Roman" w:cs="Times New Roman"/>
         </w:rPr>
@@ -539,7 +539,7 @@
           <w:right w:val="nil"/>
           <w:between w:val="nil"/>
         </w:pBdr>
-        <w:spacing w:before="120" w:after="120" w:line="420" w:lineRule="atLeast"/>
+        <w:spacing w:before="120" w:after="120" w:line="410" w:lineRule="atLeast"/>
         <w:ind w:left="641" w:hanging="641"/>
         <w:jc w:val="left"/>
         <w:rPr>
@@ -576,7 +576,7 @@
           <w:right w:val="nil"/>
           <w:between w:val="nil"/>
         </w:pBdr>
-        <w:spacing w:before="40" w:after="40" w:line="420" w:lineRule="atLeast"/>
+        <w:spacing w:before="40" w:after="40" w:line="410" w:lineRule="atLeast"/>
         <w:rPr>
           <w:rFonts w:ascii="Times New Roman" w:eastAsia="Calibri" w:hAnsi="Times New Roman" w:cs="Times New Roman"/>
           <w:color w:val="000000"/>
@@ -628,7 +628,15 @@
           <w:sz w:val="24"/>
           <w:szCs w:val="24"/>
         </w:rPr>
-        <w:t>September</w:t>
+        <w:t>Sep</w:t>
+      </w:r>
+      <w:r>
+        <w:rPr>
+          <w:rFonts w:ascii="Times New Roman" w:eastAsia="Calibri" w:hAnsi="Times New Roman" w:cs="Times New Roman"/>
+          <w:sz w:val="24"/>
+          <w:szCs w:val="24"/>
+        </w:rPr>
+        <w:t>.</w:t>
       </w:r>
       <w:r>
         <w:rPr>
@@ -653,7 +661,23 @@
           <w:sz w:val="24"/>
           <w:szCs w:val="24"/>
         </w:rPr>
-        <w:t xml:space="preserve"> December 2025</w:t>
+        <w:t xml:space="preserve"> Dec</w:t>
+      </w:r>
+      <w:r>
+        <w:rPr>
+          <w:rFonts w:ascii="Times New Roman" w:eastAsia="Calibri" w:hAnsi="Times New Roman" w:cs="Times New Roman"/>
+          <w:sz w:val="24"/>
+          <w:szCs w:val="24"/>
+        </w:rPr>
+        <w:t>.</w:t>
+      </w:r>
+      <w:r>
+        <w:rPr>
+          <w:rFonts w:ascii="Times New Roman" w:eastAsia="Calibri" w:hAnsi="Times New Roman" w:cs="Times New Roman"/>
+          <w:sz w:val="24"/>
+          <w:szCs w:val="24"/>
+        </w:rPr>
+        <w:t xml:space="preserve"> 2025</w:t>
       </w:r>
       <w:r>
         <w:rPr>
@@ -674,7 +698,7 @@
           <w:right w:val="nil"/>
           <w:between w:val="nil"/>
         </w:pBdr>
-        <w:spacing w:before="40" w:after="40" w:line="420" w:lineRule="atLeast"/>
+        <w:spacing w:before="40" w:after="40" w:line="410" w:lineRule="atLeast"/>
         <w:ind w:left="576"/>
         <w:rPr>
           <w:rFonts w:ascii="Times New Roman" w:eastAsia="Calibri" w:hAnsi="Times New Roman" w:cs="Times New Roman"/>
@@ -734,7 +758,7 @@
           <w:right w:val="nil"/>
           <w:between w:val="nil"/>
         </w:pBdr>
-        <w:spacing w:before="40" w:after="40" w:line="420" w:lineRule="atLeast"/>
+        <w:spacing w:before="40" w:after="40" w:line="410" w:lineRule="atLeast"/>
         <w:rPr>
           <w:rFonts w:ascii="Times New Roman" w:eastAsia="Calibri" w:hAnsi="Times New Roman" w:cs="Times New Roman"/>
           <w:color w:val="000000"/>
@@ -787,7 +811,23 @@
           <w:sz w:val="24"/>
           <w:szCs w:val="24"/>
         </w:rPr>
-        <w:t xml:space="preserve">September </w:t>
+        <w:t>Sep</w:t>
+      </w:r>
+      <w:r>
+        <w:rPr>
+          <w:rFonts w:ascii="Times New Roman" w:eastAsia="Calibri" w:hAnsi="Times New Roman" w:cs="Times New Roman"/>
+          <w:sz w:val="24"/>
+          <w:szCs w:val="24"/>
+        </w:rPr>
+        <w:t>.</w:t>
+      </w:r>
+      <w:r>
+        <w:rPr>
+          <w:rFonts w:ascii="Times New Roman" w:eastAsia="Calibri" w:hAnsi="Times New Roman" w:cs="Times New Roman"/>
+          <w:sz w:val="24"/>
+          <w:szCs w:val="24"/>
+        </w:rPr>
+        <w:t xml:space="preserve"> </w:t>
       </w:r>
       <w:r>
         <w:rPr>
@@ -804,7 +844,15 @@
           <w:sz w:val="24"/>
           <w:szCs w:val="24"/>
         </w:rPr>
-        <w:t xml:space="preserve"> – June</w:t>
+        <w:t xml:space="preserve"> – Jun</w:t>
+      </w:r>
+      <w:r>
+        <w:rPr>
+          <w:rFonts w:ascii="Times New Roman" w:eastAsia="Calibri" w:hAnsi="Times New Roman" w:cs="Times New Roman"/>
+          <w:sz w:val="24"/>
+          <w:szCs w:val="24"/>
+        </w:rPr>
+        <w:t>.</w:t>
       </w:r>
       <w:r>
         <w:rPr>
@@ -826,7 +874,7 @@
     </w:p>
     <w:p>
       <w:pPr>
-        <w:spacing w:before="40" w:after="40" w:line="420" w:lineRule="atLeast"/>
+        <w:spacing w:before="40" w:after="40" w:line="410" w:lineRule="atLeast"/>
         <w:ind w:left="576"/>
         <w:rPr>
           <w:rFonts w:ascii="Times New Roman" w:eastAsia="Calibri" w:hAnsi="Times New Roman" w:cs="Times New Roman"/>
@@ -867,7 +915,7 @@
           <w:right w:val="nil"/>
           <w:between w:val="nil"/>
         </w:pBdr>
-        <w:spacing w:before="40" w:after="40" w:line="420" w:lineRule="atLeast"/>
+        <w:spacing w:before="40" w:after="40" w:line="410" w:lineRule="atLeast"/>
         <w:rPr>
           <w:rFonts w:ascii="Times New Roman" w:eastAsia="Calibri" w:hAnsi="Times New Roman" w:cs="Times New Roman"/>
           <w:color w:val="000000"/>
@@ -940,7 +988,23 @@
           <w:sz w:val="24"/>
           <w:szCs w:val="24"/>
         </w:rPr>
-        <w:t xml:space="preserve">September </w:t>
+        <w:t>Sep</w:t>
+      </w:r>
+      <w:r>
+        <w:rPr>
+          <w:rFonts w:ascii="Times New Roman" w:eastAsia="Calibri" w:hAnsi="Times New Roman" w:cs="Times New Roman"/>
+          <w:sz w:val="24"/>
+          <w:szCs w:val="24"/>
+        </w:rPr>
+        <w:t>.</w:t>
+      </w:r>
+      <w:r>
+        <w:rPr>
+          <w:rFonts w:ascii="Times New Roman" w:eastAsia="Calibri" w:hAnsi="Times New Roman" w:cs="Times New Roman"/>
+          <w:sz w:val="24"/>
+          <w:szCs w:val="24"/>
+        </w:rPr>
+        <w:t xml:space="preserve"> </w:t>
       </w:r>
       <w:r>
         <w:rPr>
@@ -957,7 +1021,23 @@
           <w:sz w:val="24"/>
           <w:szCs w:val="24"/>
         </w:rPr>
-        <w:t xml:space="preserve"> – June </w:t>
+        <w:t xml:space="preserve"> – Jun</w:t>
+      </w:r>
+      <w:r>
+        <w:rPr>
+          <w:rFonts w:ascii="Times New Roman" w:eastAsia="Calibri" w:hAnsi="Times New Roman" w:cs="Times New Roman"/>
+          <w:sz w:val="24"/>
+          <w:szCs w:val="24"/>
+        </w:rPr>
+        <w:t>.</w:t>
+      </w:r>
+      <w:r>
+        <w:rPr>
+          <w:rFonts w:ascii="Times New Roman" w:eastAsia="Calibri" w:hAnsi="Times New Roman" w:cs="Times New Roman"/>
+          <w:sz w:val="24"/>
+          <w:szCs w:val="24"/>
+        </w:rPr>
+        <w:t xml:space="preserve"> </w:t>
       </w:r>
       <w:r>
         <w:rPr>
@@ -978,7 +1058,7 @@
           <w:right w:val="nil"/>
           <w:between w:val="nil"/>
         </w:pBdr>
-        <w:spacing w:before="120" w:after="120" w:line="420" w:lineRule="atLeast"/>
+        <w:spacing w:before="120" w:after="120" w:line="410" w:lineRule="atLeast"/>
         <w:ind w:left="641" w:hanging="641"/>
         <w:jc w:val="left"/>
         <w:rPr>
@@ -1037,7 +1117,7 @@
           <w:right w:val="nil"/>
           <w:between w:val="nil"/>
         </w:pBdr>
-        <w:spacing w:before="40" w:after="40" w:line="420" w:lineRule="atLeast"/>
+        <w:spacing w:before="40" w:after="40" w:line="410" w:lineRule="atLeast"/>
         <w:rPr>
           <w:rFonts w:ascii="Times New Roman" w:eastAsia="Calibri" w:hAnsi="Times New Roman" w:cs="Times New Roman"/>
           <w:bCs/>
@@ -1128,7 +1208,7 @@
           <w:right w:val="nil"/>
           <w:between w:val="nil"/>
         </w:pBdr>
-        <w:spacing w:before="40" w:after="40" w:line="420" w:lineRule="atLeast"/>
+        <w:spacing w:before="40" w:after="40" w:line="410" w:lineRule="atLeast"/>
         <w:rPr>
           <w:rFonts w:ascii="Times New Roman" w:eastAsia="Calibri" w:hAnsi="Times New Roman" w:cs="Times New Roman"/>
           <w:b/>
@@ -1248,7 +1328,7 @@
           <w:right w:val="nil"/>
           <w:between w:val="nil"/>
         </w:pBdr>
-        <w:spacing w:before="40" w:after="40" w:line="420" w:lineRule="atLeast"/>
+        <w:spacing w:before="40" w:after="40" w:line="410" w:lineRule="atLeast"/>
         <w:rPr>
           <w:rFonts w:ascii="Times New Roman" w:eastAsia="Calibri" w:hAnsi="Times New Roman" w:cs="Times New Roman"/>
           <w:b/>
@@ -1266,7 +1346,6 @@
           <w:sz w:val="24"/>
           <w:szCs w:val="24"/>
         </w:rPr>
-        <w:lastRenderedPageBreak/>
         <w:t>Research Assistant,</w:t>
       </w:r>
       <w:r>
@@ -1369,6 +1448,7 @@
           <w:szCs w:val="28"/>
           <w:u w:val="single"/>
         </w:rPr>
+        <w:lastRenderedPageBreak/>
         <w:t>Journal Articles</w:t>
       </w:r>
     </w:p>
@@ -2236,7 +2316,6 @@
         <w:rPr>
           <w:rFonts w:ascii="Times New Roman" w:eastAsia="Calibri" w:hAnsi="Times New Roman" w:cs="Times New Roman"/>
         </w:rPr>
-        <w:lastRenderedPageBreak/>
         <w:t xml:space="preserve">Liu, H.; Xiao, J.; Hao, D.; Li, F.; </w:t>
       </w:r>
       <w:r>
@@ -3075,7 +3154,19 @@
         <w:rPr>
           <w:rFonts w:ascii="Times New Roman" w:eastAsia="Calibri" w:hAnsi="Times New Roman" w:cs="Times New Roman"/>
         </w:rPr>
-        <w:t xml:space="preserve"> and EMIT for plant functional trait estimation, 2025. (Under Preparation).</w:t>
+        <w:t xml:space="preserve"> and EMIT for plant functional trait estimation, 2025. (Under </w:t>
+      </w:r>
+      <w:r>
+        <w:rPr>
+          <w:rFonts w:ascii="Times New Roman" w:eastAsia="Calibri" w:hAnsi="Times New Roman" w:cs="Times New Roman"/>
+        </w:rPr>
+        <w:t>Review</w:t>
+      </w:r>
+      <w:r>
+        <w:rPr>
+          <w:rFonts w:ascii="Times New Roman" w:eastAsia="Calibri" w:hAnsi="Times New Roman" w:cs="Times New Roman"/>
+        </w:rPr>
+        <w:t>).</w:t>
       </w:r>
     </w:p>
     <w:p>
@@ -3156,35 +3247,7 @@
         <w:rPr>
           <w:rFonts w:ascii="Times New Roman" w:eastAsia="Calibri" w:hAnsi="Times New Roman" w:cs="Times New Roman"/>
         </w:rPr>
-        <w:t>(Under review</w:t>
-      </w:r>
-      <w:r>
-        <w:rPr>
-          <w:rFonts w:ascii="Times New Roman" w:eastAsia="Calibri" w:hAnsi="Times New Roman" w:cs="Times New Roman"/>
-        </w:rPr>
-        <w:t xml:space="preserve"> by </w:t>
-      </w:r>
-      <w:r>
-        <w:rPr>
-          <w:rFonts w:ascii="Times New Roman" w:eastAsia="Calibri" w:hAnsi="Times New Roman" w:cs="Times New Roman"/>
-          <w:i/>
-          <w:iCs/>
-        </w:rPr>
-        <w:t xml:space="preserve">Nature </w:t>
-      </w:r>
-      <w:r>
-        <w:rPr>
-          <w:rFonts w:ascii="Times New Roman" w:eastAsia="Calibri" w:hAnsi="Times New Roman" w:cs="Times New Roman"/>
-          <w:i/>
-          <w:iCs/>
-        </w:rPr>
-        <w:t>Communications</w:t>
-      </w:r>
-      <w:r>
-        <w:rPr>
-          <w:rFonts w:ascii="Times New Roman" w:eastAsia="Calibri" w:hAnsi="Times New Roman" w:cs="Times New Roman"/>
-        </w:rPr>
-        <w:t>).</w:t>
+        <w:t>(Under review).</w:t>
       </w:r>
     </w:p>
     <w:p>
@@ -3276,15 +3339,7 @@
           <w:rFonts w:ascii="Times New Roman" w:eastAsia="Calibri" w:hAnsi="Times New Roman" w:cs="Times New Roman"/>
           <w:color w:val="000000"/>
         </w:rPr>
-        <w:t xml:space="preserve">Understanding the Dynamics of Plant Functional Traits Across Spatial, </w:t>
-      </w:r>
-      <w:r>
-        <w:rPr>
-          <w:rFonts w:ascii="Times New Roman" w:eastAsia="Calibri" w:hAnsi="Times New Roman" w:cs="Times New Roman"/>
-          <w:color w:val="000000"/>
-        </w:rPr>
-        <w:lastRenderedPageBreak/>
-        <w:t>Temporal, and Biological Scales Using Multi-Source Hyperspectral Remote Sensing Observations</w:t>
+        <w:t>Understanding the Dynamics of Plant Functional Traits Across Spatial, Temporal, and Biological Scales Using Multi-Source Hyperspectral Remote Sensing Observations</w:t>
       </w:r>
       <w:r>
         <w:rPr>
@@ -3356,6 +3411,7 @@
           <w:sz w:val="24"/>
           <w:szCs w:val="24"/>
         </w:rPr>
+        <w:lastRenderedPageBreak/>
         <w:t xml:space="preserve">Ji, F.; </w:t>
       </w:r>
       <w:r>
@@ -4405,7 +4461,6 @@
           <w:sz w:val="24"/>
           <w:szCs w:val="24"/>
         </w:rPr>
-        <w:lastRenderedPageBreak/>
         <w:t>Postdoctoral Research Associate, University of Arizona, Jan. 2026 – Present.</w:t>
       </w:r>
     </w:p>
@@ -4440,7 +4495,17 @@
           <w:sz w:val="22"/>
           <w:szCs w:val="22"/>
         </w:rPr>
-        <w:t>NASA Earth Surface Mineral Dust Source Investigation (EMIT) – Dryland Ecosystem Mapping with Multiscale Hyperspectral Remote Sensing</w:t>
+        <w:t xml:space="preserve">NASA Earth Surface Mineral Dust Source Investigation (EMIT) – Dryland Ecosystem </w:t>
+      </w:r>
+      <w:r>
+        <w:rPr>
+          <w:rFonts w:ascii="Times New Roman" w:hAnsi="Times New Roman" w:cs="Times New Roman"/>
+          <w:b/>
+          <w:sz w:val="22"/>
+          <w:szCs w:val="22"/>
+        </w:rPr>
+        <w:lastRenderedPageBreak/>
+        <w:t>Mapping with Multiscale Hyperspectral Remote Sensing</w:t>
       </w:r>
       <w:r>
         <w:rPr>
@@ -5111,7 +5176,6 @@
           <w:sz w:val="22"/>
           <w:szCs w:val="22"/>
         </w:rPr>
-        <w:lastRenderedPageBreak/>
         <w:t>“Big Earth Data” Science Engineering Project of Chinese Academy of Sciences (</w:t>
       </w:r>
       <w:proofErr w:type="spellStart"/>
@@ -5182,6 +5246,7 @@
           <w:sz w:val="22"/>
           <w:szCs w:val="22"/>
         </w:rPr>
+        <w:lastRenderedPageBreak/>
         <w:t>Produced the 2000-2019 farmland productivity dataset in Northeast Eurasia by using the crop growth model through the JavaScript API interface of the Google Earth Engine platform; Wrote the SDGs 2.4 documents in both Chinese and English.</w:t>
       </w:r>
     </w:p>
@@ -6382,6 +6447,115 @@
           </w:p>
         </w:tc>
       </w:tr>
+      <w:tr>
+        <w:trPr>
+          <w:trHeight w:val="227"/>
+        </w:trPr>
+        <w:tc>
+          <w:tcPr>
+            <w:tcW w:w="4545" w:type="pct"/>
+          </w:tcPr>
+          <w:p>
+            <w:pPr>
+              <w:pStyle w:val="ListParagraph"/>
+              <w:numPr>
+                <w:ilvl w:val="0"/>
+                <w:numId w:val="16"/>
+              </w:numPr>
+              <w:spacing w:line="400" w:lineRule="atLeast"/>
+              <w:ind w:firstLineChars="0"/>
+              <w:jc w:val="left"/>
+              <w:rPr>
+                <w:rFonts w:ascii="Times New Roman" w:eastAsia="Calibri" w:hAnsi="Times New Roman" w:cs="Times New Roman"/>
+                <w:color w:val="000000"/>
+                <w:sz w:val="22"/>
+                <w:szCs w:val="22"/>
+              </w:rPr>
+            </w:pPr>
+            <w:r>
+              <w:rPr>
+                <w:rFonts w:ascii="Times New Roman" w:eastAsia="Calibri" w:hAnsi="Times New Roman" w:cs="Times New Roman"/>
+                <w:color w:val="000000"/>
+                <w:sz w:val="22"/>
+                <w:szCs w:val="22"/>
+              </w:rPr>
+              <w:t>Postdoctoral Research Development Grant</w:t>
+            </w:r>
+            <w:r>
+              <w:rPr>
+                <w:rFonts w:ascii="Times New Roman" w:eastAsia="Calibri" w:hAnsi="Times New Roman" w:cs="Times New Roman"/>
+                <w:color w:val="000000"/>
+                <w:sz w:val="22"/>
+                <w:szCs w:val="22"/>
+              </w:rPr>
+              <w:t xml:space="preserve"> (</w:t>
+            </w:r>
+            <w:r>
+              <w:rPr>
+                <w:rFonts w:ascii="Times New Roman" w:eastAsia="Calibri" w:hAnsi="Times New Roman" w:cs="Times New Roman"/>
+                <w:color w:val="000000"/>
+                <w:sz w:val="22"/>
+                <w:szCs w:val="22"/>
+              </w:rPr>
+              <w:t>University of Arizona Sursum Fellows</w:t>
+            </w:r>
+            <w:r>
+              <w:rPr>
+                <w:rFonts w:ascii="Times New Roman" w:eastAsia="Calibri" w:hAnsi="Times New Roman" w:cs="Times New Roman"/>
+                <w:color w:val="000000"/>
+                <w:sz w:val="22"/>
+                <w:szCs w:val="22"/>
+              </w:rPr>
+              <w:t>) [</w:t>
+            </w:r>
+            <w:hyperlink r:id="rId39" w:history="1">
+              <w:r>
+                <w:rPr>
+                  <w:rStyle w:val="Hyperlink"/>
+                  <w:rFonts w:ascii="Times New Roman" w:eastAsia="Calibri" w:hAnsi="Times New Roman" w:cs="Times New Roman"/>
+                  <w:sz w:val="22"/>
+                  <w:szCs w:val="22"/>
+                </w:rPr>
+                <w:t>Link</w:t>
+              </w:r>
+            </w:hyperlink>
+            <w:r>
+              <w:rPr>
+                <w:rFonts w:ascii="Times New Roman" w:eastAsia="Calibri" w:hAnsi="Times New Roman" w:cs="Times New Roman"/>
+                <w:color w:val="000000"/>
+                <w:sz w:val="22"/>
+                <w:szCs w:val="22"/>
+              </w:rPr>
+              <w:t>]</w:t>
+            </w:r>
+          </w:p>
+        </w:tc>
+        <w:tc>
+          <w:tcPr>
+            <w:tcW w:w="455" w:type="pct"/>
+            <w:vAlign w:val="center"/>
+          </w:tcPr>
+          <w:p>
+            <w:pPr>
+              <w:spacing w:line="400" w:lineRule="atLeast"/>
+              <w:jc w:val="right"/>
+              <w:rPr>
+                <w:rFonts w:ascii="Times New Roman" w:eastAsia="Calibri" w:hAnsi="Times New Roman" w:cs="Times New Roman"/>
+                <w:sz w:val="22"/>
+                <w:szCs w:val="22"/>
+              </w:rPr>
+            </w:pPr>
+            <w:r>
+              <w:rPr>
+                <w:rFonts w:ascii="Times New Roman" w:eastAsia="Calibri" w:hAnsi="Times New Roman" w:cs="Times New Roman"/>
+                <w:sz w:val="22"/>
+                <w:szCs w:val="22"/>
+              </w:rPr>
+              <w:t>2026</w:t>
+            </w:r>
+          </w:p>
+        </w:tc>
+      </w:tr>
     </w:tbl>
     <w:p>
       <w:pPr>
@@ -6680,7 +6854,6 @@
           <w:sz w:val="22"/>
           <w:szCs w:val="22"/>
         </w:rPr>
-        <w:lastRenderedPageBreak/>
         <w:t xml:space="preserve">GIS and Remote sensing software: </w:t>
       </w:r>
       <w:r>
@@ -6749,6 +6922,7 @@
           <w:sz w:val="22"/>
           <w:szCs w:val="22"/>
         </w:rPr>
+        <w:lastRenderedPageBreak/>
         <w:t>Statistical Analysis:</w:t>
       </w:r>
       <w:r>
@@ -6979,12 +7153,33 @@
           <w:sz w:val="22"/>
           <w:szCs w:val="22"/>
         </w:rPr>
+        <w:t>Remote Sensing of Environment</w:t>
+      </w:r>
+      <w:r>
+        <w:rPr>
+          <w:rFonts w:ascii="Times New Roman" w:eastAsia="Calibri" w:hAnsi="Times New Roman" w:cs="Times New Roman"/>
+          <w:i/>
+          <w:iCs/>
+          <w:sz w:val="22"/>
+          <w:szCs w:val="22"/>
+        </w:rPr>
+        <w:t xml:space="preserve">; </w:t>
+      </w:r>
+      <w:r>
+        <w:rPr>
+          <w:rFonts w:ascii="Times New Roman" w:eastAsia="Calibri" w:hAnsi="Times New Roman" w:cs="Times New Roman"/>
+          <w:i/>
+          <w:iCs/>
+          <w:sz w:val="22"/>
+          <w:szCs w:val="22"/>
+        </w:rPr>
         <w:t>Agricultural and Forest Meteorology;</w:t>
       </w:r>
       <w:r>
         <w:rPr>
           <w:rFonts w:ascii="Times New Roman" w:eastAsia="Calibri" w:hAnsi="Times New Roman" w:cs="Times New Roman"/>
-          <w:b/>
+          <w:i/>
+          <w:iCs/>
           <w:sz w:val="22"/>
           <w:szCs w:val="22"/>
         </w:rPr>
@@ -7003,6 +7198,8 @@
       <w:r>
         <w:rPr>
           <w:rFonts w:ascii="Times New Roman" w:eastAsia="Calibri" w:hAnsi="Times New Roman" w:cs="Times New Roman"/>
+          <w:i/>
+          <w:iCs/>
           <w:sz w:val="22"/>
           <w:szCs w:val="22"/>
         </w:rPr>
@@ -7021,6 +7218,8 @@
       <w:r>
         <w:rPr>
           <w:rFonts w:ascii="Times New Roman" w:eastAsia="Calibri" w:hAnsi="Times New Roman" w:cs="Times New Roman"/>
+          <w:i/>
+          <w:iCs/>
           <w:sz w:val="22"/>
           <w:szCs w:val="22"/>
         </w:rPr>
@@ -7209,7 +7408,7 @@
           <w:szCs w:val="22"/>
         </w:rPr>
       </w:pPr>
-      <w:hyperlink r:id="rId39" w:history="1">
+      <w:hyperlink r:id="rId40" w:history="1">
         <w:r>
           <w:rPr>
             <w:rStyle w:val="Hyperlink"/>
@@ -7297,8 +7496,8 @@
         <w:contextualSpacing/>
         <w:rPr>
           <w:rFonts w:ascii="Times New Roman" w:eastAsia="Times New Roman" w:hAnsi="Times New Roman" w:cs="Times New Roman"/>
-          <w:sz w:val="24"/>
-          <w:szCs w:val="24"/>
+          <w:sz w:val="22"/>
+          <w:szCs w:val="22"/>
         </w:rPr>
       </w:pPr>
       <w:r>
@@ -7309,7 +7508,7 @@
         </w:rPr>
         <w:t xml:space="preserve">Email: </w:t>
       </w:r>
-      <w:hyperlink r:id="rId40" w:history="1">
+      <w:hyperlink r:id="rId41" w:history="1">
         <w:r>
           <w:rPr>
             <w:rStyle w:val="Hyperlink"/>
@@ -7346,7 +7545,175 @@
           <w:szCs w:val="22"/>
         </w:rPr>
       </w:pPr>
-      <w:hyperlink r:id="rId41" w:history="1">
+      <w:hyperlink r:id="rId42" w:history="1">
+        <w:r>
+          <w:rPr>
+            <w:rStyle w:val="Hyperlink"/>
+            <w:rFonts w:ascii="Times New Roman" w:eastAsia="Times New Roman" w:hAnsi="Times New Roman" w:cs="Times New Roman"/>
+            <w:b/>
+            <w:bCs/>
+            <w:sz w:val="22"/>
+            <w:szCs w:val="22"/>
+          </w:rPr>
+          <w:t>William Smith</w:t>
+        </w:r>
+      </w:hyperlink>
+      <w:r>
+        <w:rPr>
+          <w:rFonts w:ascii="Times New Roman" w:eastAsia="Times New Roman" w:hAnsi="Times New Roman" w:cs="Times New Roman" w:hint="eastAsia"/>
+          <w:b/>
+          <w:bCs/>
+          <w:sz w:val="22"/>
+          <w:szCs w:val="22"/>
+        </w:rPr>
+        <w:t xml:space="preserve">, </w:t>
+      </w:r>
+      <w:r>
+        <w:rPr>
+          <w:rFonts w:ascii="Times New Roman" w:eastAsia="Times New Roman" w:hAnsi="Times New Roman" w:cs="Times New Roman"/>
+          <w:b/>
+          <w:bCs/>
+          <w:sz w:val="22"/>
+          <w:szCs w:val="22"/>
+        </w:rPr>
+        <w:t>Postdoc Advisor</w:t>
+      </w:r>
+    </w:p>
+    <w:p>
+      <w:pPr>
+        <w:pStyle w:val="ListParagraph"/>
+        <w:widowControl/>
+        <w:spacing w:line="400" w:lineRule="atLeast"/>
+        <w:ind w:left="360" w:firstLineChars="0" w:firstLine="0"/>
+        <w:contextualSpacing/>
+        <w:rPr>
+          <w:rFonts w:ascii="Times New Roman" w:eastAsia="Times New Roman" w:hAnsi="Times New Roman" w:cs="Times New Roman"/>
+          <w:sz w:val="22"/>
+          <w:szCs w:val="22"/>
+        </w:rPr>
+      </w:pPr>
+      <w:r>
+        <w:rPr>
+          <w:rFonts w:ascii="Times New Roman" w:eastAsia="Times New Roman" w:hAnsi="Times New Roman" w:cs="Times New Roman"/>
+          <w:sz w:val="22"/>
+          <w:szCs w:val="22"/>
+        </w:rPr>
+        <w:t>Title:</w:t>
+      </w:r>
+      <w:r>
+        <w:rPr>
+          <w:rFonts w:ascii="Times New Roman" w:eastAsia="Times New Roman" w:hAnsi="Times New Roman" w:cs="Times New Roman"/>
+          <w:sz w:val="22"/>
+          <w:szCs w:val="22"/>
+        </w:rPr>
+        <w:t xml:space="preserve"> </w:t>
+      </w:r>
+      <w:r>
+        <w:rPr>
+          <w:rFonts w:ascii="Times New Roman" w:eastAsia="Times New Roman" w:hAnsi="Times New Roman" w:cs="Times New Roman"/>
+          <w:sz w:val="22"/>
+          <w:szCs w:val="22"/>
+        </w:rPr>
+        <w:t>Associate Professor</w:t>
+      </w:r>
+    </w:p>
+    <w:p>
+      <w:pPr>
+        <w:pStyle w:val="ListParagraph"/>
+        <w:widowControl/>
+        <w:spacing w:line="400" w:lineRule="atLeast"/>
+        <w:ind w:left="360" w:firstLineChars="0" w:firstLine="0"/>
+        <w:contextualSpacing/>
+        <w:rPr>
+          <w:rFonts w:ascii="Times New Roman" w:eastAsia="Times New Roman" w:hAnsi="Times New Roman" w:cs="Times New Roman"/>
+          <w:sz w:val="22"/>
+          <w:szCs w:val="22"/>
+        </w:rPr>
+      </w:pPr>
+      <w:r>
+        <w:rPr>
+          <w:rFonts w:ascii="Times New Roman" w:eastAsia="Times New Roman" w:hAnsi="Times New Roman" w:cs="Times New Roman"/>
+          <w:sz w:val="22"/>
+          <w:szCs w:val="22"/>
+        </w:rPr>
+        <w:t>Institution:</w:t>
+      </w:r>
+      <w:r>
+        <w:rPr>
+          <w:rFonts w:ascii="Times New Roman" w:eastAsia="Times New Roman" w:hAnsi="Times New Roman" w:cs="Times New Roman"/>
+          <w:sz w:val="22"/>
+          <w:szCs w:val="22"/>
+        </w:rPr>
+        <w:t xml:space="preserve"> </w:t>
+      </w:r>
+      <w:r>
+        <w:rPr>
+          <w:rFonts w:ascii="Times New Roman" w:eastAsia="Times New Roman" w:hAnsi="Times New Roman" w:cs="Times New Roman"/>
+          <w:sz w:val="22"/>
+          <w:szCs w:val="22"/>
+        </w:rPr>
+        <w:t>School of Natural Resources and the Environment, University of Arizona</w:t>
+      </w:r>
+    </w:p>
+    <w:p>
+      <w:pPr>
+        <w:pStyle w:val="ListParagraph"/>
+        <w:widowControl/>
+        <w:spacing w:line="400" w:lineRule="atLeast"/>
+        <w:ind w:left="360" w:firstLineChars="0" w:firstLine="0"/>
+        <w:contextualSpacing/>
+        <w:rPr>
+          <w:rFonts w:ascii="Times New Roman" w:eastAsia="Times New Roman" w:hAnsi="Times New Roman" w:cs="Times New Roman"/>
+          <w:sz w:val="22"/>
+          <w:szCs w:val="22"/>
+        </w:rPr>
+      </w:pPr>
+      <w:r>
+        <w:rPr>
+          <w:rFonts w:ascii="Times New Roman" w:eastAsia="Times New Roman" w:hAnsi="Times New Roman" w:cs="Times New Roman"/>
+          <w:sz w:val="22"/>
+          <w:szCs w:val="22"/>
+        </w:rPr>
+        <w:t xml:space="preserve">Email: </w:t>
+      </w:r>
+      <w:hyperlink r:id="rId43" w:history="1">
+        <w:r>
+          <w:rPr>
+            <w:rStyle w:val="Hyperlink"/>
+            <w:rFonts w:ascii="Times New Roman" w:eastAsia="Times New Roman" w:hAnsi="Times New Roman" w:cs="Times New Roman"/>
+            <w:sz w:val="22"/>
+            <w:szCs w:val="22"/>
+          </w:rPr>
+          <w:t>wksmith@arizona.edu</w:t>
+        </w:r>
+      </w:hyperlink>
+      <w:r>
+        <w:rPr>
+          <w:rFonts w:ascii="Times New Roman" w:eastAsia="Times New Roman" w:hAnsi="Times New Roman" w:cs="Times New Roman"/>
+          <w:sz w:val="22"/>
+          <w:szCs w:val="22"/>
+        </w:rPr>
+        <w:t xml:space="preserve"> </w:t>
+      </w:r>
+    </w:p>
+    <w:p>
+      <w:pPr>
+        <w:pStyle w:val="ListParagraph"/>
+        <w:widowControl/>
+        <w:numPr>
+          <w:ilvl w:val="0"/>
+          <w:numId w:val="15"/>
+        </w:numPr>
+        <w:spacing w:line="400" w:lineRule="atLeast"/>
+        <w:ind w:firstLineChars="0"/>
+        <w:contextualSpacing/>
+        <w:rPr>
+          <w:rFonts w:ascii="Times New Roman" w:eastAsia="Times New Roman" w:hAnsi="Times New Roman" w:cs="Times New Roman"/>
+          <w:sz w:val="22"/>
+          <w:szCs w:val="22"/>
+        </w:rPr>
+      </w:pPr>
+      <w:hyperlink r:id="rId44" w:history="1">
         <w:r>
           <w:rPr>
             <w:rStyle w:val="Hyperlink"/>
@@ -7462,7 +7829,7 @@
         </w:rPr>
         <w:t xml:space="preserve">Email: </w:t>
       </w:r>
-      <w:hyperlink r:id="rId42" w:history="1">
+      <w:hyperlink r:id="rId45" w:history="1">
         <w:r>
           <w:rPr>
             <w:rStyle w:val="Hyperlink"/>
@@ -7499,7 +7866,7 @@
           <w:szCs w:val="22"/>
         </w:rPr>
       </w:pPr>
-      <w:hyperlink r:id="rId43" w:history="1">
+      <w:hyperlink r:id="rId46" w:history="1">
         <w:r>
           <w:rPr>
             <w:rStyle w:val="Hyperlink"/>
@@ -7599,7 +7966,7 @@
         </w:rPr>
         <w:t xml:space="preserve">Email: </w:t>
       </w:r>
-      <w:hyperlink r:id="rId44" w:history="1">
+      <w:hyperlink r:id="rId47" w:history="1">
         <w:r>
           <w:rPr>
             <w:rStyle w:val="Hyperlink"/>
@@ -7612,12 +7979,12 @@
       </w:hyperlink>
     </w:p>
     <w:sectPr>
-      <w:headerReference w:type="even" r:id="rId45"/>
-      <w:headerReference w:type="default" r:id="rId46"/>
-      <w:footerReference w:type="even" r:id="rId47"/>
-      <w:footerReference w:type="default" r:id="rId48"/>
-      <w:headerReference w:type="first" r:id="rId49"/>
-      <w:footerReference w:type="first" r:id="rId50"/>
+      <w:headerReference w:type="even" r:id="rId48"/>
+      <w:headerReference w:type="default" r:id="rId49"/>
+      <w:footerReference w:type="even" r:id="rId50"/>
+      <w:footerReference w:type="default" r:id="rId51"/>
+      <w:headerReference w:type="first" r:id="rId52"/>
+      <w:footerReference w:type="first" r:id="rId53"/>
       <w:pgSz w:w="12240" w:h="15840"/>
       <w:pgMar w:top="1440" w:right="1440" w:bottom="1440" w:left="1440" w:header="851" w:footer="992" w:gutter="0"/>
       <w:pgNumType w:start="1"/>
@@ -7629,7 +7996,7 @@
 </file>
 
 <file path=word/endnotes.xml><?xml version="1.0" encoding="utf-8"?>
-<w:endnotes xmlns:wpc="http://schemas.microsoft.com/office/word/2010/wordprocessingCanvas" xmlns:cx="http://schemas.microsoft.com/office/drawing/2014/chartex" xmlns:cx1="http://schemas.microsoft.com/office/drawing/2015/9/8/chartex" xmlns:cx2="http://schemas.microsoft.com/office/drawing/2015/10/21/chartex" xmlns:cx3="http://schemas.microsoft.com/office/drawing/2016/5/9/chartex" xmlns:cx4="http://schemas.microsoft.com/office/drawing/2016/5/10/chartex" xmlns:cx5="http://schemas.microsoft.com/office/drawing/2016/5/11/chartex" xmlns:cx6="http://schemas.microsoft.com/office/drawing/2016/5/12/chartex" xmlns:cx7="http://schemas.microsoft.com/office/drawing/2016/5/13/chartex" xmlns:cx8="http://schemas.microsoft.com/office/drawing/2016/5/14/chartex" xmlns:mc="http://schemas.openxmlformats.org/markup-compatibility/2006" xmlns:aink="http://schemas.microsoft.com/office/drawing/2016/ink" xmlns:am3d="http://schemas.microsoft.com/office/drawing/2017/model3d" xmlns:o="urn:schemas-microsoft-com:office:office" xmlns:oel="http://schemas.microsoft.com/office/2019/extlst" xmlns:r="http://schemas.openxmlformats.org/officeDocument/2006/relationships" xmlns:m="http://schemas.openxmlformats.org/officeDocument/2006/math" xmlns:v="urn:schemas-microsoft-com:vml" xmlns:wp14="http://schemas.microsoft.com/office/word/2010/wordprocessingDrawing" xmlns:wp="http://schemas.openxmlformats.org/drawingml/2006/wordprocessingDrawing" xmlns:w10="urn:schemas-microsoft-com:office:word" xmlns:w="http://schemas.openxmlformats.org/wordprocessingml/2006/main" xmlns:w14="http://schemas.microsoft.com/office/word/2010/wordml" xmlns:w15="http://schemas.microsoft.com/office/word/2012/wordml" xmlns:w16cex="http://schemas.microsoft.com/office/word/2018/wordml/cex" xmlns:w16cid="http://schemas.microsoft.com/office/word/2016/wordml/cid" xmlns:w16="http://schemas.microsoft.com/office/word/2018/wordml" xmlns:w16du="http://schemas.microsoft.com/office/word/2023/wordml/word16du" xmlns:w16sdtdh="http://schemas.microsoft.com/office/word/2020/wordml/sdtdatahash" xmlns:w16sdtfl="http://schemas.microsoft.com/office/word/2024/wordml/sdtformatlock" xmlns:w16se="http://schemas.microsoft.com/office/word/2015/wordml/symex" xmlns:wpg="http://schemas.microsoft.com/office/word/2010/wordprocessingGroup" xmlns:wpi="http://schemas.microsoft.com/office/word/2010/wordprocessingInk" xmlns:wne="http://schemas.microsoft.com/office/word/2006/wordml" xmlns:wps="http://schemas.microsoft.com/office/word/2010/wordprocessingShape" mc:Ignorable="w14 w15 w16se w16cid w16 w16cex w16sdtdh w16sdtfl w16du wp14">
+<w:endnotes xmlns:wpc="http://schemas.microsoft.com/office/word/2010/wordprocessingCanvas" xmlns:cx="http://schemas.microsoft.com/office/drawing/2014/chartex" xmlns:cx1="http://schemas.microsoft.com/office/drawing/2015/9/8/chartex" xmlns:cx2="http://schemas.microsoft.com/office/drawing/2015/10/21/chartex" xmlns:cx3="http://schemas.microsoft.com/office/drawing/2016/5/9/chartex" xmlns:cx4="http://schemas.microsoft.com/office/drawing/2016/5/10/chartex" xmlns:cx5="http://schemas.microsoft.com/office/drawing/2016/5/11/chartex" xmlns:cx6="http://schemas.microsoft.com/office/drawing/2016/5/12/chartex" xmlns:cx7="http://schemas.microsoft.com/office/drawing/2016/5/13/chartex" xmlns:cx8="http://schemas.microsoft.com/office/drawing/2016/5/14/chartex" xmlns:mc="http://schemas.openxmlformats.org/markup-compatibility/2006" xmlns:m="http://schemas.openxmlformats.org/officeDocument/2006/math" xmlns:aink="http://schemas.microsoft.com/office/drawing/2016/ink" xmlns:am3d="http://schemas.microsoft.com/office/drawing/2017/model3d" xmlns:oel="http://schemas.microsoft.com/office/2019/extlst" xmlns:r="http://schemas.openxmlformats.org/officeDocument/2006/relationships" xmlns:wp14="http://schemas.microsoft.com/office/word/2010/wordprocessingDrawing" xmlns:wp="http://schemas.openxmlformats.org/drawingml/2006/wordprocessingDrawing" xmlns:wpg="http://schemas.microsoft.com/office/word/2010/wordprocessingGroup" xmlns:wpi="http://schemas.microsoft.com/office/word/2010/wordprocessingInk" xmlns:wps="http://schemas.microsoft.com/office/word/2010/wordprocessingShape" xmlns:o="urn:schemas-microsoft-com:office:office" xmlns:v="urn:schemas-microsoft-com:vml" xmlns:w10="urn:schemas-microsoft-com:office:word" xmlns:w="http://schemas.openxmlformats.org/wordprocessingml/2006/main" xmlns:w14="http://schemas.microsoft.com/office/word/2010/wordml" xmlns:w15="http://schemas.microsoft.com/office/word/2012/wordml" xmlns:w16cei="http://schemas.microsoft.com/office/word/2026/wordml/cei" xmlns:w16cex="http://schemas.microsoft.com/office/word/2018/wordml/cex" xmlns:w16cid="http://schemas.microsoft.com/office/word/2016/wordml/cid" xmlns:w16="http://schemas.microsoft.com/office/word/2018/wordml" xmlns:w16sdtdh="http://schemas.microsoft.com/office/word/2020/wordml/sdtdatahash" xmlns:w16sdtfl="http://schemas.microsoft.com/office/word/2024/wordml/sdtformatlock" xmlns:w16se="http://schemas.microsoft.com/office/word/2015/wordml/symex" xmlns:w16du="http://schemas.microsoft.com/office/word/2023/wordml/word16du" xmlns:wne="http://schemas.microsoft.com/office/word/2006/wordml" mc:Ignorable="w14 w15 w16se w16cid w16 w16cex w16sdtdh w16sdtfl w16du wp14">
   <w:endnote w:type="separator" w:id="-1">
     <w:p>
       <w:r>
@@ -7648,7 +8015,7 @@
 </file>
 
 <file path=word/footer1.xml><?xml version="1.0" encoding="utf-8"?>
-<w:ftr xmlns:wpc="http://schemas.microsoft.com/office/word/2010/wordprocessingCanvas" xmlns:cx="http://schemas.microsoft.com/office/drawing/2014/chartex" xmlns:cx1="http://schemas.microsoft.com/office/drawing/2015/9/8/chartex" xmlns:cx2="http://schemas.microsoft.com/office/drawing/2015/10/21/chartex" xmlns:cx3="http://schemas.microsoft.com/office/drawing/2016/5/9/chartex" xmlns:cx4="http://schemas.microsoft.com/office/drawing/2016/5/10/chartex" xmlns:cx5="http://schemas.microsoft.com/office/drawing/2016/5/11/chartex" xmlns:cx6="http://schemas.microsoft.com/office/drawing/2016/5/12/chartex" xmlns:cx7="http://schemas.microsoft.com/office/drawing/2016/5/13/chartex" xmlns:cx8="http://schemas.microsoft.com/office/drawing/2016/5/14/chartex" xmlns:mc="http://schemas.openxmlformats.org/markup-compatibility/2006" xmlns:aink="http://schemas.microsoft.com/office/drawing/2016/ink" xmlns:am3d="http://schemas.microsoft.com/office/drawing/2017/model3d" xmlns:o="urn:schemas-microsoft-com:office:office" xmlns:oel="http://schemas.microsoft.com/office/2019/extlst" xmlns:r="http://schemas.openxmlformats.org/officeDocument/2006/relationships" xmlns:m="http://schemas.openxmlformats.org/officeDocument/2006/math" xmlns:v="urn:schemas-microsoft-com:vml" xmlns:wp14="http://schemas.microsoft.com/office/word/2010/wordprocessingDrawing" xmlns:wp="http://schemas.openxmlformats.org/drawingml/2006/wordprocessingDrawing" xmlns:w10="urn:schemas-microsoft-com:office:word" xmlns:w="http://schemas.openxmlformats.org/wordprocessingml/2006/main" xmlns:w14="http://schemas.microsoft.com/office/word/2010/wordml" xmlns:w15="http://schemas.microsoft.com/office/word/2012/wordml" xmlns:w16cex="http://schemas.microsoft.com/office/word/2018/wordml/cex" xmlns:w16cid="http://schemas.microsoft.com/office/word/2016/wordml/cid" xmlns:w16="http://schemas.microsoft.com/office/word/2018/wordml" xmlns:w16du="http://schemas.microsoft.com/office/word/2023/wordml/word16du" xmlns:w16sdtdh="http://schemas.microsoft.com/office/word/2020/wordml/sdtdatahash" xmlns:w16sdtfl="http://schemas.microsoft.com/office/word/2024/wordml/sdtformatlock" xmlns:w16se="http://schemas.microsoft.com/office/word/2015/wordml/symex" xmlns:wpg="http://schemas.microsoft.com/office/word/2010/wordprocessingGroup" xmlns:wpi="http://schemas.microsoft.com/office/word/2010/wordprocessingInk" xmlns:wne="http://schemas.microsoft.com/office/word/2006/wordml" xmlns:wps="http://schemas.microsoft.com/office/word/2010/wordprocessingShape" mc:Ignorable="w14 w15 w16se w16cid w16 w16cex w16sdtdh w16sdtfl w16du wp14">
+<w:ftr xmlns:wpc="http://schemas.microsoft.com/office/word/2010/wordprocessingCanvas" xmlns:cx="http://schemas.microsoft.com/office/drawing/2014/chartex" xmlns:cx1="http://schemas.microsoft.com/office/drawing/2015/9/8/chartex" xmlns:cx2="http://schemas.microsoft.com/office/drawing/2015/10/21/chartex" xmlns:cx3="http://schemas.microsoft.com/office/drawing/2016/5/9/chartex" xmlns:cx4="http://schemas.microsoft.com/office/drawing/2016/5/10/chartex" xmlns:cx5="http://schemas.microsoft.com/office/drawing/2016/5/11/chartex" xmlns:cx6="http://schemas.microsoft.com/office/drawing/2016/5/12/chartex" xmlns:cx7="http://schemas.microsoft.com/office/drawing/2016/5/13/chartex" xmlns:cx8="http://schemas.microsoft.com/office/drawing/2016/5/14/chartex" xmlns:mc="http://schemas.openxmlformats.org/markup-compatibility/2006" xmlns:m="http://schemas.openxmlformats.org/officeDocument/2006/math" xmlns:aink="http://schemas.microsoft.com/office/drawing/2016/ink" xmlns:am3d="http://schemas.microsoft.com/office/drawing/2017/model3d" xmlns:oel="http://schemas.microsoft.com/office/2019/extlst" xmlns:r="http://schemas.openxmlformats.org/officeDocument/2006/relationships" xmlns:wp14="http://schemas.microsoft.com/office/word/2010/wordprocessingDrawing" xmlns:wp="http://schemas.openxmlformats.org/drawingml/2006/wordprocessingDrawing" xmlns:wpg="http://schemas.microsoft.com/office/word/2010/wordprocessingGroup" xmlns:wpi="http://schemas.microsoft.com/office/word/2010/wordprocessingInk" xmlns:wps="http://schemas.microsoft.com/office/word/2010/wordprocessingShape" xmlns:o="urn:schemas-microsoft-com:office:office" xmlns:v="urn:schemas-microsoft-com:vml" xmlns:w10="urn:schemas-microsoft-com:office:word" xmlns:w="http://schemas.openxmlformats.org/wordprocessingml/2006/main" xmlns:w14="http://schemas.microsoft.com/office/word/2010/wordml" xmlns:w15="http://schemas.microsoft.com/office/word/2012/wordml" xmlns:w16cei="http://schemas.microsoft.com/office/word/2026/wordml/cei" xmlns:w16cex="http://schemas.microsoft.com/office/word/2018/wordml/cex" xmlns:w16cid="http://schemas.microsoft.com/office/word/2016/wordml/cid" xmlns:w16="http://schemas.microsoft.com/office/word/2018/wordml" xmlns:w16sdtdh="http://schemas.microsoft.com/office/word/2020/wordml/sdtdatahash" xmlns:w16sdtfl="http://schemas.microsoft.com/office/word/2024/wordml/sdtformatlock" xmlns:w16se="http://schemas.microsoft.com/office/word/2015/wordml/symex" xmlns:w16du="http://schemas.microsoft.com/office/word/2023/wordml/word16du" xmlns:wne="http://schemas.microsoft.com/office/word/2006/wordml" mc:Ignorable="w14 w15 w16se w16cid w16 w16cex w16sdtdh w16sdtfl w16du wp14">
   <w:sdt>
     <w:sdtPr>
       <w:rPr>
@@ -7716,7 +8083,7 @@
 </file>
 
 <file path=word/footer2.xml><?xml version="1.0" encoding="utf-8"?>
-<w:ftr xmlns:wpc="http://schemas.microsoft.com/office/word/2010/wordprocessingCanvas" xmlns:cx="http://schemas.microsoft.com/office/drawing/2014/chartex" xmlns:cx1="http://schemas.microsoft.com/office/drawing/2015/9/8/chartex" xmlns:cx2="http://schemas.microsoft.com/office/drawing/2015/10/21/chartex" xmlns:cx3="http://schemas.microsoft.com/office/drawing/2016/5/9/chartex" xmlns:cx4="http://schemas.microsoft.com/office/drawing/2016/5/10/chartex" xmlns:cx5="http://schemas.microsoft.com/office/drawing/2016/5/11/chartex" xmlns:cx6="http://schemas.microsoft.com/office/drawing/2016/5/12/chartex" xmlns:cx7="http://schemas.microsoft.com/office/drawing/2016/5/13/chartex" xmlns:cx8="http://schemas.microsoft.com/office/drawing/2016/5/14/chartex" xmlns:mc="http://schemas.openxmlformats.org/markup-compatibility/2006" xmlns:aink="http://schemas.microsoft.com/office/drawing/2016/ink" xmlns:am3d="http://schemas.microsoft.com/office/drawing/2017/model3d" xmlns:o="urn:schemas-microsoft-com:office:office" xmlns:oel="http://schemas.microsoft.com/office/2019/extlst" xmlns:r="http://schemas.openxmlformats.org/officeDocument/2006/relationships" xmlns:m="http://schemas.openxmlformats.org/officeDocument/2006/math" xmlns:v="urn:schemas-microsoft-com:vml" xmlns:wp14="http://schemas.microsoft.com/office/word/2010/wordprocessingDrawing" xmlns:wp="http://schemas.openxmlformats.org/drawingml/2006/wordprocessingDrawing" xmlns:w10="urn:schemas-microsoft-com:office:word" xmlns:w="http://schemas.openxmlformats.org/wordprocessingml/2006/main" xmlns:w14="http://schemas.microsoft.com/office/word/2010/wordml" xmlns:w15="http://schemas.microsoft.com/office/word/2012/wordml" xmlns:w16cex="http://schemas.microsoft.com/office/word/2018/wordml/cex" xmlns:w16cid="http://schemas.microsoft.com/office/word/2016/wordml/cid" xmlns:w16="http://schemas.microsoft.com/office/word/2018/wordml" xmlns:w16du="http://schemas.microsoft.com/office/word/2023/wordml/word16du" xmlns:w16sdtdh="http://schemas.microsoft.com/office/word/2020/wordml/sdtdatahash" xmlns:w16sdtfl="http://schemas.microsoft.com/office/word/2024/wordml/sdtformatlock" xmlns:w16se="http://schemas.microsoft.com/office/word/2015/wordml/symex" xmlns:wpg="http://schemas.microsoft.com/office/word/2010/wordprocessingGroup" xmlns:wpi="http://schemas.microsoft.com/office/word/2010/wordprocessingInk" xmlns:wne="http://schemas.microsoft.com/office/word/2006/wordml" xmlns:wps="http://schemas.microsoft.com/office/word/2010/wordprocessingShape" mc:Ignorable="w14 w15 w16se w16cid w16 w16cex w16sdtdh w16sdtfl w16du wp14">
+<w:ftr xmlns:wpc="http://schemas.microsoft.com/office/word/2010/wordprocessingCanvas" xmlns:cx="http://schemas.microsoft.com/office/drawing/2014/chartex" xmlns:cx1="http://schemas.microsoft.com/office/drawing/2015/9/8/chartex" xmlns:cx2="http://schemas.microsoft.com/office/drawing/2015/10/21/chartex" xmlns:cx3="http://schemas.microsoft.com/office/drawing/2016/5/9/chartex" xmlns:cx4="http://schemas.microsoft.com/office/drawing/2016/5/10/chartex" xmlns:cx5="http://schemas.microsoft.com/office/drawing/2016/5/11/chartex" xmlns:cx6="http://schemas.microsoft.com/office/drawing/2016/5/12/chartex" xmlns:cx7="http://schemas.microsoft.com/office/drawing/2016/5/13/chartex" xmlns:cx8="http://schemas.microsoft.com/office/drawing/2016/5/14/chartex" xmlns:mc="http://schemas.openxmlformats.org/markup-compatibility/2006" xmlns:m="http://schemas.openxmlformats.org/officeDocument/2006/math" xmlns:aink="http://schemas.microsoft.com/office/drawing/2016/ink" xmlns:am3d="http://schemas.microsoft.com/office/drawing/2017/model3d" xmlns:oel="http://schemas.microsoft.com/office/2019/extlst" xmlns:r="http://schemas.openxmlformats.org/officeDocument/2006/relationships" xmlns:wp14="http://schemas.microsoft.com/office/word/2010/wordprocessingDrawing" xmlns:wp="http://schemas.openxmlformats.org/drawingml/2006/wordprocessingDrawing" xmlns:wpg="http://schemas.microsoft.com/office/word/2010/wordprocessingGroup" xmlns:wpi="http://schemas.microsoft.com/office/word/2010/wordprocessingInk" xmlns:wps="http://schemas.microsoft.com/office/word/2010/wordprocessingShape" xmlns:o="urn:schemas-microsoft-com:office:office" xmlns:v="urn:schemas-microsoft-com:vml" xmlns:w10="urn:schemas-microsoft-com:office:word" xmlns:w="http://schemas.openxmlformats.org/wordprocessingml/2006/main" xmlns:w14="http://schemas.microsoft.com/office/word/2010/wordml" xmlns:w15="http://schemas.microsoft.com/office/word/2012/wordml" xmlns:w16cei="http://schemas.microsoft.com/office/word/2026/wordml/cei" xmlns:w16cex="http://schemas.microsoft.com/office/word/2018/wordml/cex" xmlns:w16cid="http://schemas.microsoft.com/office/word/2016/wordml/cid" xmlns:w16="http://schemas.microsoft.com/office/word/2018/wordml" xmlns:w16sdtdh="http://schemas.microsoft.com/office/word/2020/wordml/sdtdatahash" xmlns:w16sdtfl="http://schemas.microsoft.com/office/word/2024/wordml/sdtformatlock" xmlns:w16se="http://schemas.microsoft.com/office/word/2015/wordml/symex" xmlns:w16du="http://schemas.microsoft.com/office/word/2023/wordml/word16du" xmlns:wne="http://schemas.microsoft.com/office/word/2006/wordml" mc:Ignorable="w14 w15 w16se w16cid w16 w16cex w16sdtdh w16sdtfl w16du wp14">
   <w:sdt>
     <w:sdtPr>
       <w:rPr>
@@ -7816,17 +8183,30 @@
       <w:jc w:val="left"/>
       <w:rPr>
         <w:rFonts w:ascii="Times New Roman" w:hAnsi="Times New Roman" w:cs="Times New Roman"/>
+        <w:i/>
+        <w:iCs/>
         <w:color w:val="000000"/>
-        <w:sz w:val="20"/>
-        <w:szCs w:val="20"/>
+        <w:sz w:val="18"/>
+        <w:szCs w:val="18"/>
       </w:rPr>
     </w:pPr>
+    <w:r>
+      <w:rPr>
+        <w:rFonts w:ascii="Times New Roman" w:hAnsi="Times New Roman" w:cs="Times New Roman"/>
+        <w:i/>
+        <w:iCs/>
+        <w:color w:val="000000"/>
+        <w:sz w:val="18"/>
+        <w:szCs w:val="18"/>
+      </w:rPr>
+      <w:t>Last updated: 07/27/2026</w:t>
+    </w:r>
   </w:p>
 </w:ftr>
 </file>
 
 <file path=word/footer3.xml><?xml version="1.0" encoding="utf-8"?>
-<w:ftr xmlns:wpc="http://schemas.microsoft.com/office/word/2010/wordprocessingCanvas" xmlns:cx="http://schemas.microsoft.com/office/drawing/2014/chartex" xmlns:cx1="http://schemas.microsoft.com/office/drawing/2015/9/8/chartex" xmlns:cx2="http://schemas.microsoft.com/office/drawing/2015/10/21/chartex" xmlns:cx3="http://schemas.microsoft.com/office/drawing/2016/5/9/chartex" xmlns:cx4="http://schemas.microsoft.com/office/drawing/2016/5/10/chartex" xmlns:cx5="http://schemas.microsoft.com/office/drawing/2016/5/11/chartex" xmlns:cx6="http://schemas.microsoft.com/office/drawing/2016/5/12/chartex" xmlns:cx7="http://schemas.microsoft.com/office/drawing/2016/5/13/chartex" xmlns:cx8="http://schemas.microsoft.com/office/drawing/2016/5/14/chartex" xmlns:mc="http://schemas.openxmlformats.org/markup-compatibility/2006" xmlns:aink="http://schemas.microsoft.com/office/drawing/2016/ink" xmlns:am3d="http://schemas.microsoft.com/office/drawing/2017/model3d" xmlns:o="urn:schemas-microsoft-com:office:office" xmlns:oel="http://schemas.microsoft.com/office/2019/extlst" xmlns:r="http://schemas.openxmlformats.org/officeDocument/2006/relationships" xmlns:m="http://schemas.openxmlformats.org/officeDocument/2006/math" xmlns:v="urn:schemas-microsoft-com:vml" xmlns:wp14="http://schemas.microsoft.com/office/word/2010/wordprocessingDrawing" xmlns:wp="http://schemas.openxmlformats.org/drawingml/2006/wordprocessingDrawing" xmlns:w10="urn:schemas-microsoft-com:office:word" xmlns:w="http://schemas.openxmlformats.org/wordprocessingml/2006/main" xmlns:w14="http://schemas.microsoft.com/office/word/2010/wordml" xmlns:w15="http://schemas.microsoft.com/office/word/2012/wordml" xmlns:w16cex="http://schemas.microsoft.com/office/word/2018/wordml/cex" xmlns:w16cid="http://schemas.microsoft.com/office/word/2016/wordml/cid" xmlns:w16="http://schemas.microsoft.com/office/word/2018/wordml" xmlns:w16du="http://schemas.microsoft.com/office/word/2023/wordml/word16du" xmlns:w16sdtdh="http://schemas.microsoft.com/office/word/2020/wordml/sdtdatahash" xmlns:w16sdtfl="http://schemas.microsoft.com/office/word/2024/wordml/sdtformatlock" xmlns:w16se="http://schemas.microsoft.com/office/word/2015/wordml/symex" xmlns:wpg="http://schemas.microsoft.com/office/word/2010/wordprocessingGroup" xmlns:wpi="http://schemas.microsoft.com/office/word/2010/wordprocessingInk" xmlns:wne="http://schemas.microsoft.com/office/word/2006/wordml" xmlns:wps="http://schemas.microsoft.com/office/word/2010/wordprocessingShape" mc:Ignorable="w14 w15 w16se w16cid w16 w16cex w16sdtdh w16sdtfl w16du wp14">
+<w:ftr xmlns:wpc="http://schemas.microsoft.com/office/word/2010/wordprocessingCanvas" xmlns:cx="http://schemas.microsoft.com/office/drawing/2014/chartex" xmlns:cx1="http://schemas.microsoft.com/office/drawing/2015/9/8/chartex" xmlns:cx2="http://schemas.microsoft.com/office/drawing/2015/10/21/chartex" xmlns:cx3="http://schemas.microsoft.com/office/drawing/2016/5/9/chartex" xmlns:cx4="http://schemas.microsoft.com/office/drawing/2016/5/10/chartex" xmlns:cx5="http://schemas.microsoft.com/office/drawing/2016/5/11/chartex" xmlns:cx6="http://schemas.microsoft.com/office/drawing/2016/5/12/chartex" xmlns:cx7="http://schemas.microsoft.com/office/drawing/2016/5/13/chartex" xmlns:cx8="http://schemas.microsoft.com/office/drawing/2016/5/14/chartex" xmlns:mc="http://schemas.openxmlformats.org/markup-compatibility/2006" xmlns:m="http://schemas.openxmlformats.org/officeDocument/2006/math" xmlns:aink="http://schemas.microsoft.com/office/drawing/2016/ink" xmlns:am3d="http://schemas.microsoft.com/office/drawing/2017/model3d" xmlns:oel="http://schemas.microsoft.com/office/2019/extlst" xmlns:r="http://schemas.openxmlformats.org/officeDocument/2006/relationships" xmlns:wp14="http://schemas.microsoft.com/office/word/2010/wordprocessingDrawing" xmlns:wp="http://schemas.openxmlformats.org/drawingml/2006/wordprocessingDrawing" xmlns:wpg="http://schemas.microsoft.com/office/word/2010/wordprocessingGroup" xmlns:wpi="http://schemas.microsoft.com/office/word/2010/wordprocessingInk" xmlns:wps="http://schemas.microsoft.com/office/word/2010/wordprocessingShape" xmlns:o="urn:schemas-microsoft-com:office:office" xmlns:v="urn:schemas-microsoft-com:vml" xmlns:w10="urn:schemas-microsoft-com:office:word" xmlns:w="http://schemas.openxmlformats.org/wordprocessingml/2006/main" xmlns:w14="http://schemas.microsoft.com/office/word/2010/wordml" xmlns:w15="http://schemas.microsoft.com/office/word/2012/wordml" xmlns:w16cei="http://schemas.microsoft.com/office/word/2026/wordml/cei" xmlns:w16cex="http://schemas.microsoft.com/office/word/2018/wordml/cex" xmlns:w16cid="http://schemas.microsoft.com/office/word/2016/wordml/cid" xmlns:w16="http://schemas.microsoft.com/office/word/2018/wordml" xmlns:w16sdtdh="http://schemas.microsoft.com/office/word/2020/wordml/sdtdatahash" xmlns:w16sdtfl="http://schemas.microsoft.com/office/word/2024/wordml/sdtformatlock" xmlns:w16se="http://schemas.microsoft.com/office/word/2015/wordml/symex" xmlns:w16du="http://schemas.microsoft.com/office/word/2023/wordml/word16du" xmlns:wne="http://schemas.microsoft.com/office/word/2006/wordml" mc:Ignorable="w14 w15 w16se w16cid w16 w16cex w16sdtdh w16sdtfl w16du wp14">
   <w:p>
     <w:pPr>
       <w:pBdr>
@@ -7852,7 +8232,7 @@
 </file>
 
 <file path=word/footnotes.xml><?xml version="1.0" encoding="utf-8"?>
-<w:footnotes xmlns:wpc="http://schemas.microsoft.com/office/word/2010/wordprocessingCanvas" xmlns:cx="http://schemas.microsoft.com/office/drawing/2014/chartex" xmlns:cx1="http://schemas.microsoft.com/office/drawing/2015/9/8/chartex" xmlns:cx2="http://schemas.microsoft.com/office/drawing/2015/10/21/chartex" xmlns:cx3="http://schemas.microsoft.com/office/drawing/2016/5/9/chartex" xmlns:cx4="http://schemas.microsoft.com/office/drawing/2016/5/10/chartex" xmlns:cx5="http://schemas.microsoft.com/office/drawing/2016/5/11/chartex" xmlns:cx6="http://schemas.microsoft.com/office/drawing/2016/5/12/chartex" xmlns:cx7="http://schemas.microsoft.com/office/drawing/2016/5/13/chartex" xmlns:cx8="http://schemas.microsoft.com/office/drawing/2016/5/14/chartex" xmlns:mc="http://schemas.openxmlformats.org/markup-compatibility/2006" xmlns:aink="http://schemas.microsoft.com/office/drawing/2016/ink" xmlns:am3d="http://schemas.microsoft.com/office/drawing/2017/model3d" xmlns:o="urn:schemas-microsoft-com:office:office" xmlns:oel="http://schemas.microsoft.com/office/2019/extlst" xmlns:r="http://schemas.openxmlformats.org/officeDocument/2006/relationships" xmlns:m="http://schemas.openxmlformats.org/officeDocument/2006/math" xmlns:v="urn:schemas-microsoft-com:vml" xmlns:wp14="http://schemas.microsoft.com/office/word/2010/wordprocessingDrawing" xmlns:wp="http://schemas.openxmlformats.org/drawingml/2006/wordprocessingDrawing" xmlns:w10="urn:schemas-microsoft-com:office:word" xmlns:w="http://schemas.openxmlformats.org/wordprocessingml/2006/main" xmlns:w14="http://schemas.microsoft.com/office/word/2010/wordml" xmlns:w15="http://schemas.microsoft.com/office/word/2012/wordml" xmlns:w16cex="http://schemas.microsoft.com/office/word/2018/wordml/cex" xmlns:w16cid="http://schemas.microsoft.com/office/word/2016/wordml/cid" xmlns:w16="http://schemas.microsoft.com/office/word/2018/wordml" xmlns:w16du="http://schemas.microsoft.com/office/word/2023/wordml/word16du" xmlns:w16sdtdh="http://schemas.microsoft.com/office/word/2020/wordml/sdtdatahash" xmlns:w16sdtfl="http://schemas.microsoft.com/office/word/2024/wordml/sdtformatlock" xmlns:w16se="http://schemas.microsoft.com/office/word/2015/wordml/symex" xmlns:wpg="http://schemas.microsoft.com/office/word/2010/wordprocessingGroup" xmlns:wpi="http://schemas.microsoft.com/office/word/2010/wordprocessingInk" xmlns:wne="http://schemas.microsoft.com/office/word/2006/wordml" xmlns:wps="http://schemas.microsoft.com/office/word/2010/wordprocessingShape" mc:Ignorable="w14 w15 w16se w16cid w16 w16cex w16sdtdh w16sdtfl w16du wp14">
+<w:footnotes xmlns:wpc="http://schemas.microsoft.com/office/word/2010/wordprocessingCanvas" xmlns:cx="http://schemas.microsoft.com/office/drawing/2014/chartex" xmlns:cx1="http://schemas.microsoft.com/office/drawing/2015/9/8/chartex" xmlns:cx2="http://schemas.microsoft.com/office/drawing/2015/10/21/chartex" xmlns:cx3="http://schemas.microsoft.com/office/drawing/2016/5/9/chartex" xmlns:cx4="http://schemas.microsoft.com/office/drawing/2016/5/10/chartex" xmlns:cx5="http://schemas.microsoft.com/office/drawing/2016/5/11/chartex" xmlns:cx6="http://schemas.microsoft.com/office/drawing/2016/5/12/chartex" xmlns:cx7="http://schemas.microsoft.com/office/drawing/2016/5/13/chartex" xmlns:cx8="http://schemas.microsoft.com/office/drawing/2016/5/14/chartex" xmlns:mc="http://schemas.openxmlformats.org/markup-compatibility/2006" xmlns:m="http://schemas.openxmlformats.org/officeDocument/2006/math" xmlns:aink="http://schemas.microsoft.com/office/drawing/2016/ink" xmlns:am3d="http://schemas.microsoft.com/office/drawing/2017/model3d" xmlns:oel="http://schemas.microsoft.com/office/2019/extlst" xmlns:r="http://schemas.openxmlformats.org/officeDocument/2006/relationships" xmlns:wp14="http://schemas.microsoft.com/office/word/2010/wordprocessingDrawing" xmlns:wp="http://schemas.openxmlformats.org/drawingml/2006/wordprocessingDrawing" xmlns:wpg="http://schemas.microsoft.com/office/word/2010/wordprocessingGroup" xmlns:wpi="http://schemas.microsoft.com/office/word/2010/wordprocessingInk" xmlns:wps="http://schemas.microsoft.com/office/word/2010/wordprocessingShape" xmlns:o="urn:schemas-microsoft-com:office:office" xmlns:v="urn:schemas-microsoft-com:vml" xmlns:w10="urn:schemas-microsoft-com:office:word" xmlns:w="http://schemas.openxmlformats.org/wordprocessingml/2006/main" xmlns:w14="http://schemas.microsoft.com/office/word/2010/wordml" xmlns:w15="http://schemas.microsoft.com/office/word/2012/wordml" xmlns:w16cei="http://schemas.microsoft.com/office/word/2026/wordml/cei" xmlns:w16cex="http://schemas.microsoft.com/office/word/2018/wordml/cex" xmlns:w16cid="http://schemas.microsoft.com/office/word/2016/wordml/cid" xmlns:w16="http://schemas.microsoft.com/office/word/2018/wordml" xmlns:w16sdtdh="http://schemas.microsoft.com/office/word/2020/wordml/sdtdatahash" xmlns:w16sdtfl="http://schemas.microsoft.com/office/word/2024/wordml/sdtformatlock" xmlns:w16se="http://schemas.microsoft.com/office/word/2015/wordml/symex" xmlns:w16du="http://schemas.microsoft.com/office/word/2023/wordml/word16du" xmlns:wne="http://schemas.microsoft.com/office/word/2006/wordml" mc:Ignorable="w14 w15 w16se w16cid w16 w16cex w16sdtdh w16sdtfl w16du wp14">
   <w:footnote w:type="separator" w:id="-1">
     <w:p>
       <w:r>
@@ -7871,7 +8251,7 @@
 </file>
 
 <file path=word/header1.xml><?xml version="1.0" encoding="utf-8"?>
-<w:hdr xmlns:wpc="http://schemas.microsoft.com/office/word/2010/wordprocessingCanvas" xmlns:cx="http://schemas.microsoft.com/office/drawing/2014/chartex" xmlns:cx1="http://schemas.microsoft.com/office/drawing/2015/9/8/chartex" xmlns:cx2="http://schemas.microsoft.com/office/drawing/2015/10/21/chartex" xmlns:cx3="http://schemas.microsoft.com/office/drawing/2016/5/9/chartex" xmlns:cx4="http://schemas.microsoft.com/office/drawing/2016/5/10/chartex" xmlns:cx5="http://schemas.microsoft.com/office/drawing/2016/5/11/chartex" xmlns:cx6="http://schemas.microsoft.com/office/drawing/2016/5/12/chartex" xmlns:cx7="http://schemas.microsoft.com/office/drawing/2016/5/13/chartex" xmlns:cx8="http://schemas.microsoft.com/office/drawing/2016/5/14/chartex" xmlns:mc="http://schemas.openxmlformats.org/markup-compatibility/2006" xmlns:aink="http://schemas.microsoft.com/office/drawing/2016/ink" xmlns:am3d="http://schemas.microsoft.com/office/drawing/2017/model3d" xmlns:o="urn:schemas-microsoft-com:office:office" xmlns:oel="http://schemas.microsoft.com/office/2019/extlst" xmlns:r="http://schemas.openxmlformats.org/officeDocument/2006/relationships" xmlns:m="http://schemas.openxmlformats.org/officeDocument/2006/math" xmlns:v="urn:schemas-microsoft-com:vml" xmlns:wp14="http://schemas.microsoft.com/office/word/2010/wordprocessingDrawing" xmlns:wp="http://schemas.openxmlformats.org/drawingml/2006/wordprocessingDrawing" xmlns:w10="urn:schemas-microsoft-com:office:word" xmlns:w="http://schemas.openxmlformats.org/wordprocessingml/2006/main" xmlns:w14="http://schemas.microsoft.com/office/word/2010/wordml" xmlns:w15="http://schemas.microsoft.com/office/word/2012/wordml" xmlns:w16cex="http://schemas.microsoft.com/office/word/2018/wordml/cex" xmlns:w16cid="http://schemas.microsoft.com/office/word/2016/wordml/cid" xmlns:w16="http://schemas.microsoft.com/office/word/2018/wordml" xmlns:w16du="http://schemas.microsoft.com/office/word/2023/wordml/word16du" xmlns:w16sdtdh="http://schemas.microsoft.com/office/word/2020/wordml/sdtdatahash" xmlns:w16sdtfl="http://schemas.microsoft.com/office/word/2024/wordml/sdtformatlock" xmlns:w16se="http://schemas.microsoft.com/office/word/2015/wordml/symex" xmlns:wpg="http://schemas.microsoft.com/office/word/2010/wordprocessingGroup" xmlns:wpi="http://schemas.microsoft.com/office/word/2010/wordprocessingInk" xmlns:wne="http://schemas.microsoft.com/office/word/2006/wordml" xmlns:wps="http://schemas.microsoft.com/office/word/2010/wordprocessingShape" mc:Ignorable="w14 w15 w16se w16cid w16 w16cex w16sdtdh w16sdtfl w16du wp14">
+<w:hdr xmlns:wpc="http://schemas.microsoft.com/office/word/2010/wordprocessingCanvas" xmlns:cx="http://schemas.microsoft.com/office/drawing/2014/chartex" xmlns:cx1="http://schemas.microsoft.com/office/drawing/2015/9/8/chartex" xmlns:cx2="http://schemas.microsoft.com/office/drawing/2015/10/21/chartex" xmlns:cx3="http://schemas.microsoft.com/office/drawing/2016/5/9/chartex" xmlns:cx4="http://schemas.microsoft.com/office/drawing/2016/5/10/chartex" xmlns:cx5="http://schemas.microsoft.com/office/drawing/2016/5/11/chartex" xmlns:cx6="http://schemas.microsoft.com/office/drawing/2016/5/12/chartex" xmlns:cx7="http://schemas.microsoft.com/office/drawing/2016/5/13/chartex" xmlns:cx8="http://schemas.microsoft.com/office/drawing/2016/5/14/chartex" xmlns:mc="http://schemas.openxmlformats.org/markup-compatibility/2006" xmlns:m="http://schemas.openxmlformats.org/officeDocument/2006/math" xmlns:aink="http://schemas.microsoft.com/office/drawing/2016/ink" xmlns:am3d="http://schemas.microsoft.com/office/drawing/2017/model3d" xmlns:oel="http://schemas.microsoft.com/office/2019/extlst" xmlns:r="http://schemas.openxmlformats.org/officeDocument/2006/relationships" xmlns:wp14="http://schemas.microsoft.com/office/word/2010/wordprocessingDrawing" xmlns:wp="http://schemas.openxmlformats.org/drawingml/2006/wordprocessingDrawing" xmlns:wpg="http://schemas.microsoft.com/office/word/2010/wordprocessingGroup" xmlns:wpi="http://schemas.microsoft.com/office/word/2010/wordprocessingInk" xmlns:wps="http://schemas.microsoft.com/office/word/2010/wordprocessingShape" xmlns:o="urn:schemas-microsoft-com:office:office" xmlns:v="urn:schemas-microsoft-com:vml" xmlns:w10="urn:schemas-microsoft-com:office:word" xmlns:w="http://schemas.openxmlformats.org/wordprocessingml/2006/main" xmlns:w14="http://schemas.microsoft.com/office/word/2010/wordml" xmlns:w15="http://schemas.microsoft.com/office/word/2012/wordml" xmlns:w16cei="http://schemas.microsoft.com/office/word/2026/wordml/cei" xmlns:w16cex="http://schemas.microsoft.com/office/word/2018/wordml/cex" xmlns:w16cid="http://schemas.microsoft.com/office/word/2016/wordml/cid" xmlns:w16="http://schemas.microsoft.com/office/word/2018/wordml" xmlns:w16sdtdh="http://schemas.microsoft.com/office/word/2020/wordml/sdtdatahash" xmlns:w16sdtfl="http://schemas.microsoft.com/office/word/2024/wordml/sdtformatlock" xmlns:w16se="http://schemas.microsoft.com/office/word/2015/wordml/symex" xmlns:w16du="http://schemas.microsoft.com/office/word/2023/wordml/word16du" xmlns:wne="http://schemas.microsoft.com/office/word/2006/wordml" mc:Ignorable="w14 w15 w16se w16cid w16 w16cex w16sdtdh w16sdtfl w16du wp14">
   <w:p>
     <w:pPr>
       <w:pBdr>
@@ -7897,7 +8277,7 @@
 </file>
 
 <file path=word/header2.xml><?xml version="1.0" encoding="utf-8"?>
-<w:hdr xmlns:wpc="http://schemas.microsoft.com/office/word/2010/wordprocessingCanvas" xmlns:cx="http://schemas.microsoft.com/office/drawing/2014/chartex" xmlns:cx1="http://schemas.microsoft.com/office/drawing/2015/9/8/chartex" xmlns:cx2="http://schemas.microsoft.com/office/drawing/2015/10/21/chartex" xmlns:cx3="http://schemas.microsoft.com/office/drawing/2016/5/9/chartex" xmlns:cx4="http://schemas.microsoft.com/office/drawing/2016/5/10/chartex" xmlns:cx5="http://schemas.microsoft.com/office/drawing/2016/5/11/chartex" xmlns:cx6="http://schemas.microsoft.com/office/drawing/2016/5/12/chartex" xmlns:cx7="http://schemas.microsoft.com/office/drawing/2016/5/13/chartex" xmlns:cx8="http://schemas.microsoft.com/office/drawing/2016/5/14/chartex" xmlns:mc="http://schemas.openxmlformats.org/markup-compatibility/2006" xmlns:aink="http://schemas.microsoft.com/office/drawing/2016/ink" xmlns:am3d="http://schemas.microsoft.com/office/drawing/2017/model3d" xmlns:o="urn:schemas-microsoft-com:office:office" xmlns:oel="http://schemas.microsoft.com/office/2019/extlst" xmlns:r="http://schemas.openxmlformats.org/officeDocument/2006/relationships" xmlns:m="http://schemas.openxmlformats.org/officeDocument/2006/math" xmlns:v="urn:schemas-microsoft-com:vml" xmlns:wp14="http://schemas.microsoft.com/office/word/2010/wordprocessingDrawing" xmlns:wp="http://schemas.openxmlformats.org/drawingml/2006/wordprocessingDrawing" xmlns:w10="urn:schemas-microsoft-com:office:word" xmlns:w="http://schemas.openxmlformats.org/wordprocessingml/2006/main" xmlns:w14="http://schemas.microsoft.com/office/word/2010/wordml" xmlns:w15="http://schemas.microsoft.com/office/word/2012/wordml" xmlns:w16cex="http://schemas.microsoft.com/office/word/2018/wordml/cex" xmlns:w16cid="http://schemas.microsoft.com/office/word/2016/wordml/cid" xmlns:w16="http://schemas.microsoft.com/office/word/2018/wordml" xmlns:w16du="http://schemas.microsoft.com/office/word/2023/wordml/word16du" xmlns:w16sdtdh="http://schemas.microsoft.com/office/word/2020/wordml/sdtdatahash" xmlns:w16sdtfl="http://schemas.microsoft.com/office/word/2024/wordml/sdtformatlock" xmlns:w16se="http://schemas.microsoft.com/office/word/2015/wordml/symex" xmlns:wpg="http://schemas.microsoft.com/office/word/2010/wordprocessingGroup" xmlns:wpi="http://schemas.microsoft.com/office/word/2010/wordprocessingInk" xmlns:wne="http://schemas.microsoft.com/office/word/2006/wordml" xmlns:wps="http://schemas.microsoft.com/office/word/2010/wordprocessingShape" mc:Ignorable="w14 w15 w16se w16cid w16 w16cex w16sdtdh w16sdtfl w16du wp14">
+<w:hdr xmlns:wpc="http://schemas.microsoft.com/office/word/2010/wordprocessingCanvas" xmlns:cx="http://schemas.microsoft.com/office/drawing/2014/chartex" xmlns:cx1="http://schemas.microsoft.com/office/drawing/2015/9/8/chartex" xmlns:cx2="http://schemas.microsoft.com/office/drawing/2015/10/21/chartex" xmlns:cx3="http://schemas.microsoft.com/office/drawing/2016/5/9/chartex" xmlns:cx4="http://schemas.microsoft.com/office/drawing/2016/5/10/chartex" xmlns:cx5="http://schemas.microsoft.com/office/drawing/2016/5/11/chartex" xmlns:cx6="http://schemas.microsoft.com/office/drawing/2016/5/12/chartex" xmlns:cx7="http://schemas.microsoft.com/office/drawing/2016/5/13/chartex" xmlns:cx8="http://schemas.microsoft.com/office/drawing/2016/5/14/chartex" xmlns:mc="http://schemas.openxmlformats.org/markup-compatibility/2006" xmlns:m="http://schemas.openxmlformats.org/officeDocument/2006/math" xmlns:aink="http://schemas.microsoft.com/office/drawing/2016/ink" xmlns:am3d="http://schemas.microsoft.com/office/drawing/2017/model3d" xmlns:oel="http://schemas.microsoft.com/office/2019/extlst" xmlns:r="http://schemas.openxmlformats.org/officeDocument/2006/relationships" xmlns:wp14="http://schemas.microsoft.com/office/word/2010/wordprocessingDrawing" xmlns:wp="http://schemas.openxmlformats.org/drawingml/2006/wordprocessingDrawing" xmlns:wpg="http://schemas.microsoft.com/office/word/2010/wordprocessingGroup" xmlns:wpi="http://schemas.microsoft.com/office/word/2010/wordprocessingInk" xmlns:wps="http://schemas.microsoft.com/office/word/2010/wordprocessingShape" xmlns:o="urn:schemas-microsoft-com:office:office" xmlns:v="urn:schemas-microsoft-com:vml" xmlns:w10="urn:schemas-microsoft-com:office:word" xmlns:w="http://schemas.openxmlformats.org/wordprocessingml/2006/main" xmlns:w14="http://schemas.microsoft.com/office/word/2010/wordml" xmlns:w15="http://schemas.microsoft.com/office/word/2012/wordml" xmlns:w16cei="http://schemas.microsoft.com/office/word/2026/wordml/cei" xmlns:w16cex="http://schemas.microsoft.com/office/word/2018/wordml/cex" xmlns:w16cid="http://schemas.microsoft.com/office/word/2016/wordml/cid" xmlns:w16="http://schemas.microsoft.com/office/word/2018/wordml" xmlns:w16sdtdh="http://schemas.microsoft.com/office/word/2020/wordml/sdtdatahash" xmlns:w16sdtfl="http://schemas.microsoft.com/office/word/2024/wordml/sdtformatlock" xmlns:w16se="http://schemas.microsoft.com/office/word/2015/wordml/symex" xmlns:w16du="http://schemas.microsoft.com/office/word/2023/wordml/word16du" xmlns:wne="http://schemas.microsoft.com/office/word/2006/wordml" mc:Ignorable="w14 w15 w16se w16cid w16 w16cex w16sdtdh w16sdtfl w16du wp14">
   <w:p>
     <w:pPr>
       <w:pBdr>
@@ -7925,7 +8305,7 @@
 </file>
 
 <file path=word/header3.xml><?xml version="1.0" encoding="utf-8"?>
-<w:hdr xmlns:wpc="http://schemas.microsoft.com/office/word/2010/wordprocessingCanvas" xmlns:cx="http://schemas.microsoft.com/office/drawing/2014/chartex" xmlns:cx1="http://schemas.microsoft.com/office/drawing/2015/9/8/chartex" xmlns:cx2="http://schemas.microsoft.com/office/drawing/2015/10/21/chartex" xmlns:cx3="http://schemas.microsoft.com/office/drawing/2016/5/9/chartex" xmlns:cx4="http://schemas.microsoft.com/office/drawing/2016/5/10/chartex" xmlns:cx5="http://schemas.microsoft.com/office/drawing/2016/5/11/chartex" xmlns:cx6="http://schemas.microsoft.com/office/drawing/2016/5/12/chartex" xmlns:cx7="http://schemas.microsoft.com/office/drawing/2016/5/13/chartex" xmlns:cx8="http://schemas.microsoft.com/office/drawing/2016/5/14/chartex" xmlns:mc="http://schemas.openxmlformats.org/markup-compatibility/2006" xmlns:aink="http://schemas.microsoft.com/office/drawing/2016/ink" xmlns:am3d="http://schemas.microsoft.com/office/drawing/2017/model3d" xmlns:o="urn:schemas-microsoft-com:office:office" xmlns:oel="http://schemas.microsoft.com/office/2019/extlst" xmlns:r="http://schemas.openxmlformats.org/officeDocument/2006/relationships" xmlns:m="http://schemas.openxmlformats.org/officeDocument/2006/math" xmlns:v="urn:schemas-microsoft-com:vml" xmlns:wp14="http://schemas.microsoft.com/office/word/2010/wordprocessingDrawing" xmlns:wp="http://schemas.openxmlformats.org/drawingml/2006/wordprocessingDrawing" xmlns:w10="urn:schemas-microsoft-com:office:word" xmlns:w="http://schemas.openxmlformats.org/wordprocessingml/2006/main" xmlns:w14="http://schemas.microsoft.com/office/word/2010/wordml" xmlns:w15="http://schemas.microsoft.com/office/word/2012/wordml" xmlns:w16cex="http://schemas.microsoft.com/office/word/2018/wordml/cex" xmlns:w16cid="http://schemas.microsoft.com/office/word/2016/wordml/cid" xmlns:w16="http://schemas.microsoft.com/office/word/2018/wordml" xmlns:w16du="http://schemas.microsoft.com/office/word/2023/wordml/word16du" xmlns:w16sdtdh="http://schemas.microsoft.com/office/word/2020/wordml/sdtdatahash" xmlns:w16sdtfl="http://schemas.microsoft.com/office/word/2024/wordml/sdtformatlock" xmlns:w16se="http://schemas.microsoft.com/office/word/2015/wordml/symex" xmlns:wpg="http://schemas.microsoft.com/office/word/2010/wordprocessingGroup" xmlns:wpi="http://schemas.microsoft.com/office/word/2010/wordprocessingInk" xmlns:wne="http://schemas.microsoft.com/office/word/2006/wordml" xmlns:wps="http://schemas.microsoft.com/office/word/2010/wordprocessingShape" mc:Ignorable="w14 w15 w16se w16cid w16 w16cex w16sdtdh w16sdtfl w16du wp14">
+<w:hdr xmlns:wpc="http://schemas.microsoft.com/office/word/2010/wordprocessingCanvas" xmlns:cx="http://schemas.microsoft.com/office/drawing/2014/chartex" xmlns:cx1="http://schemas.microsoft.com/office/drawing/2015/9/8/chartex" xmlns:cx2="http://schemas.microsoft.com/office/drawing/2015/10/21/chartex" xmlns:cx3="http://schemas.microsoft.com/office/drawing/2016/5/9/chartex" xmlns:cx4="http://schemas.microsoft.com/office/drawing/2016/5/10/chartex" xmlns:cx5="http://schemas.microsoft.com/office/drawing/2016/5/11/chartex" xmlns:cx6="http://schemas.microsoft.com/office/drawing/2016/5/12/chartex" xmlns:cx7="http://schemas.microsoft.com/office/drawing/2016/5/13/chartex" xmlns:cx8="http://schemas.microsoft.com/office/drawing/2016/5/14/chartex" xmlns:mc="http://schemas.openxmlformats.org/markup-compatibility/2006" xmlns:m="http://schemas.openxmlformats.org/officeDocument/2006/math" xmlns:aink="http://schemas.microsoft.com/office/drawing/2016/ink" xmlns:am3d="http://schemas.microsoft.com/office/drawing/2017/model3d" xmlns:oel="http://schemas.microsoft.com/office/2019/extlst" xmlns:r="http://schemas.openxmlformats.org/officeDocument/2006/relationships" xmlns:wp14="http://schemas.microsoft.com/office/word/2010/wordprocessingDrawing" xmlns:wp="http://schemas.openxmlformats.org/drawingml/2006/wordprocessingDrawing" xmlns:wpg="http://schemas.microsoft.com/office/word/2010/wordprocessingGroup" xmlns:wpi="http://schemas.microsoft.com/office/word/2010/wordprocessingInk" xmlns:wps="http://schemas.microsoft.com/office/word/2010/wordprocessingShape" xmlns:o="urn:schemas-microsoft-com:office:office" xmlns:v="urn:schemas-microsoft-com:vml" xmlns:w10="urn:schemas-microsoft-com:office:word" xmlns:w="http://schemas.openxmlformats.org/wordprocessingml/2006/main" xmlns:w14="http://schemas.microsoft.com/office/word/2010/wordml" xmlns:w15="http://schemas.microsoft.com/office/word/2012/wordml" xmlns:w16cei="http://schemas.microsoft.com/office/word/2026/wordml/cei" xmlns:w16cex="http://schemas.microsoft.com/office/word/2018/wordml/cex" xmlns:w16cid="http://schemas.microsoft.com/office/word/2016/wordml/cid" xmlns:w16="http://schemas.microsoft.com/office/word/2018/wordml" xmlns:w16sdtdh="http://schemas.microsoft.com/office/word/2020/wordml/sdtdatahash" xmlns:w16sdtfl="http://schemas.microsoft.com/office/word/2024/wordml/sdtformatlock" xmlns:w16se="http://schemas.microsoft.com/office/word/2015/wordml/symex" xmlns:w16du="http://schemas.microsoft.com/office/word/2023/wordml/word16du" xmlns:wne="http://schemas.microsoft.com/office/word/2006/wordml" mc:Ignorable="w14 w15 w16se w16cid w16 w16cex w16sdtdh w16sdtfl w16du wp14">
   <w:p>
     <w:pPr>
       <w:pBdr>
@@ -7951,7 +8331,7 @@
 </file>
 
 <file path=word/numbering.xml><?xml version="1.0" encoding="utf-8"?>
-<w:numbering xmlns:wpc="http://schemas.microsoft.com/office/word/2010/wordprocessingCanvas" xmlns:cx="http://schemas.microsoft.com/office/drawing/2014/chartex" xmlns:cx1="http://schemas.microsoft.com/office/drawing/2015/9/8/chartex" xmlns:cx2="http://schemas.microsoft.com/office/drawing/2015/10/21/chartex" xmlns:cx3="http://schemas.microsoft.com/office/drawing/2016/5/9/chartex" xmlns:cx4="http://schemas.microsoft.com/office/drawing/2016/5/10/chartex" xmlns:cx5="http://schemas.microsoft.com/office/drawing/2016/5/11/chartex" xmlns:cx6="http://schemas.microsoft.com/office/drawing/2016/5/12/chartex" xmlns:cx7="http://schemas.microsoft.com/office/drawing/2016/5/13/chartex" xmlns:cx8="http://schemas.microsoft.com/office/drawing/2016/5/14/chartex" xmlns:mc="http://schemas.openxmlformats.org/markup-compatibility/2006" xmlns:aink="http://schemas.microsoft.com/office/drawing/2016/ink" xmlns:am3d="http://schemas.microsoft.com/office/drawing/2017/model3d" xmlns:o="urn:schemas-microsoft-com:office:office" xmlns:oel="http://schemas.microsoft.com/office/2019/extlst" xmlns:r="http://schemas.openxmlformats.org/officeDocument/2006/relationships" xmlns:m="http://schemas.openxmlformats.org/officeDocument/2006/math" xmlns:v="urn:schemas-microsoft-com:vml" xmlns:wp14="http://schemas.microsoft.com/office/word/2010/wordprocessingDrawing" xmlns:wp="http://schemas.openxmlformats.org/drawingml/2006/wordprocessingDrawing" xmlns:w10="urn:schemas-microsoft-com:office:word" xmlns:w="http://schemas.openxmlformats.org/wordprocessingml/2006/main" xmlns:w14="http://schemas.microsoft.com/office/word/2010/wordml" xmlns:w15="http://schemas.microsoft.com/office/word/2012/wordml" xmlns:w16cex="http://schemas.microsoft.com/office/word/2018/wordml/cex" xmlns:w16cid="http://schemas.microsoft.com/office/word/2016/wordml/cid" xmlns:w16="http://schemas.microsoft.com/office/word/2018/wordml" xmlns:w16du="http://schemas.microsoft.com/office/word/2023/wordml/word16du" xmlns:w16sdtdh="http://schemas.microsoft.com/office/word/2020/wordml/sdtdatahash" xmlns:w16sdtfl="http://schemas.microsoft.com/office/word/2024/wordml/sdtformatlock" xmlns:w16se="http://schemas.microsoft.com/office/word/2015/wordml/symex" xmlns:wpg="http://schemas.microsoft.com/office/word/2010/wordprocessingGroup" xmlns:wpi="http://schemas.microsoft.com/office/word/2010/wordprocessingInk" xmlns:wne="http://schemas.microsoft.com/office/word/2006/wordml" xmlns:wps="http://schemas.microsoft.com/office/word/2010/wordprocessingShape" mc:Ignorable="w14 w15 w16se w16cid w16 w16cex w16sdtdh w16sdtfl w16du wp14">
+<w:numbering xmlns:wpc="http://schemas.microsoft.com/office/word/2010/wordprocessingCanvas" xmlns:cx="http://schemas.microsoft.com/office/drawing/2014/chartex" xmlns:cx1="http://schemas.microsoft.com/office/drawing/2015/9/8/chartex" xmlns:cx2="http://schemas.microsoft.com/office/drawing/2015/10/21/chartex" xmlns:cx3="http://schemas.microsoft.com/office/drawing/2016/5/9/chartex" xmlns:cx4="http://schemas.microsoft.com/office/drawing/2016/5/10/chartex" xmlns:cx5="http://schemas.microsoft.com/office/drawing/2016/5/11/chartex" xmlns:cx6="http://schemas.microsoft.com/office/drawing/2016/5/12/chartex" xmlns:cx7="http://schemas.microsoft.com/office/drawing/2016/5/13/chartex" xmlns:cx8="http://schemas.microsoft.com/office/drawing/2016/5/14/chartex" xmlns:mc="http://schemas.openxmlformats.org/markup-compatibility/2006" xmlns:m="http://schemas.openxmlformats.org/officeDocument/2006/math" xmlns:aink="http://schemas.microsoft.com/office/drawing/2016/ink" xmlns:am3d="http://schemas.microsoft.com/office/drawing/2017/model3d" xmlns:oel="http://schemas.microsoft.com/office/2019/extlst" xmlns:r="http://schemas.openxmlformats.org/officeDocument/2006/relationships" xmlns:wp14="http://schemas.microsoft.com/office/word/2010/wordprocessingDrawing" xmlns:wp="http://schemas.openxmlformats.org/drawingml/2006/wordprocessingDrawing" xmlns:wpg="http://schemas.microsoft.com/office/word/2010/wordprocessingGroup" xmlns:wpi="http://schemas.microsoft.com/office/word/2010/wordprocessingInk" xmlns:wps="http://schemas.microsoft.com/office/word/2010/wordprocessingShape" xmlns:o="urn:schemas-microsoft-com:office:office" xmlns:v="urn:schemas-microsoft-com:vml" xmlns:w10="urn:schemas-microsoft-com:office:word" xmlns:w="http://schemas.openxmlformats.org/wordprocessingml/2006/main" xmlns:w14="http://schemas.microsoft.com/office/word/2010/wordml" xmlns:w15="http://schemas.microsoft.com/office/word/2012/wordml" xmlns:w16cei="http://schemas.microsoft.com/office/word/2026/wordml/cei" xmlns:w16cex="http://schemas.microsoft.com/office/word/2018/wordml/cex" xmlns:w16cid="http://schemas.microsoft.com/office/word/2016/wordml/cid" xmlns:w16="http://schemas.microsoft.com/office/word/2018/wordml" xmlns:w16sdtdh="http://schemas.microsoft.com/office/word/2020/wordml/sdtdatahash" xmlns:w16sdtfl="http://schemas.microsoft.com/office/word/2024/wordml/sdtformatlock" xmlns:w16se="http://schemas.microsoft.com/office/word/2015/wordml/symex" xmlns:w16du="http://schemas.microsoft.com/office/word/2023/wordml/word16du" xmlns:wne="http://schemas.microsoft.com/office/word/2006/wordml" mc:Ignorable="w14 w15 w16se w16cid w16 w16cex w16sdtdh w16sdtfl w16du wp14">
   <w:abstractNum w:abstractNumId="0" w15:restartNumberingAfterBreak="0">
     <w:nsid w:val="019E4ABC"/>
     <w:multiLevelType w:val="hybridMultilevel"/>
@@ -9768,7 +10148,7 @@
 </file>
 
 <file path=word/styles.xml><?xml version="1.0" encoding="utf-8"?>
-<w:styles xmlns:mc="http://schemas.openxmlformats.org/markup-compatibility/2006" xmlns:r="http://schemas.openxmlformats.org/officeDocument/2006/relationships" xmlns:w="http://schemas.openxmlformats.org/wordprocessingml/2006/main" xmlns:w14="http://schemas.microsoft.com/office/word/2010/wordml" xmlns:w15="http://schemas.microsoft.com/office/word/2012/wordml" xmlns:w16cex="http://schemas.microsoft.com/office/word/2018/wordml/cex" xmlns:w16cid="http://schemas.microsoft.com/office/word/2016/wordml/cid" xmlns:w16="http://schemas.microsoft.com/office/word/2018/wordml" xmlns:w16du="http://schemas.microsoft.com/office/word/2023/wordml/word16du" xmlns:w16sdtdh="http://schemas.microsoft.com/office/word/2020/wordml/sdtdatahash" xmlns:w16sdtfl="http://schemas.microsoft.com/office/word/2024/wordml/sdtformatlock" xmlns:w16se="http://schemas.microsoft.com/office/word/2015/wordml/symex" mc:Ignorable="w14 w15 w16se w16cid w16 w16cex w16sdtdh w16sdtfl w16du">
+<w:styles xmlns:mc="http://schemas.openxmlformats.org/markup-compatibility/2006" xmlns:r="http://schemas.openxmlformats.org/officeDocument/2006/relationships" xmlns:w="http://schemas.openxmlformats.org/wordprocessingml/2006/main" xmlns:w14="http://schemas.microsoft.com/office/word/2010/wordml" xmlns:w15="http://schemas.microsoft.com/office/word/2012/wordml" xmlns:w16cex="http://schemas.microsoft.com/office/word/2018/wordml/cex" xmlns:w16cid="http://schemas.microsoft.com/office/word/2016/wordml/cid" xmlns:w16="http://schemas.microsoft.com/office/word/2018/wordml" xmlns:w16sdtdh="http://schemas.microsoft.com/office/word/2020/wordml/sdtdatahash" xmlns:w16sdtfl="http://schemas.microsoft.com/office/word/2024/wordml/sdtformatlock" xmlns:w16se="http://schemas.microsoft.com/office/word/2015/wordml/symex" xmlns:w16du="http://schemas.microsoft.com/office/word/2023/wordml/word16du" mc:Ignorable="w14 w15 w16se w16cid w16 w16cex w16sdtdh w16sdtfl w16du">
   <w:docDefaults>
     <w:rPrDefault>
       <w:rPr>
